--- a/Android文档.docx
+++ b/Android文档.docx
@@ -96,11 +96,6 @@
       <w:proofErr w:type="spellEnd"/>
     </w:p>
     <w:p>
-      <w:pPr>
-        <w:rPr>
-          <w:rFonts w:hint="eastAsia"/>
-        </w:rPr>
-      </w:pPr>
       <w:r>
         <w:rPr>
           <w:rFonts w:hint="eastAsia"/>
@@ -122,7 +117,7 @@
                     <pic:cNvPicPr/>
                   </pic:nvPicPr>
                   <pic:blipFill>
-                    <a:blip r:embed="rId4">
+                    <a:blip r:embed="rId5">
                       <a:extLst>
                         <a:ext uri="{28A0092B-C50C-407E-A947-70E740481C1C}">
                           <a14:useLocalDpi xmlns:a14="http://schemas.microsoft.com/office/drawing/2010/main" val="0"/>
@@ -419,6 +414,4581 @@
     </w:p>
     <w:p>
       <w:pPr>
+        <w:pStyle w:val="1"/>
+      </w:pPr>
+      <w:r>
+        <w:rPr>
+          <w:rFonts w:hint="eastAsia"/>
+        </w:rPr>
+        <w:t>初级控件</w:t>
+      </w:r>
+    </w:p>
+    <w:p/>
+    <w:p>
+      <w:pPr>
+        <w:pStyle w:val="2"/>
+      </w:pPr>
+      <w:r>
+        <w:rPr>
+          <w:rFonts w:hint="eastAsia"/>
+        </w:rPr>
+        <w:t>像素：</w:t>
+      </w:r>
+    </w:p>
+    <w:p>
+      <w:pPr>
+        <w:ind w:left="780"/>
+      </w:pPr>
+      <w:r>
+        <w:rPr>
+          <w:rFonts w:hint="eastAsia"/>
+        </w:rPr>
+        <w:t>Android</w:t>
+      </w:r>
+      <w:r>
+        <w:t xml:space="preserve"> </w:t>
+      </w:r>
+      <w:r>
+        <w:rPr>
+          <w:rFonts w:hint="eastAsia"/>
+        </w:rPr>
+        <w:t>支持的像素单位：</w:t>
+      </w:r>
+    </w:p>
+    <w:p>
+      <w:pPr>
+        <w:ind w:left="780"/>
+        <w:rPr>
+          <w:color w:val="FF0000"/>
+        </w:rPr>
+      </w:pPr>
+      <w:r>
+        <w:lastRenderedPageBreak/>
+        <w:tab/>
+      </w:r>
+      <w:r>
+        <w:tab/>
+      </w:r>
+      <w:r>
+        <w:rPr>
+          <w:color w:val="FF0000"/>
+        </w:rPr>
+        <w:t xml:space="preserve">Px </w:t>
+      </w:r>
+      <w:r>
+        <w:rPr>
+          <w:rFonts w:hint="eastAsia"/>
+          <w:color w:val="FF0000"/>
+        </w:rPr>
+        <w:t>像素</w:t>
+      </w:r>
+    </w:p>
+    <w:p>
+      <w:pPr>
+        <w:ind w:left="780"/>
+      </w:pPr>
+      <w:r>
+        <w:t xml:space="preserve"> </w:t>
+      </w:r>
+      <w:r>
+        <w:tab/>
+        <w:t xml:space="preserve">In </w:t>
+      </w:r>
+      <w:r>
+        <w:rPr>
+          <w:rFonts w:hint="eastAsia"/>
+        </w:rPr>
+        <w:t>英寸</w:t>
+      </w:r>
+    </w:p>
+    <w:p>
+      <w:pPr>
+        <w:ind w:left="780"/>
+      </w:pPr>
+      <w:r>
+        <w:tab/>
+      </w:r>
+      <w:r>
+        <w:tab/>
+        <w:t xml:space="preserve">Mm </w:t>
+      </w:r>
+      <w:r>
+        <w:rPr>
+          <w:rFonts w:hint="eastAsia"/>
+        </w:rPr>
+        <w:t>毫米</w:t>
+      </w:r>
+    </w:p>
+    <w:p>
+      <w:pPr>
+        <w:ind w:left="780"/>
+      </w:pPr>
+      <w:r>
+        <w:tab/>
+      </w:r>
+      <w:r>
+        <w:tab/>
+        <w:t xml:space="preserve">Pt </w:t>
+      </w:r>
+      <w:r>
+        <w:rPr>
+          <w:rFonts w:hint="eastAsia"/>
+        </w:rPr>
+        <w:t>磅（1</w:t>
+      </w:r>
+      <w:r>
+        <w:t>/72</w:t>
+      </w:r>
+      <w:r>
+        <w:rPr>
+          <w:rFonts w:hint="eastAsia"/>
+        </w:rPr>
+        <w:t>英寸）</w:t>
+      </w:r>
+    </w:p>
+    <w:p>
+      <w:pPr>
+        <w:ind w:left="780"/>
+      </w:pPr>
+      <w:r>
+        <w:tab/>
+      </w:r>
+      <w:r>
+        <w:tab/>
+      </w:r>
+      <w:proofErr w:type="spellStart"/>
+      <w:r>
+        <w:rPr>
+          <w:color w:val="FF0000"/>
+        </w:rPr>
+        <w:t>D</w:t>
+      </w:r>
+      <w:r>
+        <w:rPr>
+          <w:rFonts w:hint="eastAsia"/>
+          <w:color w:val="FF0000"/>
+        </w:rPr>
+        <w:t>p</w:t>
+      </w:r>
+      <w:proofErr w:type="spellEnd"/>
+      <w:r>
+        <w:rPr>
+          <w:color w:val="FF0000"/>
+        </w:rPr>
+        <w:t xml:space="preserve"> </w:t>
+      </w:r>
+      <w:r>
+        <w:rPr>
+          <w:rFonts w:hint="eastAsia"/>
+          <w:color w:val="FF0000"/>
+        </w:rPr>
+        <w:t>与设备无关的显示单位</w:t>
+      </w:r>
+    </w:p>
+    <w:p>
+      <w:pPr>
+        <w:ind w:left="780"/>
+      </w:pPr>
+      <w:r>
+        <w:tab/>
+      </w:r>
+      <w:r>
+        <w:tab/>
+        <w:t>D</w:t>
+      </w:r>
+      <w:r>
+        <w:rPr>
+          <w:rFonts w:hint="eastAsia"/>
+        </w:rPr>
+        <w:t>ip</w:t>
+      </w:r>
+      <w:r>
+        <w:t xml:space="preserve"> </w:t>
+      </w:r>
+      <w:proofErr w:type="spellStart"/>
+      <w:r>
+        <w:t>dp</w:t>
+      </w:r>
+      <w:proofErr w:type="spellEnd"/>
+    </w:p>
+    <w:p>
+      <w:pPr>
+        <w:ind w:left="780"/>
+        <w:rPr>
+          <w:color w:val="FF0000"/>
+        </w:rPr>
+      </w:pPr>
+      <w:r>
+        <w:tab/>
+      </w:r>
+      <w:r>
+        <w:tab/>
+      </w:r>
+      <w:proofErr w:type="spellStart"/>
+      <w:r>
+        <w:rPr>
+          <w:color w:val="FF0000"/>
+        </w:rPr>
+        <w:t>Sp</w:t>
+      </w:r>
+      <w:proofErr w:type="spellEnd"/>
+      <w:r>
+        <w:rPr>
+          <w:color w:val="FF0000"/>
+        </w:rPr>
+        <w:t xml:space="preserve"> </w:t>
+      </w:r>
+      <w:r>
+        <w:rPr>
+          <w:rFonts w:hint="eastAsia"/>
+          <w:color w:val="FF0000"/>
+        </w:rPr>
+        <w:t>用于设置字体大小</w:t>
+      </w:r>
+    </w:p>
+    <w:p>
+      <w:pPr>
+        <w:ind w:left="780"/>
+        <w:rPr>
+          <w:color w:val="FF0000"/>
+        </w:rPr>
+      </w:pPr>
+    </w:p>
+    <w:p>
+      <w:pPr>
+        <w:ind w:left="780"/>
+        <w:rPr>
+          <w:color w:val="000000" w:themeColor="text1"/>
+        </w:rPr>
+      </w:pPr>
+      <w:r>
+        <w:rPr>
+          <w:color w:val="FF0000"/>
+        </w:rPr>
+        <w:tab/>
+      </w:r>
+      <w:r>
+        <w:rPr>
+          <w:color w:val="FF0000"/>
+        </w:rPr>
+        <w:tab/>
+      </w:r>
+      <w:r>
+        <w:rPr>
+          <w:color w:val="000000" w:themeColor="text1"/>
+        </w:rPr>
+        <w:t>Px</w:t>
+      </w:r>
+      <w:r>
+        <w:rPr>
+          <w:color w:val="000000" w:themeColor="text1"/>
+        </w:rPr>
+        <w:t xml:space="preserve"> </w:t>
+      </w:r>
+      <w:r>
+        <w:rPr>
+          <w:rFonts w:hint="eastAsia"/>
+          <w:color w:val="000000" w:themeColor="text1"/>
+        </w:rPr>
+        <w:t>是手机屏幕上可显示的最小单位</w:t>
+      </w:r>
+    </w:p>
+    <w:p>
+      <w:pPr>
+        <w:ind w:left="780"/>
+        <w:rPr>
+          <w:color w:val="000000" w:themeColor="text1"/>
+        </w:rPr>
+      </w:pPr>
+      <w:r>
+        <w:rPr>
+          <w:color w:val="000000" w:themeColor="text1"/>
+        </w:rPr>
+        <w:tab/>
+      </w:r>
+      <w:r>
+        <w:rPr>
+          <w:color w:val="000000" w:themeColor="text1"/>
+        </w:rPr>
+        <w:tab/>
+      </w:r>
+      <w:proofErr w:type="spellStart"/>
+      <w:r>
+        <w:rPr>
+          <w:color w:val="000000" w:themeColor="text1"/>
+        </w:rPr>
+        <w:t>D</w:t>
+      </w:r>
+      <w:r>
+        <w:rPr>
+          <w:rFonts w:hint="eastAsia"/>
+          <w:color w:val="000000" w:themeColor="text1"/>
+        </w:rPr>
+        <w:t>p</w:t>
+      </w:r>
+      <w:proofErr w:type="spellEnd"/>
+      <w:r>
+        <w:rPr>
+          <w:color w:val="000000" w:themeColor="text1"/>
+        </w:rPr>
+        <w:t xml:space="preserve"> </w:t>
+      </w:r>
+      <w:r>
+        <w:rPr>
+          <w:rFonts w:hint="eastAsia"/>
+          <w:color w:val="000000" w:themeColor="text1"/>
+        </w:rPr>
+        <w:t>与物理设备无关，只与屏幕的尺寸有关，同尺寸的屏幕以</w:t>
+      </w:r>
+      <w:proofErr w:type="spellStart"/>
+      <w:r>
+        <w:rPr>
+          <w:rFonts w:hint="eastAsia"/>
+          <w:color w:val="000000" w:themeColor="text1"/>
+        </w:rPr>
+        <w:t>dp</w:t>
+      </w:r>
+      <w:proofErr w:type="spellEnd"/>
+      <w:r>
+        <w:rPr>
+          <w:rFonts w:hint="eastAsia"/>
+          <w:color w:val="000000" w:themeColor="text1"/>
+        </w:rPr>
+        <w:t>计量的分辨率是一样的</w:t>
+      </w:r>
+    </w:p>
+    <w:p>
+      <w:pPr>
+        <w:ind w:left="780"/>
+        <w:rPr>
+          <w:color w:val="000000" w:themeColor="text1"/>
+        </w:rPr>
+      </w:pPr>
+    </w:p>
+    <w:p>
+      <w:pPr>
+        <w:ind w:left="780"/>
+        <w:rPr>
+          <w:color w:val="000000" w:themeColor="text1"/>
+        </w:rPr>
+      </w:pPr>
+      <w:r>
+        <w:rPr>
+          <w:color w:val="000000" w:themeColor="text1"/>
+        </w:rPr>
+        <w:tab/>
+      </w:r>
+      <w:r>
+        <w:rPr>
+          <w:color w:val="000000" w:themeColor="text1"/>
+        </w:rPr>
+        <w:tab/>
+      </w:r>
+      <w:proofErr w:type="spellStart"/>
+      <w:r>
+        <w:rPr>
+          <w:rFonts w:hint="eastAsia"/>
+          <w:color w:val="000000" w:themeColor="text1"/>
+        </w:rPr>
+        <w:t>sp</w:t>
+      </w:r>
+      <w:proofErr w:type="spellEnd"/>
+      <w:r>
+        <w:rPr>
+          <w:color w:val="000000" w:themeColor="text1"/>
+        </w:rPr>
+        <w:t xml:space="preserve"> </w:t>
+      </w:r>
+      <w:r>
+        <w:rPr>
+          <w:rFonts w:hint="eastAsia"/>
+          <w:color w:val="000000" w:themeColor="text1"/>
+        </w:rPr>
+        <w:t xml:space="preserve">专门用于文字设置（在普通字体大小时 </w:t>
+      </w:r>
+      <w:proofErr w:type="spellStart"/>
+      <w:r>
+        <w:rPr>
+          <w:rFonts w:hint="eastAsia"/>
+          <w:color w:val="000000" w:themeColor="text1"/>
+        </w:rPr>
+        <w:t>dp</w:t>
+      </w:r>
+      <w:proofErr w:type="spellEnd"/>
+      <w:r>
+        <w:rPr>
+          <w:color w:val="000000" w:themeColor="text1"/>
+        </w:rPr>
+        <w:t xml:space="preserve"> </w:t>
+      </w:r>
+      <w:r>
+        <w:rPr>
+          <w:rFonts w:hint="eastAsia"/>
+          <w:color w:val="000000" w:themeColor="text1"/>
+        </w:rPr>
+        <w:t xml:space="preserve">与 </w:t>
+      </w:r>
+      <w:proofErr w:type="spellStart"/>
+      <w:r>
+        <w:rPr>
+          <w:rFonts w:hint="eastAsia"/>
+          <w:color w:val="000000" w:themeColor="text1"/>
+        </w:rPr>
+        <w:t>sp</w:t>
+      </w:r>
+      <w:proofErr w:type="spellEnd"/>
+      <w:r>
+        <w:rPr>
+          <w:color w:val="000000" w:themeColor="text1"/>
+        </w:rPr>
+        <w:t xml:space="preserve"> </w:t>
+      </w:r>
+      <w:r>
+        <w:rPr>
+          <w:rFonts w:hint="eastAsia"/>
+          <w:color w:val="000000" w:themeColor="text1"/>
+        </w:rPr>
+        <w:t>一样大）</w:t>
+      </w:r>
+    </w:p>
+    <w:p>
+      <w:pPr>
+        <w:ind w:left="780"/>
+        <w:rPr>
+          <w:color w:val="000000" w:themeColor="text1"/>
+        </w:rPr>
+      </w:pPr>
+      <w:r>
+        <w:rPr>
+          <w:color w:val="000000" w:themeColor="text1"/>
+        </w:rPr>
+        <w:tab/>
+      </w:r>
+      <w:r>
+        <w:rPr>
+          <w:color w:val="000000" w:themeColor="text1"/>
+        </w:rPr>
+        <w:tab/>
+      </w:r>
+    </w:p>
+    <w:p>
+      <w:pPr>
+        <w:ind w:left="780"/>
+        <w:rPr>
+          <w:color w:val="5B9BD5" w:themeColor="accent5"/>
+        </w:rPr>
+      </w:pPr>
+      <w:r>
+        <w:rPr>
+          <w:color w:val="000000" w:themeColor="text1"/>
+        </w:rPr>
+        <w:tab/>
+      </w:r>
+      <w:r>
+        <w:rPr>
+          <w:color w:val="5B9BD5" w:themeColor="accent5"/>
+        </w:rPr>
+        <w:tab/>
+      </w:r>
+      <w:proofErr w:type="spellStart"/>
+      <w:r>
+        <w:rPr>
+          <w:rFonts w:hint="eastAsia"/>
+          <w:color w:val="5B9BD5" w:themeColor="accent5"/>
+        </w:rPr>
+        <w:t>dp</w:t>
+      </w:r>
+      <w:proofErr w:type="spellEnd"/>
+      <w:r>
+        <w:rPr>
+          <w:color w:val="5B9BD5" w:themeColor="accent5"/>
+        </w:rPr>
+        <w:t xml:space="preserve"> </w:t>
+      </w:r>
+      <w:r>
+        <w:rPr>
+          <w:rFonts w:hint="eastAsia"/>
+          <w:color w:val="5B9BD5" w:themeColor="accent5"/>
+        </w:rPr>
+        <w:t>与系统设置的字体大小没有关系，而</w:t>
+      </w:r>
+      <w:proofErr w:type="spellStart"/>
+      <w:r>
+        <w:rPr>
+          <w:rFonts w:hint="eastAsia"/>
+          <w:color w:val="5B9BD5" w:themeColor="accent5"/>
+        </w:rPr>
+        <w:t>sp</w:t>
+      </w:r>
+      <w:proofErr w:type="spellEnd"/>
+      <w:r>
+        <w:rPr>
+          <w:rFonts w:hint="eastAsia"/>
+          <w:color w:val="5B9BD5" w:themeColor="accent5"/>
+        </w:rPr>
+        <w:t>会随着系统设置的字体大小变大或者变小。</w:t>
+      </w:r>
+    </w:p>
+    <w:p>
+      <w:pPr>
+        <w:ind w:left="780"/>
+        <w:rPr>
+          <w:color w:val="5B9BD5" w:themeColor="accent5"/>
+        </w:rPr>
+      </w:pPr>
+    </w:p>
+    <w:p>
+      <w:pPr>
+        <w:pStyle w:val="a4"/>
+        <w:jc w:val="left"/>
+        <w:rPr>
+          <w:rStyle w:val="a6"/>
+          <w:b w:val="0"/>
+          <w:bCs w:val="0"/>
+          <w:i w:val="0"/>
+          <w:iCs w:val="0"/>
+          <w:sz w:val="21"/>
+          <w:szCs w:val="21"/>
+        </w:rPr>
+      </w:pPr>
+      <w:r>
+        <w:rPr>
+          <w:color w:val="5B9BD5" w:themeColor="accent5"/>
+        </w:rPr>
+        <w:tab/>
+      </w:r>
+      <w:r>
+        <w:rPr>
+          <w:color w:val="5B9BD5" w:themeColor="accent5"/>
+        </w:rPr>
+        <w:tab/>
+      </w:r>
+      <w:r>
+        <w:rPr>
+          <w:rStyle w:val="a6"/>
+          <w:rFonts w:hint="eastAsia"/>
+          <w:b w:val="0"/>
+          <w:bCs w:val="0"/>
+          <w:i w:val="0"/>
+          <w:iCs w:val="0"/>
+          <w:sz w:val="21"/>
+          <w:szCs w:val="21"/>
+        </w:rPr>
+        <w:t>像素密度：</w:t>
+      </w:r>
+    </w:p>
+    <w:p>
+      <w:r>
+        <w:tab/>
+      </w:r>
+      <w:r>
+        <w:tab/>
+      </w:r>
+      <w:r>
+        <w:tab/>
+      </w:r>
+      <w:r>
+        <w:rPr>
+          <w:rFonts w:hint="eastAsia"/>
+        </w:rPr>
+        <w:t xml:space="preserve">获取方式： </w:t>
+      </w:r>
+      <w:proofErr w:type="spellStart"/>
+      <w:r>
+        <w:t>context.getResources</w:t>
+      </w:r>
+      <w:proofErr w:type="spellEnd"/>
+      <w:r>
+        <w:t>().</w:t>
+      </w:r>
+      <w:proofErr w:type="spellStart"/>
+      <w:r>
+        <w:t>getDisplayMetrics</w:t>
+      </w:r>
+      <w:proofErr w:type="spellEnd"/>
+      <w:r>
+        <w:t>().density;</w:t>
+      </w:r>
+    </w:p>
+    <w:p/>
+    <w:p>
+      <w:r>
+        <w:tab/>
+      </w:r>
+      <w:r>
+        <w:tab/>
+      </w:r>
+      <w:r>
+        <w:tab/>
+      </w:r>
+      <w:r>
+        <w:rPr>
+          <w:rFonts w:hint="eastAsia"/>
+        </w:rPr>
+        <w:t>在 xml</w:t>
+      </w:r>
+      <w:r>
+        <w:t xml:space="preserve"> </w:t>
+      </w:r>
+      <w:r>
+        <w:rPr>
+          <w:rFonts w:hint="eastAsia"/>
+        </w:rPr>
+        <w:t xml:space="preserve">布局文件中除了文字外，统一使用 </w:t>
+      </w:r>
+      <w:proofErr w:type="spellStart"/>
+      <w:r>
+        <w:rPr>
+          <w:rFonts w:hint="eastAsia"/>
+        </w:rPr>
+        <w:t>dp</w:t>
+      </w:r>
+      <w:proofErr w:type="spellEnd"/>
+      <w:r>
+        <w:rPr>
+          <w:rFonts w:hint="eastAsia"/>
+        </w:rPr>
+        <w:t>作为基本单位。</w:t>
+      </w:r>
+    </w:p>
+    <w:p>
+      <w:r>
+        <w:tab/>
+      </w:r>
+      <w:r>
+        <w:tab/>
+      </w:r>
+      <w:r>
+        <w:tab/>
+      </w:r>
+      <w:r>
+        <w:rPr>
+          <w:rFonts w:hint="eastAsia"/>
+        </w:rPr>
+        <w:t>在代码中设置大小的函数基本以 px</w:t>
+      </w:r>
+      <w:r>
+        <w:t xml:space="preserve"> </w:t>
+      </w:r>
+      <w:r>
+        <w:rPr>
+          <w:rFonts w:hint="eastAsia"/>
+        </w:rPr>
+        <w:t xml:space="preserve">为单位，所以设计到 </w:t>
+      </w:r>
+      <w:proofErr w:type="spellStart"/>
+      <w:r>
+        <w:rPr>
+          <w:rFonts w:hint="eastAsia"/>
+        </w:rPr>
+        <w:t>dp</w:t>
+      </w:r>
+      <w:proofErr w:type="spellEnd"/>
+      <w:r>
+        <w:rPr>
+          <w:rFonts w:hint="eastAsia"/>
+        </w:rPr>
+        <w:t>与px</w:t>
+      </w:r>
+      <w:r>
+        <w:t xml:space="preserve"> </w:t>
+      </w:r>
+      <w:r>
+        <w:rPr>
+          <w:rFonts w:hint="eastAsia"/>
+        </w:rPr>
+        <w:t>的转换。</w:t>
+      </w:r>
+    </w:p>
+    <w:p>
+      <w:r>
+        <w:tab/>
+      </w:r>
+      <w:r>
+        <w:tab/>
+      </w:r>
+    </w:p>
+    <w:p>
+      <w:r>
+        <w:tab/>
+      </w:r>
+      <w:r>
+        <w:tab/>
+      </w:r>
+    </w:p>
+    <w:p>
+      <w:pPr>
+        <w:rPr>
+          <w:rStyle w:val="a6"/>
+          <w:i w:val="0"/>
+          <w:iCs w:val="0"/>
+        </w:rPr>
+      </w:pPr>
+      <w:r>
+        <w:tab/>
+      </w:r>
+      <w:r>
+        <w:tab/>
+      </w:r>
+      <w:r>
+        <w:rPr>
+          <w:rStyle w:val="a6"/>
+          <w:rFonts w:hint="eastAsia"/>
+          <w:i w:val="0"/>
+          <w:iCs w:val="0"/>
+        </w:rPr>
+        <w:t>颜色：</w:t>
+      </w:r>
+    </w:p>
+    <w:p>
+      <w:pPr>
+        <w:rPr>
+          <w:rStyle w:val="a6"/>
+          <w:i w:val="0"/>
+          <w:iCs w:val="0"/>
+          <w:color w:val="000000" w:themeColor="text1"/>
+        </w:rPr>
+      </w:pPr>
+      <w:r>
+        <w:rPr>
+          <w:rStyle w:val="a6"/>
+        </w:rPr>
+        <w:tab/>
+      </w:r>
+      <w:r>
+        <w:rPr>
+          <w:rStyle w:val="a6"/>
+        </w:rPr>
+        <w:tab/>
+      </w:r>
+      <w:r>
+        <w:rPr>
+          <w:rStyle w:val="a6"/>
+        </w:rPr>
+        <w:tab/>
+      </w:r>
+      <w:r>
+        <w:rPr>
+          <w:rStyle w:val="a6"/>
+          <w:rFonts w:hint="eastAsia"/>
+          <w:i w:val="0"/>
+          <w:iCs w:val="0"/>
+          <w:color w:val="000000" w:themeColor="text1"/>
+        </w:rPr>
+        <w:t>代码中不要使用6位颜色编码</w:t>
+      </w:r>
+    </w:p>
+    <w:p>
+      <w:pPr>
+        <w:rPr>
+          <w:rStyle w:val="a6"/>
+        </w:rPr>
+      </w:pPr>
+    </w:p>
+    <w:p>
+      <w:pPr>
+        <w:rPr>
+          <w:rStyle w:val="a6"/>
+          <w:i w:val="0"/>
+          <w:iCs w:val="0"/>
+        </w:rPr>
+      </w:pPr>
+      <w:r>
+        <w:rPr>
+          <w:rStyle w:val="a6"/>
+        </w:rPr>
+        <w:tab/>
+      </w:r>
+      <w:r>
+        <w:rPr>
+          <w:rStyle w:val="a6"/>
+        </w:rPr>
+        <w:tab/>
+      </w:r>
+      <w:r>
+        <w:rPr>
+          <w:rStyle w:val="a6"/>
+          <w:rFonts w:hint="eastAsia"/>
+          <w:i w:val="0"/>
+          <w:iCs w:val="0"/>
+        </w:rPr>
+        <w:t>屏幕分辨率：</w:t>
+      </w:r>
+    </w:p>
+    <w:p>
+      <w:pPr>
+        <w:rPr>
+          <w:rStyle w:val="a6"/>
+          <w:i w:val="0"/>
+          <w:iCs w:val="0"/>
+          <w:color w:val="000000" w:themeColor="text1"/>
+        </w:rPr>
+      </w:pPr>
+      <w:r>
+        <w:rPr>
+          <w:rStyle w:val="a6"/>
+          <w:i w:val="0"/>
+          <w:iCs w:val="0"/>
+        </w:rPr>
+        <w:tab/>
+      </w:r>
+      <w:r>
+        <w:rPr>
+          <w:rStyle w:val="a6"/>
+          <w:i w:val="0"/>
+          <w:iCs w:val="0"/>
+        </w:rPr>
+        <w:tab/>
+      </w:r>
+      <w:r>
+        <w:rPr>
+          <w:rStyle w:val="a6"/>
+          <w:i w:val="0"/>
+          <w:iCs w:val="0"/>
+        </w:rPr>
+        <w:tab/>
+      </w:r>
+      <w:proofErr w:type="spellStart"/>
+      <w:r>
+        <w:rPr>
+          <w:rStyle w:val="a6"/>
+          <w:i w:val="0"/>
+          <w:iCs w:val="0"/>
+          <w:color w:val="000000" w:themeColor="text1"/>
+        </w:rPr>
+        <w:t>DisplayMetircs</w:t>
+      </w:r>
+      <w:proofErr w:type="spellEnd"/>
+      <w:r>
+        <w:rPr>
+          <w:rStyle w:val="a6"/>
+          <w:rFonts w:hint="eastAsia"/>
+          <w:i w:val="0"/>
+          <w:iCs w:val="0"/>
+          <w:color w:val="000000" w:themeColor="text1"/>
+        </w:rPr>
+        <w:t>类</w:t>
+      </w:r>
+    </w:p>
+    <w:p>
+      <w:pPr>
+        <w:rPr>
+          <w:rStyle w:val="a6"/>
+          <w:i w:val="0"/>
+          <w:iCs w:val="0"/>
+          <w:color w:val="000000" w:themeColor="text1"/>
+        </w:rPr>
+      </w:pPr>
+      <w:r>
+        <w:rPr>
+          <w:rStyle w:val="a6"/>
+          <w:i w:val="0"/>
+          <w:iCs w:val="0"/>
+          <w:color w:val="000000" w:themeColor="text1"/>
+        </w:rPr>
+        <w:tab/>
+      </w:r>
+      <w:r>
+        <w:rPr>
+          <w:rStyle w:val="a6"/>
+          <w:i w:val="0"/>
+          <w:iCs w:val="0"/>
+          <w:color w:val="000000" w:themeColor="text1"/>
+        </w:rPr>
+        <w:tab/>
+      </w:r>
+      <w:r>
+        <w:rPr>
+          <w:rStyle w:val="a6"/>
+          <w:i w:val="0"/>
+          <w:iCs w:val="0"/>
+          <w:color w:val="000000" w:themeColor="text1"/>
+        </w:rPr>
+        <w:tab/>
+      </w:r>
+      <w:r>
+        <w:rPr>
+          <w:rStyle w:val="a6"/>
+          <w:i w:val="0"/>
+          <w:iCs w:val="0"/>
+          <w:color w:val="000000" w:themeColor="text1"/>
+        </w:rPr>
+        <w:tab/>
+      </w:r>
+      <w:proofErr w:type="spellStart"/>
+      <w:r>
+        <w:rPr>
+          <w:rStyle w:val="a6"/>
+          <w:i w:val="0"/>
+          <w:iCs w:val="0"/>
+          <w:color w:val="000000" w:themeColor="text1"/>
+        </w:rPr>
+        <w:t>withPixels</w:t>
+      </w:r>
+      <w:proofErr w:type="spellEnd"/>
+      <w:r>
+        <w:rPr>
+          <w:rStyle w:val="a6"/>
+          <w:i w:val="0"/>
+          <w:iCs w:val="0"/>
+          <w:color w:val="000000" w:themeColor="text1"/>
+        </w:rPr>
+        <w:t xml:space="preserve">: </w:t>
+      </w:r>
+      <w:r>
+        <w:rPr>
+          <w:rStyle w:val="a6"/>
+          <w:rFonts w:hint="eastAsia"/>
+          <w:i w:val="0"/>
+          <w:iCs w:val="0"/>
+          <w:color w:val="000000" w:themeColor="text1"/>
+        </w:rPr>
+        <w:t>以px为计量单位的宽度值</w:t>
+      </w:r>
+    </w:p>
+    <w:p>
+      <w:pPr>
+        <w:rPr>
+          <w:rStyle w:val="a6"/>
+          <w:i w:val="0"/>
+          <w:iCs w:val="0"/>
+          <w:color w:val="000000" w:themeColor="text1"/>
+        </w:rPr>
+      </w:pPr>
+      <w:r>
+        <w:rPr>
+          <w:rStyle w:val="a6"/>
+          <w:i w:val="0"/>
+          <w:iCs w:val="0"/>
+          <w:color w:val="000000" w:themeColor="text1"/>
+        </w:rPr>
+        <w:tab/>
+      </w:r>
+      <w:r>
+        <w:rPr>
+          <w:rStyle w:val="a6"/>
+          <w:i w:val="0"/>
+          <w:iCs w:val="0"/>
+          <w:color w:val="000000" w:themeColor="text1"/>
+        </w:rPr>
+        <w:tab/>
+      </w:r>
+      <w:r>
+        <w:rPr>
+          <w:rStyle w:val="a6"/>
+          <w:i w:val="0"/>
+          <w:iCs w:val="0"/>
+          <w:color w:val="000000" w:themeColor="text1"/>
+        </w:rPr>
+        <w:tab/>
+      </w:r>
+      <w:r>
+        <w:rPr>
+          <w:rStyle w:val="a6"/>
+          <w:i w:val="0"/>
+          <w:iCs w:val="0"/>
+          <w:color w:val="000000" w:themeColor="text1"/>
+        </w:rPr>
+        <w:tab/>
+      </w:r>
+      <w:proofErr w:type="spellStart"/>
+      <w:r>
+        <w:rPr>
+          <w:rStyle w:val="a6"/>
+          <w:i w:val="0"/>
+          <w:iCs w:val="0"/>
+          <w:color w:val="000000" w:themeColor="text1"/>
+        </w:rPr>
+        <w:t>heightPixels</w:t>
+      </w:r>
+      <w:proofErr w:type="spellEnd"/>
+      <w:r>
+        <w:rPr>
+          <w:rStyle w:val="a6"/>
+          <w:i w:val="0"/>
+          <w:iCs w:val="0"/>
+          <w:color w:val="000000" w:themeColor="text1"/>
+        </w:rPr>
+        <w:t xml:space="preserve">: </w:t>
+      </w:r>
+      <w:r>
+        <w:rPr>
+          <w:rStyle w:val="a6"/>
+          <w:rFonts w:hint="eastAsia"/>
+          <w:i w:val="0"/>
+          <w:iCs w:val="0"/>
+          <w:color w:val="000000" w:themeColor="text1"/>
+        </w:rPr>
+        <w:t>以px为计量单位的高度值</w:t>
+      </w:r>
+    </w:p>
+    <w:p>
+      <w:pPr>
+        <w:rPr>
+          <w:rStyle w:val="a6"/>
+          <w:i w:val="0"/>
+          <w:iCs w:val="0"/>
+          <w:color w:val="000000" w:themeColor="text1"/>
+        </w:rPr>
+      </w:pPr>
+      <w:r>
+        <w:rPr>
+          <w:rStyle w:val="a6"/>
+          <w:i w:val="0"/>
+          <w:iCs w:val="0"/>
+          <w:color w:val="000000" w:themeColor="text1"/>
+        </w:rPr>
+        <w:tab/>
+      </w:r>
+      <w:r>
+        <w:rPr>
+          <w:rStyle w:val="a6"/>
+          <w:i w:val="0"/>
+          <w:iCs w:val="0"/>
+          <w:color w:val="000000" w:themeColor="text1"/>
+        </w:rPr>
+        <w:tab/>
+      </w:r>
+      <w:r>
+        <w:rPr>
+          <w:rStyle w:val="a6"/>
+          <w:i w:val="0"/>
+          <w:iCs w:val="0"/>
+          <w:color w:val="000000" w:themeColor="text1"/>
+        </w:rPr>
+        <w:tab/>
+      </w:r>
+      <w:r>
+        <w:rPr>
+          <w:rStyle w:val="a6"/>
+          <w:i w:val="0"/>
+          <w:iCs w:val="0"/>
+          <w:color w:val="000000" w:themeColor="text1"/>
+        </w:rPr>
+        <w:tab/>
+        <w:t xml:space="preserve">density: </w:t>
+      </w:r>
+      <w:r>
+        <w:rPr>
+          <w:rStyle w:val="a6"/>
+          <w:rFonts w:hint="eastAsia"/>
+          <w:i w:val="0"/>
+          <w:iCs w:val="0"/>
+          <w:color w:val="000000" w:themeColor="text1"/>
+        </w:rPr>
+        <w:t>像素密度</w:t>
+      </w:r>
+    </w:p>
+    <w:p>
+      <w:pPr>
+        <w:rPr>
+          <w:rStyle w:val="a6"/>
+          <w:i w:val="0"/>
+          <w:iCs w:val="0"/>
+        </w:rPr>
+      </w:pPr>
+      <w:r>
+        <w:rPr>
+          <w:rStyle w:val="a6"/>
+          <w:i w:val="0"/>
+          <w:iCs w:val="0"/>
+          <w:color w:val="000000" w:themeColor="text1"/>
+        </w:rPr>
+        <w:tab/>
+      </w:r>
+      <w:r>
+        <w:rPr>
+          <w:rStyle w:val="a6"/>
+          <w:i w:val="0"/>
+          <w:iCs w:val="0"/>
+          <w:color w:val="000000" w:themeColor="text1"/>
+        </w:rPr>
+        <w:tab/>
+      </w:r>
+      <w:r>
+        <w:rPr>
+          <w:rStyle w:val="a6"/>
+          <w:rFonts w:hint="eastAsia"/>
+          <w:i w:val="0"/>
+          <w:iCs w:val="0"/>
+        </w:rPr>
+        <w:t>简单布局</w:t>
+      </w:r>
+      <w:r>
+        <w:rPr>
+          <w:rStyle w:val="a6"/>
+          <w:rFonts w:hint="eastAsia"/>
+          <w:i w:val="0"/>
+          <w:iCs w:val="0"/>
+        </w:rPr>
+        <w:t>：</w:t>
+      </w:r>
+    </w:p>
+    <w:p>
+      <w:pPr>
+        <w:rPr>
+          <w:rStyle w:val="a6"/>
+          <w:i w:val="0"/>
+          <w:iCs w:val="0"/>
+        </w:rPr>
+      </w:pPr>
+      <w:r>
+        <w:rPr>
+          <w:rStyle w:val="a6"/>
+          <w:i w:val="0"/>
+          <w:iCs w:val="0"/>
+        </w:rPr>
+        <w:tab/>
+      </w:r>
+      <w:r>
+        <w:rPr>
+          <w:rStyle w:val="a6"/>
+          <w:i w:val="0"/>
+          <w:iCs w:val="0"/>
+        </w:rPr>
+        <w:tab/>
+      </w:r>
+      <w:r>
+        <w:rPr>
+          <w:rStyle w:val="a6"/>
+          <w:i w:val="0"/>
+          <w:iCs w:val="0"/>
+        </w:rPr>
+        <w:tab/>
+      </w:r>
+      <w:r>
+        <w:rPr>
+          <w:rStyle w:val="a6"/>
+          <w:rFonts w:hint="eastAsia"/>
+          <w:i w:val="0"/>
+          <w:iCs w:val="0"/>
+          <w:color w:val="000000" w:themeColor="text1"/>
+        </w:rPr>
+        <w:t>View视图的基本属性：</w:t>
+      </w:r>
+    </w:p>
+    <w:p>
+      <w:pPr>
+        <w:rPr>
+          <w:rStyle w:val="a6"/>
+          <w:i w:val="0"/>
+          <w:iCs w:val="0"/>
+          <w:color w:val="000000" w:themeColor="text1"/>
+        </w:rPr>
+      </w:pPr>
+      <w:r>
+        <w:rPr>
+          <w:rStyle w:val="a6"/>
+          <w:i w:val="0"/>
+          <w:iCs w:val="0"/>
+        </w:rPr>
+        <w:tab/>
+      </w:r>
+      <w:r>
+        <w:rPr>
+          <w:rStyle w:val="a6"/>
+          <w:i w:val="0"/>
+          <w:iCs w:val="0"/>
+        </w:rPr>
+        <w:tab/>
+      </w:r>
+      <w:r>
+        <w:rPr>
+          <w:rStyle w:val="a6"/>
+          <w:i w:val="0"/>
+          <w:iCs w:val="0"/>
+        </w:rPr>
+        <w:tab/>
+      </w:r>
+      <w:r>
+        <w:rPr>
+          <w:rStyle w:val="a6"/>
+          <w:i w:val="0"/>
+          <w:iCs w:val="0"/>
+          <w:color w:val="000000" w:themeColor="text1"/>
+        </w:rPr>
+        <w:tab/>
+      </w:r>
+      <w:r>
+        <w:rPr>
+          <w:rStyle w:val="a6"/>
+          <w:i w:val="0"/>
+          <w:iCs w:val="0"/>
+          <w:color w:val="000000" w:themeColor="text1"/>
+        </w:rPr>
+        <w:t>i</w:t>
+      </w:r>
+      <w:r>
+        <w:rPr>
+          <w:rStyle w:val="a6"/>
+          <w:rFonts w:hint="eastAsia"/>
+          <w:i w:val="0"/>
+          <w:iCs w:val="0"/>
+          <w:color w:val="000000" w:themeColor="text1"/>
+        </w:rPr>
+        <w:t>d</w:t>
+      </w:r>
+      <w:r>
+        <w:rPr>
+          <w:rStyle w:val="a6"/>
+          <w:i w:val="0"/>
+          <w:iCs w:val="0"/>
+          <w:color w:val="000000" w:themeColor="text1"/>
+        </w:rPr>
+        <w:t>:</w:t>
+      </w:r>
+      <w:r>
+        <w:rPr>
+          <w:rStyle w:val="a6"/>
+          <w:i w:val="0"/>
+          <w:iCs w:val="0"/>
+          <w:color w:val="000000" w:themeColor="text1"/>
+        </w:rPr>
+        <w:t xml:space="preserve"> </w:t>
+      </w:r>
+      <w:r>
+        <w:rPr>
+          <w:rStyle w:val="a6"/>
+          <w:rFonts w:hint="eastAsia"/>
+          <w:i w:val="0"/>
+          <w:iCs w:val="0"/>
+          <w:color w:val="000000" w:themeColor="text1"/>
+        </w:rPr>
+        <w:t>该视图的编号</w:t>
+      </w:r>
+    </w:p>
+    <w:p>
+      <w:pPr>
+        <w:rPr>
+          <w:rStyle w:val="a6"/>
+          <w:i w:val="0"/>
+          <w:iCs w:val="0"/>
+          <w:color w:val="000000" w:themeColor="text1"/>
+        </w:rPr>
+      </w:pPr>
+      <w:r>
+        <w:rPr>
+          <w:rStyle w:val="a6"/>
+          <w:i w:val="0"/>
+          <w:iCs w:val="0"/>
+          <w:color w:val="000000" w:themeColor="text1"/>
+        </w:rPr>
+        <w:tab/>
+      </w:r>
+      <w:r>
+        <w:rPr>
+          <w:rStyle w:val="a6"/>
+          <w:i w:val="0"/>
+          <w:iCs w:val="0"/>
+          <w:color w:val="000000" w:themeColor="text1"/>
+        </w:rPr>
+        <w:tab/>
+      </w:r>
+      <w:r>
+        <w:rPr>
+          <w:rStyle w:val="a6"/>
+          <w:i w:val="0"/>
+          <w:iCs w:val="0"/>
+          <w:color w:val="000000" w:themeColor="text1"/>
+        </w:rPr>
+        <w:tab/>
+      </w:r>
+      <w:r>
+        <w:rPr>
+          <w:rStyle w:val="a6"/>
+          <w:i w:val="0"/>
+          <w:iCs w:val="0"/>
+          <w:color w:val="000000" w:themeColor="text1"/>
+        </w:rPr>
+        <w:tab/>
+      </w:r>
+      <w:proofErr w:type="spellStart"/>
+      <w:r>
+        <w:rPr>
+          <w:rStyle w:val="a6"/>
+          <w:i w:val="0"/>
+          <w:iCs w:val="0"/>
+          <w:color w:val="000000" w:themeColor="text1"/>
+        </w:rPr>
+        <w:t>l</w:t>
+      </w:r>
+      <w:r>
+        <w:rPr>
+          <w:rStyle w:val="a6"/>
+          <w:rFonts w:hint="eastAsia"/>
+          <w:i w:val="0"/>
+          <w:iCs w:val="0"/>
+          <w:color w:val="000000" w:themeColor="text1"/>
+        </w:rPr>
+        <w:t>a</w:t>
+      </w:r>
+      <w:r>
+        <w:rPr>
+          <w:rStyle w:val="a6"/>
+          <w:i w:val="0"/>
+          <w:iCs w:val="0"/>
+          <w:color w:val="000000" w:themeColor="text1"/>
+        </w:rPr>
+        <w:t>yout_width</w:t>
+      </w:r>
+      <w:proofErr w:type="spellEnd"/>
+      <w:r>
+        <w:rPr>
+          <w:rStyle w:val="a6"/>
+          <w:i w:val="0"/>
+          <w:iCs w:val="0"/>
+          <w:color w:val="000000" w:themeColor="text1"/>
+        </w:rPr>
+        <w:t xml:space="preserve">: </w:t>
+      </w:r>
+      <w:r>
+        <w:rPr>
+          <w:rStyle w:val="a6"/>
+          <w:rFonts w:hint="eastAsia"/>
+          <w:i w:val="0"/>
+          <w:iCs w:val="0"/>
+          <w:color w:val="000000" w:themeColor="text1"/>
+        </w:rPr>
+        <w:t>该视图的宽度</w:t>
+      </w:r>
+    </w:p>
+    <w:p>
+      <w:pPr>
+        <w:rPr>
+          <w:rStyle w:val="a6"/>
+          <w:i w:val="0"/>
+          <w:iCs w:val="0"/>
+          <w:color w:val="000000" w:themeColor="text1"/>
+        </w:rPr>
+      </w:pPr>
+      <w:r>
+        <w:rPr>
+          <w:rStyle w:val="a6"/>
+          <w:i w:val="0"/>
+          <w:iCs w:val="0"/>
+          <w:color w:val="000000" w:themeColor="text1"/>
+        </w:rPr>
+        <w:tab/>
+      </w:r>
+      <w:r>
+        <w:rPr>
+          <w:rStyle w:val="a6"/>
+          <w:i w:val="0"/>
+          <w:iCs w:val="0"/>
+          <w:color w:val="000000" w:themeColor="text1"/>
+        </w:rPr>
+        <w:tab/>
+      </w:r>
+      <w:r>
+        <w:rPr>
+          <w:rStyle w:val="a6"/>
+          <w:i w:val="0"/>
+          <w:iCs w:val="0"/>
+          <w:color w:val="000000" w:themeColor="text1"/>
+        </w:rPr>
+        <w:tab/>
+      </w:r>
+      <w:r>
+        <w:rPr>
+          <w:rStyle w:val="a6"/>
+          <w:i w:val="0"/>
+          <w:iCs w:val="0"/>
+          <w:color w:val="000000" w:themeColor="text1"/>
+        </w:rPr>
+        <w:tab/>
+      </w:r>
+      <w:r>
+        <w:rPr>
+          <w:rStyle w:val="a6"/>
+          <w:i w:val="0"/>
+          <w:iCs w:val="0"/>
+          <w:color w:val="000000" w:themeColor="text1"/>
+        </w:rPr>
+        <w:tab/>
+        <w:t>{</w:t>
+      </w:r>
+    </w:p>
+    <w:p>
+      <w:pPr>
+        <w:rPr>
+          <w:rStyle w:val="a6"/>
+          <w:i w:val="0"/>
+          <w:iCs w:val="0"/>
+          <w:color w:val="000000" w:themeColor="text1"/>
+        </w:rPr>
+      </w:pPr>
+      <w:r>
+        <w:rPr>
+          <w:rStyle w:val="a6"/>
+          <w:i w:val="0"/>
+          <w:iCs w:val="0"/>
+          <w:color w:val="000000" w:themeColor="text1"/>
+        </w:rPr>
+        <w:tab/>
+      </w:r>
+      <w:r>
+        <w:rPr>
+          <w:rStyle w:val="a6"/>
+          <w:i w:val="0"/>
+          <w:iCs w:val="0"/>
+          <w:color w:val="000000" w:themeColor="text1"/>
+        </w:rPr>
+        <w:tab/>
+      </w:r>
+      <w:r>
+        <w:rPr>
+          <w:rStyle w:val="a6"/>
+          <w:i w:val="0"/>
+          <w:iCs w:val="0"/>
+          <w:color w:val="000000" w:themeColor="text1"/>
+        </w:rPr>
+        <w:tab/>
+      </w:r>
+      <w:r>
+        <w:rPr>
+          <w:rStyle w:val="a6"/>
+          <w:i w:val="0"/>
+          <w:iCs w:val="0"/>
+          <w:color w:val="000000" w:themeColor="text1"/>
+        </w:rPr>
+        <w:tab/>
+      </w:r>
+      <w:r>
+        <w:rPr>
+          <w:rStyle w:val="a6"/>
+          <w:i w:val="0"/>
+          <w:iCs w:val="0"/>
+          <w:color w:val="000000" w:themeColor="text1"/>
+        </w:rPr>
+        <w:tab/>
+      </w:r>
+      <w:r>
+        <w:rPr>
+          <w:rStyle w:val="a6"/>
+          <w:i w:val="0"/>
+          <w:iCs w:val="0"/>
+          <w:color w:val="000000" w:themeColor="text1"/>
+        </w:rPr>
+        <w:tab/>
+      </w:r>
+      <w:proofErr w:type="spellStart"/>
+      <w:r>
+        <w:rPr>
+          <w:rStyle w:val="a6"/>
+          <w:i w:val="0"/>
+          <w:iCs w:val="0"/>
+          <w:color w:val="000000" w:themeColor="text1"/>
+        </w:rPr>
+        <w:t>dp</w:t>
+      </w:r>
+      <w:proofErr w:type="spellEnd"/>
+      <w:r>
+        <w:rPr>
+          <w:rStyle w:val="a6"/>
+          <w:i w:val="0"/>
+          <w:iCs w:val="0"/>
+          <w:color w:val="000000" w:themeColor="text1"/>
+        </w:rPr>
+        <w:t xml:space="preserve">: </w:t>
+      </w:r>
+      <w:r>
+        <w:rPr>
+          <w:rStyle w:val="a6"/>
+          <w:rFonts w:hint="eastAsia"/>
+          <w:i w:val="0"/>
+          <w:iCs w:val="0"/>
+          <w:color w:val="000000" w:themeColor="text1"/>
+        </w:rPr>
+        <w:t>具体数值</w:t>
+      </w:r>
+    </w:p>
+    <w:p>
+      <w:pPr>
+        <w:rPr>
+          <w:rStyle w:val="a6"/>
+          <w:i w:val="0"/>
+          <w:iCs w:val="0"/>
+          <w:color w:val="000000" w:themeColor="text1"/>
+        </w:rPr>
+      </w:pPr>
+      <w:r>
+        <w:rPr>
+          <w:rStyle w:val="a6"/>
+          <w:i w:val="0"/>
+          <w:iCs w:val="0"/>
+          <w:color w:val="000000" w:themeColor="text1"/>
+        </w:rPr>
+        <w:tab/>
+      </w:r>
+      <w:r>
+        <w:rPr>
+          <w:rStyle w:val="a6"/>
+          <w:i w:val="0"/>
+          <w:iCs w:val="0"/>
+          <w:color w:val="000000" w:themeColor="text1"/>
+        </w:rPr>
+        <w:tab/>
+      </w:r>
+      <w:r>
+        <w:rPr>
+          <w:rStyle w:val="a6"/>
+          <w:i w:val="0"/>
+          <w:iCs w:val="0"/>
+          <w:color w:val="000000" w:themeColor="text1"/>
+        </w:rPr>
+        <w:tab/>
+      </w:r>
+      <w:r>
+        <w:rPr>
+          <w:rStyle w:val="a6"/>
+          <w:i w:val="0"/>
+          <w:iCs w:val="0"/>
+          <w:color w:val="000000" w:themeColor="text1"/>
+        </w:rPr>
+        <w:tab/>
+      </w:r>
+      <w:r>
+        <w:rPr>
+          <w:rStyle w:val="a6"/>
+          <w:i w:val="0"/>
+          <w:iCs w:val="0"/>
+          <w:color w:val="000000" w:themeColor="text1"/>
+        </w:rPr>
+        <w:tab/>
+      </w:r>
+      <w:r>
+        <w:rPr>
+          <w:rStyle w:val="a6"/>
+          <w:i w:val="0"/>
+          <w:iCs w:val="0"/>
+          <w:color w:val="000000" w:themeColor="text1"/>
+        </w:rPr>
+        <w:tab/>
+      </w:r>
+      <w:proofErr w:type="spellStart"/>
+      <w:r>
+        <w:rPr>
+          <w:rStyle w:val="a6"/>
+          <w:i w:val="0"/>
+          <w:iCs w:val="0"/>
+          <w:color w:val="000000" w:themeColor="text1"/>
+        </w:rPr>
+        <w:t>match_parent</w:t>
+      </w:r>
+      <w:proofErr w:type="spellEnd"/>
+      <w:r>
+        <w:rPr>
+          <w:rStyle w:val="a6"/>
+          <w:i w:val="0"/>
+          <w:iCs w:val="0"/>
+          <w:color w:val="000000" w:themeColor="text1"/>
+        </w:rPr>
+        <w:t xml:space="preserve">: </w:t>
+      </w:r>
+      <w:r>
+        <w:rPr>
+          <w:rStyle w:val="a6"/>
+          <w:rFonts w:hint="eastAsia"/>
+          <w:i w:val="0"/>
+          <w:iCs w:val="0"/>
+          <w:color w:val="000000" w:themeColor="text1"/>
+        </w:rPr>
+        <w:t>与上级视图一样宽</w:t>
+      </w:r>
+    </w:p>
+    <w:p>
+      <w:pPr>
+        <w:rPr>
+          <w:rStyle w:val="a6"/>
+          <w:rFonts w:cs="Times New Roman (正文 CS 字体)" w:hint="eastAsia"/>
+          <w:i w:val="0"/>
+          <w:iCs w:val="0"/>
+          <w:color w:val="000000" w:themeColor="text1"/>
+        </w:rPr>
+      </w:pPr>
+      <w:r>
+        <w:rPr>
+          <w:rStyle w:val="a6"/>
+          <w:i w:val="0"/>
+          <w:iCs w:val="0"/>
+          <w:color w:val="000000" w:themeColor="text1"/>
+        </w:rPr>
+        <w:tab/>
+      </w:r>
+      <w:r>
+        <w:rPr>
+          <w:rStyle w:val="a6"/>
+          <w:i w:val="0"/>
+          <w:iCs w:val="0"/>
+          <w:color w:val="000000" w:themeColor="text1"/>
+        </w:rPr>
+        <w:tab/>
+      </w:r>
+      <w:r>
+        <w:rPr>
+          <w:rStyle w:val="a6"/>
+          <w:i w:val="0"/>
+          <w:iCs w:val="0"/>
+          <w:color w:val="000000" w:themeColor="text1"/>
+        </w:rPr>
+        <w:tab/>
+      </w:r>
+      <w:r>
+        <w:rPr>
+          <w:rStyle w:val="a6"/>
+          <w:i w:val="0"/>
+          <w:iCs w:val="0"/>
+          <w:color w:val="000000" w:themeColor="text1"/>
+        </w:rPr>
+        <w:tab/>
+      </w:r>
+      <w:r>
+        <w:rPr>
+          <w:rStyle w:val="a6"/>
+          <w:i w:val="0"/>
+          <w:iCs w:val="0"/>
+          <w:color w:val="000000" w:themeColor="text1"/>
+        </w:rPr>
+        <w:tab/>
+      </w:r>
+      <w:r>
+        <w:rPr>
+          <w:rStyle w:val="a6"/>
+          <w:i w:val="0"/>
+          <w:iCs w:val="0"/>
+          <w:color w:val="000000" w:themeColor="text1"/>
+        </w:rPr>
+        <w:tab/>
+      </w:r>
+      <w:proofErr w:type="spellStart"/>
+      <w:r>
+        <w:rPr>
+          <w:rStyle w:val="a6"/>
+          <w:i w:val="0"/>
+          <w:iCs w:val="0"/>
+          <w:color w:val="000000" w:themeColor="text1"/>
+        </w:rPr>
+        <w:t>match_content</w:t>
+      </w:r>
+      <w:proofErr w:type="spellEnd"/>
+      <w:r>
+        <w:rPr>
+          <w:rStyle w:val="a6"/>
+          <w:i w:val="0"/>
+          <w:iCs w:val="0"/>
+          <w:color w:val="000000" w:themeColor="text1"/>
+        </w:rPr>
+        <w:t xml:space="preserve">: </w:t>
+      </w:r>
+      <w:r>
+        <w:rPr>
+          <w:rStyle w:val="a6"/>
+          <w:rFonts w:hint="eastAsia"/>
+          <w:i w:val="0"/>
+          <w:iCs w:val="0"/>
+          <w:color w:val="000000" w:themeColor="text1"/>
+        </w:rPr>
+        <w:t>与内部内容一样宽</w:t>
+      </w:r>
+    </w:p>
+    <w:p>
+      <w:pPr>
+        <w:ind w:left="1680" w:firstLine="420"/>
+        <w:rPr>
+          <w:rStyle w:val="a6"/>
+          <w:i w:val="0"/>
+          <w:iCs w:val="0"/>
+          <w:color w:val="000000" w:themeColor="text1"/>
+        </w:rPr>
+      </w:pPr>
+      <w:r>
+        <w:rPr>
+          <w:rStyle w:val="a6"/>
+          <w:i w:val="0"/>
+          <w:iCs w:val="0"/>
+          <w:color w:val="000000" w:themeColor="text1"/>
+        </w:rPr>
+        <w:t>}</w:t>
+      </w:r>
+    </w:p>
+    <w:p>
+      <w:pPr>
+        <w:rPr>
+          <w:rStyle w:val="a6"/>
+          <w:i w:val="0"/>
+          <w:iCs w:val="0"/>
+          <w:color w:val="000000" w:themeColor="text1"/>
+        </w:rPr>
+      </w:pPr>
+      <w:r>
+        <w:rPr>
+          <w:rStyle w:val="a6"/>
+          <w:i w:val="0"/>
+          <w:iCs w:val="0"/>
+          <w:color w:val="000000" w:themeColor="text1"/>
+        </w:rPr>
+        <w:tab/>
+      </w:r>
+      <w:r>
+        <w:rPr>
+          <w:rStyle w:val="a6"/>
+          <w:i w:val="0"/>
+          <w:iCs w:val="0"/>
+          <w:color w:val="000000" w:themeColor="text1"/>
+        </w:rPr>
+        <w:tab/>
+      </w:r>
+      <w:r>
+        <w:rPr>
+          <w:rStyle w:val="a6"/>
+          <w:i w:val="0"/>
+          <w:iCs w:val="0"/>
+          <w:color w:val="000000" w:themeColor="text1"/>
+        </w:rPr>
+        <w:tab/>
+      </w:r>
+      <w:r>
+        <w:rPr>
+          <w:rStyle w:val="a6"/>
+          <w:i w:val="0"/>
+          <w:iCs w:val="0"/>
+          <w:color w:val="000000" w:themeColor="text1"/>
+        </w:rPr>
+        <w:tab/>
+      </w:r>
+      <w:proofErr w:type="spellStart"/>
+      <w:r>
+        <w:rPr>
+          <w:rStyle w:val="a6"/>
+          <w:i w:val="0"/>
+          <w:iCs w:val="0"/>
+          <w:color w:val="000000" w:themeColor="text1"/>
+        </w:rPr>
+        <w:t>layout_height</w:t>
+      </w:r>
+      <w:proofErr w:type="spellEnd"/>
+      <w:r>
+        <w:rPr>
+          <w:rStyle w:val="a6"/>
+          <w:i w:val="0"/>
+          <w:iCs w:val="0"/>
+          <w:color w:val="000000" w:themeColor="text1"/>
+        </w:rPr>
+        <w:t>:</w:t>
+      </w:r>
+      <w:r>
+        <w:rPr>
+          <w:rStyle w:val="a6"/>
+          <w:rFonts w:hint="eastAsia"/>
+          <w:i w:val="0"/>
+          <w:iCs w:val="0"/>
+          <w:color w:val="000000" w:themeColor="text1"/>
+        </w:rPr>
+        <w:t>该视图的高度</w:t>
+      </w:r>
+    </w:p>
+    <w:p>
+      <w:pPr>
+        <w:rPr>
+          <w:rStyle w:val="a6"/>
+          <w:i w:val="0"/>
+          <w:iCs w:val="0"/>
+          <w:color w:val="000000" w:themeColor="text1"/>
+        </w:rPr>
+      </w:pPr>
+      <w:r>
+        <w:rPr>
+          <w:rStyle w:val="a6"/>
+          <w:i w:val="0"/>
+          <w:iCs w:val="0"/>
+          <w:color w:val="000000" w:themeColor="text1"/>
+        </w:rPr>
+        <w:tab/>
+      </w:r>
+      <w:r>
+        <w:rPr>
+          <w:rStyle w:val="a6"/>
+          <w:i w:val="0"/>
+          <w:iCs w:val="0"/>
+          <w:color w:val="000000" w:themeColor="text1"/>
+        </w:rPr>
+        <w:tab/>
+      </w:r>
+      <w:r>
+        <w:rPr>
+          <w:rStyle w:val="a6"/>
+          <w:i w:val="0"/>
+          <w:iCs w:val="0"/>
+          <w:color w:val="000000" w:themeColor="text1"/>
+        </w:rPr>
+        <w:tab/>
+      </w:r>
+      <w:r>
+        <w:rPr>
+          <w:rStyle w:val="a6"/>
+          <w:i w:val="0"/>
+          <w:iCs w:val="0"/>
+          <w:color w:val="000000" w:themeColor="text1"/>
+        </w:rPr>
+        <w:tab/>
+      </w:r>
+      <w:proofErr w:type="spellStart"/>
+      <w:r>
+        <w:rPr>
+          <w:rStyle w:val="a6"/>
+          <w:i w:val="0"/>
+          <w:iCs w:val="0"/>
+          <w:color w:val="000000" w:themeColor="text1"/>
+        </w:rPr>
+        <w:t>layout_margin</w:t>
+      </w:r>
+      <w:proofErr w:type="spellEnd"/>
+      <w:r>
+        <w:rPr>
+          <w:rStyle w:val="a6"/>
+          <w:i w:val="0"/>
+          <w:iCs w:val="0"/>
+          <w:color w:val="000000" w:themeColor="text1"/>
+        </w:rPr>
+        <w:t>:</w:t>
+      </w:r>
+      <w:r>
+        <w:rPr>
+          <w:rStyle w:val="a6"/>
+          <w:rFonts w:hint="eastAsia"/>
+          <w:i w:val="0"/>
+          <w:iCs w:val="0"/>
+          <w:color w:val="000000" w:themeColor="text1"/>
+        </w:rPr>
+        <w:t>该视图与周围视图之间的空白距离</w:t>
+      </w:r>
+      <w:r>
+        <w:rPr>
+          <w:rStyle w:val="a6"/>
+          <w:rFonts w:hint="eastAsia"/>
+          <w:i w:val="0"/>
+          <w:iCs w:val="0"/>
+          <w:color w:val="000000" w:themeColor="text1"/>
+        </w:rPr>
+        <w:t>(可以是与上层视图</w:t>
+      </w:r>
+      <w:r>
+        <w:rPr>
+          <w:rStyle w:val="a6"/>
+          <w:i w:val="0"/>
+          <w:iCs w:val="0"/>
+          <w:color w:val="000000" w:themeColor="text1"/>
+        </w:rPr>
+        <w:t>)</w:t>
+      </w:r>
+    </w:p>
+    <w:p>
+      <w:pPr>
+        <w:rPr>
+          <w:rStyle w:val="a6"/>
+          <w:i w:val="0"/>
+          <w:iCs w:val="0"/>
+          <w:color w:val="000000" w:themeColor="text1"/>
+        </w:rPr>
+      </w:pPr>
+      <w:r>
+        <w:rPr>
+          <w:rStyle w:val="a6"/>
+          <w:i w:val="0"/>
+          <w:iCs w:val="0"/>
+          <w:color w:val="000000" w:themeColor="text1"/>
+        </w:rPr>
+        <w:lastRenderedPageBreak/>
+        <w:tab/>
+      </w:r>
+      <w:r>
+        <w:rPr>
+          <w:rStyle w:val="a6"/>
+          <w:i w:val="0"/>
+          <w:iCs w:val="0"/>
+          <w:color w:val="000000" w:themeColor="text1"/>
+        </w:rPr>
+        <w:tab/>
+      </w:r>
+      <w:r>
+        <w:rPr>
+          <w:rStyle w:val="a6"/>
+          <w:i w:val="0"/>
+          <w:iCs w:val="0"/>
+          <w:color w:val="000000" w:themeColor="text1"/>
+        </w:rPr>
+        <w:tab/>
+      </w:r>
+      <w:r>
+        <w:rPr>
+          <w:rStyle w:val="a6"/>
+          <w:i w:val="0"/>
+          <w:iCs w:val="0"/>
+          <w:color w:val="000000" w:themeColor="text1"/>
+        </w:rPr>
+        <w:tab/>
+      </w:r>
+      <w:proofErr w:type="spellStart"/>
+      <w:r>
+        <w:rPr>
+          <w:rStyle w:val="a6"/>
+          <w:i w:val="0"/>
+          <w:iCs w:val="0"/>
+          <w:color w:val="000000" w:themeColor="text1"/>
+        </w:rPr>
+        <w:t>minWidth</w:t>
+      </w:r>
+      <w:proofErr w:type="spellEnd"/>
+      <w:r>
+        <w:rPr>
+          <w:rStyle w:val="a6"/>
+          <w:i w:val="0"/>
+          <w:iCs w:val="0"/>
+          <w:color w:val="000000" w:themeColor="text1"/>
+        </w:rPr>
+        <w:t xml:space="preserve">: </w:t>
+      </w:r>
+      <w:r>
+        <w:rPr>
+          <w:rStyle w:val="a6"/>
+          <w:rFonts w:hint="eastAsia"/>
+          <w:i w:val="0"/>
+          <w:iCs w:val="0"/>
+          <w:color w:val="000000" w:themeColor="text1"/>
+        </w:rPr>
+        <w:t>该视图的最小宽度</w:t>
+      </w:r>
+    </w:p>
+    <w:p>
+      <w:pPr>
+        <w:rPr>
+          <w:rStyle w:val="a6"/>
+          <w:i w:val="0"/>
+          <w:iCs w:val="0"/>
+          <w:color w:val="000000" w:themeColor="text1"/>
+        </w:rPr>
+      </w:pPr>
+      <w:r>
+        <w:rPr>
+          <w:rStyle w:val="a6"/>
+          <w:i w:val="0"/>
+          <w:iCs w:val="0"/>
+          <w:color w:val="000000" w:themeColor="text1"/>
+        </w:rPr>
+        <w:tab/>
+      </w:r>
+      <w:r>
+        <w:rPr>
+          <w:rStyle w:val="a6"/>
+          <w:i w:val="0"/>
+          <w:iCs w:val="0"/>
+          <w:color w:val="000000" w:themeColor="text1"/>
+        </w:rPr>
+        <w:tab/>
+      </w:r>
+      <w:r>
+        <w:rPr>
+          <w:rStyle w:val="a6"/>
+          <w:i w:val="0"/>
+          <w:iCs w:val="0"/>
+          <w:color w:val="000000" w:themeColor="text1"/>
+        </w:rPr>
+        <w:tab/>
+      </w:r>
+      <w:r>
+        <w:rPr>
+          <w:rStyle w:val="a6"/>
+          <w:i w:val="0"/>
+          <w:iCs w:val="0"/>
+          <w:color w:val="000000" w:themeColor="text1"/>
+        </w:rPr>
+        <w:tab/>
+      </w:r>
+      <w:proofErr w:type="spellStart"/>
+      <w:r>
+        <w:rPr>
+          <w:rStyle w:val="a6"/>
+          <w:i w:val="0"/>
+          <w:iCs w:val="0"/>
+          <w:color w:val="000000" w:themeColor="text1"/>
+        </w:rPr>
+        <w:t>minHeight</w:t>
+      </w:r>
+      <w:proofErr w:type="spellEnd"/>
+      <w:r>
+        <w:rPr>
+          <w:rStyle w:val="a6"/>
+          <w:i w:val="0"/>
+          <w:iCs w:val="0"/>
+          <w:color w:val="000000" w:themeColor="text1"/>
+        </w:rPr>
+        <w:t xml:space="preserve">: </w:t>
+      </w:r>
+      <w:r>
+        <w:rPr>
+          <w:rStyle w:val="a6"/>
+          <w:rFonts w:hint="eastAsia"/>
+          <w:i w:val="0"/>
+          <w:iCs w:val="0"/>
+          <w:color w:val="000000" w:themeColor="text1"/>
+        </w:rPr>
+        <w:t>该视图的最小高度</w:t>
+      </w:r>
+    </w:p>
+    <w:p>
+      <w:pPr>
+        <w:rPr>
+          <w:rStyle w:val="a6"/>
+          <w:i w:val="0"/>
+          <w:iCs w:val="0"/>
+          <w:color w:val="000000" w:themeColor="text1"/>
+        </w:rPr>
+      </w:pPr>
+      <w:r>
+        <w:rPr>
+          <w:rStyle w:val="a6"/>
+          <w:i w:val="0"/>
+          <w:iCs w:val="0"/>
+          <w:color w:val="000000" w:themeColor="text1"/>
+        </w:rPr>
+        <w:tab/>
+      </w:r>
+      <w:r>
+        <w:rPr>
+          <w:rStyle w:val="a6"/>
+          <w:i w:val="0"/>
+          <w:iCs w:val="0"/>
+          <w:color w:val="000000" w:themeColor="text1"/>
+        </w:rPr>
+        <w:tab/>
+      </w:r>
+      <w:r>
+        <w:rPr>
+          <w:rStyle w:val="a6"/>
+          <w:i w:val="0"/>
+          <w:iCs w:val="0"/>
+          <w:color w:val="000000" w:themeColor="text1"/>
+        </w:rPr>
+        <w:tab/>
+      </w:r>
+      <w:r>
+        <w:rPr>
+          <w:rStyle w:val="a6"/>
+          <w:i w:val="0"/>
+          <w:iCs w:val="0"/>
+          <w:color w:val="000000" w:themeColor="text1"/>
+        </w:rPr>
+        <w:tab/>
+        <w:t xml:space="preserve">background: </w:t>
+      </w:r>
+      <w:r>
+        <w:rPr>
+          <w:rStyle w:val="a6"/>
+          <w:rFonts w:hint="eastAsia"/>
+          <w:i w:val="0"/>
+          <w:iCs w:val="0"/>
+          <w:color w:val="000000" w:themeColor="text1"/>
+        </w:rPr>
+        <w:t>指定该视图的背景（颜色/图片）</w:t>
+      </w:r>
+    </w:p>
+    <w:p>
+      <w:pPr>
+        <w:rPr>
+          <w:rStyle w:val="a6"/>
+          <w:i w:val="0"/>
+          <w:iCs w:val="0"/>
+          <w:color w:val="000000" w:themeColor="text1"/>
+        </w:rPr>
+      </w:pPr>
+      <w:r>
+        <w:rPr>
+          <w:rStyle w:val="a6"/>
+          <w:i w:val="0"/>
+          <w:iCs w:val="0"/>
+          <w:color w:val="000000" w:themeColor="text1"/>
+        </w:rPr>
+        <w:tab/>
+      </w:r>
+      <w:r>
+        <w:rPr>
+          <w:rStyle w:val="a6"/>
+          <w:i w:val="0"/>
+          <w:iCs w:val="0"/>
+          <w:color w:val="000000" w:themeColor="text1"/>
+        </w:rPr>
+        <w:tab/>
+      </w:r>
+      <w:r>
+        <w:rPr>
+          <w:rStyle w:val="a6"/>
+          <w:i w:val="0"/>
+          <w:iCs w:val="0"/>
+          <w:color w:val="000000" w:themeColor="text1"/>
+        </w:rPr>
+        <w:tab/>
+      </w:r>
+      <w:r>
+        <w:rPr>
+          <w:rStyle w:val="a6"/>
+          <w:i w:val="0"/>
+          <w:iCs w:val="0"/>
+          <w:color w:val="000000" w:themeColor="text1"/>
+        </w:rPr>
+        <w:tab/>
+      </w:r>
+      <w:proofErr w:type="spellStart"/>
+      <w:r>
+        <w:rPr>
+          <w:rStyle w:val="a6"/>
+          <w:i w:val="0"/>
+          <w:iCs w:val="0"/>
+          <w:color w:val="000000" w:themeColor="text1"/>
+        </w:rPr>
+        <w:t>layout_gravity</w:t>
+      </w:r>
+      <w:proofErr w:type="spellEnd"/>
+      <w:r>
+        <w:rPr>
+          <w:rStyle w:val="a6"/>
+          <w:i w:val="0"/>
+          <w:iCs w:val="0"/>
+          <w:color w:val="000000" w:themeColor="text1"/>
+        </w:rPr>
+        <w:t xml:space="preserve">: </w:t>
+      </w:r>
+      <w:r>
+        <w:rPr>
+          <w:rStyle w:val="a6"/>
+          <w:rFonts w:hint="eastAsia"/>
+          <w:i w:val="0"/>
+          <w:iCs w:val="0"/>
+          <w:color w:val="000000" w:themeColor="text1"/>
+        </w:rPr>
+        <w:t>与上级视图的对齐方式：</w:t>
+      </w:r>
+    </w:p>
+    <w:p>
+      <w:pPr>
+        <w:rPr>
+          <w:rStyle w:val="a6"/>
+          <w:i w:val="0"/>
+          <w:iCs w:val="0"/>
+          <w:color w:val="000000" w:themeColor="text1"/>
+        </w:rPr>
+      </w:pPr>
+      <w:r>
+        <w:rPr>
+          <w:rStyle w:val="a6"/>
+          <w:i w:val="0"/>
+          <w:iCs w:val="0"/>
+          <w:color w:val="000000" w:themeColor="text1"/>
+        </w:rPr>
+        <w:tab/>
+      </w:r>
+      <w:r>
+        <w:rPr>
+          <w:rStyle w:val="a6"/>
+          <w:i w:val="0"/>
+          <w:iCs w:val="0"/>
+          <w:color w:val="000000" w:themeColor="text1"/>
+        </w:rPr>
+        <w:tab/>
+      </w:r>
+      <w:r>
+        <w:rPr>
+          <w:rStyle w:val="a6"/>
+          <w:i w:val="0"/>
+          <w:iCs w:val="0"/>
+          <w:color w:val="000000" w:themeColor="text1"/>
+        </w:rPr>
+        <w:tab/>
+      </w:r>
+      <w:r>
+        <w:rPr>
+          <w:rStyle w:val="a6"/>
+          <w:i w:val="0"/>
+          <w:iCs w:val="0"/>
+          <w:color w:val="000000" w:themeColor="text1"/>
+        </w:rPr>
+        <w:tab/>
+      </w:r>
+      <w:r>
+        <w:rPr>
+          <w:rStyle w:val="a6"/>
+          <w:rFonts w:hint="eastAsia"/>
+          <w:i w:val="0"/>
+          <w:iCs w:val="0"/>
+          <w:color w:val="000000" w:themeColor="text1"/>
+        </w:rPr>
+        <w:t>padding：视图边缘与内部内容之间的空白距离</w:t>
+      </w:r>
+    </w:p>
+    <w:p>
+      <w:pPr>
+        <w:rPr>
+          <w:rStyle w:val="a6"/>
+          <w:i w:val="0"/>
+          <w:iCs w:val="0"/>
+          <w:color w:val="000000" w:themeColor="text1"/>
+        </w:rPr>
+      </w:pPr>
+      <w:r>
+        <w:rPr>
+          <w:rStyle w:val="a6"/>
+          <w:i w:val="0"/>
+          <w:iCs w:val="0"/>
+          <w:color w:val="000000" w:themeColor="text1"/>
+        </w:rPr>
+        <w:tab/>
+      </w:r>
+      <w:r>
+        <w:rPr>
+          <w:rStyle w:val="a6"/>
+          <w:i w:val="0"/>
+          <w:iCs w:val="0"/>
+          <w:color w:val="000000" w:themeColor="text1"/>
+        </w:rPr>
+        <w:tab/>
+      </w:r>
+      <w:r>
+        <w:rPr>
+          <w:rStyle w:val="a6"/>
+          <w:i w:val="0"/>
+          <w:iCs w:val="0"/>
+          <w:color w:val="000000" w:themeColor="text1"/>
+        </w:rPr>
+        <w:tab/>
+      </w:r>
+      <w:r>
+        <w:rPr>
+          <w:rStyle w:val="a6"/>
+          <w:i w:val="0"/>
+          <w:iCs w:val="0"/>
+          <w:color w:val="000000" w:themeColor="text1"/>
+        </w:rPr>
+        <w:tab/>
+        <w:t>visibility:</w:t>
+      </w:r>
+      <w:r>
+        <w:rPr>
+          <w:rStyle w:val="a6"/>
+          <w:rFonts w:hint="eastAsia"/>
+          <w:i w:val="0"/>
+          <w:iCs w:val="0"/>
+          <w:color w:val="000000" w:themeColor="text1"/>
+        </w:rPr>
+        <w:t>视图的可见类型。</w:t>
+      </w:r>
+    </w:p>
+    <w:p>
+      <w:pPr>
+        <w:rPr>
+          <w:rStyle w:val="a6"/>
+          <w:rFonts w:hint="eastAsia"/>
+          <w:i w:val="0"/>
+          <w:iCs w:val="0"/>
+          <w:color w:val="000000" w:themeColor="text1"/>
+        </w:rPr>
+      </w:pPr>
+    </w:p>
+    <w:p>
+      <w:pPr>
+        <w:rPr>
+          <w:rStyle w:val="a6"/>
+          <w:i w:val="0"/>
+          <w:iCs w:val="0"/>
+        </w:rPr>
+      </w:pPr>
+      <w:r>
+        <w:rPr>
+          <w:rStyle w:val="a6"/>
+          <w:i w:val="0"/>
+          <w:iCs w:val="0"/>
+          <w:color w:val="000000" w:themeColor="text1"/>
+        </w:rPr>
+        <w:tab/>
+      </w:r>
+      <w:r>
+        <w:rPr>
+          <w:rStyle w:val="a6"/>
+          <w:i w:val="0"/>
+          <w:iCs w:val="0"/>
+          <w:color w:val="000000" w:themeColor="text1"/>
+        </w:rPr>
+        <w:tab/>
+      </w:r>
+      <w:r>
+        <w:rPr>
+          <w:rStyle w:val="a6"/>
+          <w:i w:val="0"/>
+          <w:iCs w:val="0"/>
+        </w:rPr>
+        <w:tab/>
+      </w:r>
+      <w:proofErr w:type="spellStart"/>
+      <w:r>
+        <w:rPr>
+          <w:rStyle w:val="a6"/>
+          <w:i w:val="0"/>
+          <w:iCs w:val="0"/>
+        </w:rPr>
+        <w:t>ViewGroup</w:t>
+      </w:r>
+      <w:proofErr w:type="spellEnd"/>
+      <w:r>
+        <w:rPr>
+          <w:rStyle w:val="a6"/>
+          <w:i w:val="0"/>
+          <w:iCs w:val="0"/>
+        </w:rPr>
+        <w:t xml:space="preserve"> </w:t>
+      </w:r>
+      <w:r>
+        <w:rPr>
+          <w:rStyle w:val="a6"/>
+          <w:rFonts w:hint="eastAsia"/>
+          <w:i w:val="0"/>
+          <w:iCs w:val="0"/>
+        </w:rPr>
+        <w:t>： 视图组</w:t>
+      </w:r>
+    </w:p>
+    <w:p>
+      <w:pPr>
+        <w:rPr>
+          <w:rStyle w:val="a6"/>
+          <w:i w:val="0"/>
+          <w:iCs w:val="0"/>
+          <w:color w:val="000000" w:themeColor="text1"/>
+        </w:rPr>
+      </w:pPr>
+      <w:r>
+        <w:rPr>
+          <w:rStyle w:val="a6"/>
+          <w:i w:val="0"/>
+          <w:iCs w:val="0"/>
+        </w:rPr>
+        <w:tab/>
+      </w:r>
+      <w:r>
+        <w:rPr>
+          <w:rStyle w:val="a6"/>
+          <w:i w:val="0"/>
+          <w:iCs w:val="0"/>
+        </w:rPr>
+        <w:tab/>
+      </w:r>
+      <w:r>
+        <w:rPr>
+          <w:rStyle w:val="a6"/>
+          <w:i w:val="0"/>
+          <w:iCs w:val="0"/>
+        </w:rPr>
+        <w:tab/>
+      </w:r>
+      <w:r>
+        <w:rPr>
+          <w:rStyle w:val="a6"/>
+          <w:i w:val="0"/>
+          <w:iCs w:val="0"/>
+        </w:rPr>
+        <w:tab/>
+      </w:r>
+      <w:r>
+        <w:rPr>
+          <w:rStyle w:val="a6"/>
+          <w:rFonts w:hint="eastAsia"/>
+          <w:i w:val="0"/>
+          <w:iCs w:val="0"/>
+          <w:color w:val="000000" w:themeColor="text1"/>
+        </w:rPr>
+        <w:t>所有的</w:t>
+      </w:r>
+      <w:r>
+        <w:rPr>
+          <w:rStyle w:val="a6"/>
+          <w:rFonts w:hint="eastAsia"/>
+          <w:i w:val="0"/>
+          <w:iCs w:val="0"/>
+          <w:color w:val="000000" w:themeColor="text1"/>
+        </w:rPr>
+        <w:t>布局类视图都是从它派生出来的。</w:t>
+      </w:r>
+    </w:p>
+    <w:p>
+      <w:pPr>
+        <w:rPr>
+          <w:rStyle w:val="a6"/>
+          <w:i w:val="0"/>
+          <w:iCs w:val="0"/>
+          <w:color w:val="000000" w:themeColor="text1"/>
+        </w:rPr>
+      </w:pPr>
+      <w:r>
+        <w:rPr>
+          <w:rStyle w:val="a6"/>
+          <w:i w:val="0"/>
+          <w:iCs w:val="0"/>
+          <w:color w:val="000000" w:themeColor="text1"/>
+        </w:rPr>
+        <w:tab/>
+      </w:r>
+      <w:r>
+        <w:rPr>
+          <w:rStyle w:val="a6"/>
+          <w:i w:val="0"/>
+          <w:iCs w:val="0"/>
+          <w:color w:val="000000" w:themeColor="text1"/>
+        </w:rPr>
+        <w:tab/>
+      </w:r>
+      <w:r>
+        <w:rPr>
+          <w:rStyle w:val="a6"/>
+          <w:i w:val="0"/>
+          <w:iCs w:val="0"/>
+          <w:color w:val="000000" w:themeColor="text1"/>
+        </w:rPr>
+        <w:tab/>
+      </w:r>
+      <w:r>
+        <w:rPr>
+          <w:rStyle w:val="a6"/>
+          <w:i w:val="0"/>
+          <w:iCs w:val="0"/>
+          <w:color w:val="000000" w:themeColor="text1"/>
+        </w:rPr>
+        <w:tab/>
+        <w:t>{</w:t>
+      </w:r>
+    </w:p>
+    <w:p>
+      <w:pPr>
+        <w:rPr>
+          <w:rStyle w:val="a6"/>
+          <w:i w:val="0"/>
+          <w:iCs w:val="0"/>
+          <w:color w:val="000000" w:themeColor="text1"/>
+        </w:rPr>
+      </w:pPr>
+      <w:r>
+        <w:rPr>
+          <w:rStyle w:val="a6"/>
+          <w:i w:val="0"/>
+          <w:iCs w:val="0"/>
+          <w:color w:val="000000" w:themeColor="text1"/>
+        </w:rPr>
+        <w:tab/>
+      </w:r>
+      <w:r>
+        <w:rPr>
+          <w:rStyle w:val="a6"/>
+          <w:i w:val="0"/>
+          <w:iCs w:val="0"/>
+          <w:color w:val="000000" w:themeColor="text1"/>
+        </w:rPr>
+        <w:tab/>
+      </w:r>
+      <w:r>
+        <w:rPr>
+          <w:rStyle w:val="a6"/>
+          <w:i w:val="0"/>
+          <w:iCs w:val="0"/>
+          <w:color w:val="000000" w:themeColor="text1"/>
+        </w:rPr>
+        <w:tab/>
+      </w:r>
+      <w:r>
+        <w:rPr>
+          <w:rStyle w:val="a6"/>
+          <w:i w:val="0"/>
+          <w:iCs w:val="0"/>
+          <w:color w:val="000000" w:themeColor="text1"/>
+        </w:rPr>
+        <w:tab/>
+      </w:r>
+      <w:r>
+        <w:rPr>
+          <w:rStyle w:val="a6"/>
+          <w:i w:val="0"/>
+          <w:iCs w:val="0"/>
+          <w:color w:val="000000" w:themeColor="text1"/>
+        </w:rPr>
+        <w:tab/>
+      </w:r>
+      <w:r>
+        <w:rPr>
+          <w:rStyle w:val="a6"/>
+          <w:rFonts w:hint="eastAsia"/>
+          <w:i w:val="0"/>
+          <w:iCs w:val="0"/>
+          <w:color w:val="000000" w:themeColor="text1"/>
+        </w:rPr>
+        <w:t>布局</w:t>
+      </w:r>
+    </w:p>
+    <w:p>
+      <w:pPr>
+        <w:rPr>
+          <w:rStyle w:val="a6"/>
+          <w:rFonts w:hint="eastAsia"/>
+          <w:i w:val="0"/>
+          <w:iCs w:val="0"/>
+          <w:color w:val="000000" w:themeColor="text1"/>
+        </w:rPr>
+      </w:pPr>
+      <w:r>
+        <w:rPr>
+          <w:rStyle w:val="a6"/>
+          <w:i w:val="0"/>
+          <w:iCs w:val="0"/>
+          <w:color w:val="000000" w:themeColor="text1"/>
+        </w:rPr>
+        <w:tab/>
+      </w:r>
+      <w:r>
+        <w:rPr>
+          <w:rStyle w:val="a6"/>
+          <w:i w:val="0"/>
+          <w:iCs w:val="0"/>
+          <w:color w:val="000000" w:themeColor="text1"/>
+        </w:rPr>
+        <w:tab/>
+      </w:r>
+      <w:r>
+        <w:rPr>
+          <w:rStyle w:val="a6"/>
+          <w:i w:val="0"/>
+          <w:iCs w:val="0"/>
+          <w:color w:val="000000" w:themeColor="text1"/>
+        </w:rPr>
+        <w:tab/>
+      </w:r>
+      <w:r>
+        <w:rPr>
+          <w:rStyle w:val="a6"/>
+          <w:i w:val="0"/>
+          <w:iCs w:val="0"/>
+          <w:color w:val="000000" w:themeColor="text1"/>
+        </w:rPr>
+        <w:tab/>
+      </w:r>
+      <w:r>
+        <w:rPr>
+          <w:rStyle w:val="a6"/>
+          <w:i w:val="0"/>
+          <w:iCs w:val="0"/>
+          <w:color w:val="000000" w:themeColor="text1"/>
+        </w:rPr>
+        <w:tab/>
+      </w:r>
+      <w:r>
+        <w:rPr>
+          <w:rStyle w:val="a6"/>
+          <w:rFonts w:hint="eastAsia"/>
+          <w:i w:val="0"/>
+          <w:iCs w:val="0"/>
+          <w:color w:val="000000" w:themeColor="text1"/>
+        </w:rPr>
+        <w:t>控件</w:t>
+      </w:r>
+    </w:p>
+    <w:p>
+      <w:pPr>
+        <w:ind w:left="1260" w:firstLine="420"/>
+        <w:rPr>
+          <w:rStyle w:val="a6"/>
+          <w:i w:val="0"/>
+          <w:iCs w:val="0"/>
+          <w:color w:val="000000" w:themeColor="text1"/>
+        </w:rPr>
+      </w:pPr>
+      <w:r>
+        <w:rPr>
+          <w:rStyle w:val="a6"/>
+          <w:i w:val="0"/>
+          <w:iCs w:val="0"/>
+          <w:color w:val="000000" w:themeColor="text1"/>
+        </w:rPr>
+        <w:t>}</w:t>
+      </w:r>
+    </w:p>
+    <w:p>
+      <w:pPr>
+        <w:ind w:left="1260" w:firstLine="420"/>
+        <w:rPr>
+          <w:rStyle w:val="a6"/>
+          <w:i w:val="0"/>
+          <w:iCs w:val="0"/>
+          <w:color w:val="000000" w:themeColor="text1"/>
+        </w:rPr>
+      </w:pPr>
+    </w:p>
+    <w:p>
+      <w:pPr>
+        <w:ind w:left="1260" w:firstLine="420"/>
+        <w:rPr>
+          <w:rStyle w:val="a6"/>
+          <w:i w:val="0"/>
+          <w:iCs w:val="0"/>
+          <w:color w:val="000000" w:themeColor="text1"/>
+        </w:rPr>
+      </w:pPr>
+      <w:r>
+        <w:rPr>
+          <w:rStyle w:val="a6"/>
+          <w:rFonts w:hint="eastAsia"/>
+          <w:i w:val="0"/>
+          <w:iCs w:val="0"/>
+          <w:color w:val="000000" w:themeColor="text1"/>
+        </w:rPr>
+        <w:t>所有布局类视图共有的方法</w:t>
+      </w:r>
+    </w:p>
+    <w:p>
+      <w:pPr>
+        <w:ind w:left="1260" w:firstLine="420"/>
+        <w:rPr>
+          <w:rStyle w:val="a6"/>
+          <w:i w:val="0"/>
+          <w:iCs w:val="0"/>
+          <w:color w:val="000000" w:themeColor="text1"/>
+        </w:rPr>
+      </w:pPr>
+      <w:r>
+        <w:rPr>
+          <w:rStyle w:val="a6"/>
+          <w:i w:val="0"/>
+          <w:iCs w:val="0"/>
+          <w:color w:val="000000" w:themeColor="text1"/>
+        </w:rPr>
+        <w:t>{</w:t>
+      </w:r>
+    </w:p>
+    <w:p>
+      <w:pPr>
+        <w:ind w:left="1260" w:firstLine="420"/>
+        <w:rPr>
+          <w:rStyle w:val="a6"/>
+          <w:i w:val="0"/>
+          <w:iCs w:val="0"/>
+          <w:color w:val="000000" w:themeColor="text1"/>
+        </w:rPr>
+      </w:pPr>
+      <w:r>
+        <w:rPr>
+          <w:rStyle w:val="a6"/>
+          <w:i w:val="0"/>
+          <w:iCs w:val="0"/>
+          <w:color w:val="000000" w:themeColor="text1"/>
+        </w:rPr>
+        <w:tab/>
+      </w:r>
+      <w:proofErr w:type="spellStart"/>
+      <w:r>
+        <w:rPr>
+          <w:rStyle w:val="a6"/>
+          <w:i w:val="0"/>
+          <w:iCs w:val="0"/>
+          <w:color w:val="000000" w:themeColor="text1"/>
+        </w:rPr>
+        <w:t>addView</w:t>
+      </w:r>
+      <w:proofErr w:type="spellEnd"/>
+      <w:r>
+        <w:rPr>
+          <w:rStyle w:val="a6"/>
+          <w:i w:val="0"/>
+          <w:iCs w:val="0"/>
+          <w:color w:val="000000" w:themeColor="text1"/>
+        </w:rPr>
+        <w:t xml:space="preserve">: </w:t>
+      </w:r>
+      <w:r>
+        <w:rPr>
+          <w:rStyle w:val="a6"/>
+          <w:rFonts w:hint="eastAsia"/>
+          <w:i w:val="0"/>
+          <w:iCs w:val="0"/>
+          <w:color w:val="000000" w:themeColor="text1"/>
+        </w:rPr>
+        <w:t>向布局中添加一个视图</w:t>
+      </w:r>
+    </w:p>
+    <w:p>
+      <w:pPr>
+        <w:ind w:left="1260" w:firstLine="420"/>
+        <w:rPr>
+          <w:rStyle w:val="a6"/>
+          <w:i w:val="0"/>
+          <w:iCs w:val="0"/>
+          <w:color w:val="000000" w:themeColor="text1"/>
+        </w:rPr>
+      </w:pPr>
+      <w:r>
+        <w:rPr>
+          <w:rStyle w:val="a6"/>
+          <w:i w:val="0"/>
+          <w:iCs w:val="0"/>
+          <w:color w:val="000000" w:themeColor="text1"/>
+        </w:rPr>
+        <w:tab/>
+      </w:r>
+      <w:proofErr w:type="spellStart"/>
+      <w:r>
+        <w:rPr>
+          <w:rStyle w:val="a6"/>
+          <w:i w:val="0"/>
+          <w:iCs w:val="0"/>
+          <w:color w:val="000000" w:themeColor="text1"/>
+        </w:rPr>
+        <w:t>removeView</w:t>
+      </w:r>
+      <w:proofErr w:type="spellEnd"/>
+      <w:r>
+        <w:rPr>
+          <w:rStyle w:val="a6"/>
+          <w:i w:val="0"/>
+          <w:iCs w:val="0"/>
+          <w:color w:val="000000" w:themeColor="text1"/>
+        </w:rPr>
+        <w:t xml:space="preserve">: </w:t>
+      </w:r>
+      <w:r>
+        <w:rPr>
+          <w:rStyle w:val="a6"/>
+          <w:rFonts w:hint="eastAsia"/>
+          <w:i w:val="0"/>
+          <w:iCs w:val="0"/>
+          <w:color w:val="000000" w:themeColor="text1"/>
+        </w:rPr>
+        <w:t>从布局中删除指定的视图</w:t>
+      </w:r>
+    </w:p>
+    <w:p>
+      <w:pPr>
+        <w:ind w:left="1260" w:firstLine="420"/>
+        <w:rPr>
+          <w:rStyle w:val="a6"/>
+          <w:rFonts w:hint="eastAsia"/>
+          <w:i w:val="0"/>
+          <w:iCs w:val="0"/>
+          <w:color w:val="000000" w:themeColor="text1"/>
+        </w:rPr>
+      </w:pPr>
+      <w:r>
+        <w:rPr>
+          <w:rStyle w:val="a6"/>
+          <w:i w:val="0"/>
+          <w:iCs w:val="0"/>
+          <w:color w:val="000000" w:themeColor="text1"/>
+        </w:rPr>
+        <w:tab/>
+      </w:r>
+      <w:proofErr w:type="spellStart"/>
+      <w:r>
+        <w:rPr>
+          <w:rStyle w:val="a6"/>
+          <w:i w:val="0"/>
+          <w:iCs w:val="0"/>
+          <w:color w:val="000000" w:themeColor="text1"/>
+        </w:rPr>
+        <w:t>removeAllView</w:t>
+      </w:r>
+      <w:proofErr w:type="spellEnd"/>
+      <w:r>
+        <w:rPr>
+          <w:rStyle w:val="a6"/>
+          <w:i w:val="0"/>
+          <w:iCs w:val="0"/>
+          <w:color w:val="000000" w:themeColor="text1"/>
+        </w:rPr>
+        <w:t xml:space="preserve">: </w:t>
+      </w:r>
+      <w:r>
+        <w:rPr>
+          <w:rStyle w:val="a6"/>
+          <w:rFonts w:hint="eastAsia"/>
+          <w:i w:val="0"/>
+          <w:iCs w:val="0"/>
+          <w:color w:val="000000" w:themeColor="text1"/>
+        </w:rPr>
+        <w:t>删除该布局下的所有视图</w:t>
+      </w:r>
+    </w:p>
+    <w:p>
+      <w:pPr>
+        <w:ind w:left="1260" w:firstLine="420"/>
+        <w:rPr>
+          <w:rStyle w:val="a6"/>
+          <w:i w:val="0"/>
+          <w:iCs w:val="0"/>
+        </w:rPr>
+      </w:pPr>
+      <w:r>
+        <w:rPr>
+          <w:rStyle w:val="a6"/>
+          <w:i w:val="0"/>
+          <w:iCs w:val="0"/>
+          <w:color w:val="000000" w:themeColor="text1"/>
+        </w:rPr>
+        <w:t>}</w:t>
+      </w:r>
+    </w:p>
+    <w:p>
+      <w:pPr>
+        <w:pStyle w:val="2"/>
+        <w:rPr>
+          <w:rStyle w:val="a6"/>
+          <w:i w:val="0"/>
+          <w:iCs w:val="0"/>
+          <w:color w:val="000000" w:themeColor="text1"/>
+        </w:rPr>
+      </w:pPr>
+      <w:r>
+        <w:rPr>
+          <w:rStyle w:val="a6"/>
+          <w:i w:val="0"/>
+          <w:iCs w:val="0"/>
+          <w:color w:val="000000" w:themeColor="text1"/>
+        </w:rPr>
+        <w:tab/>
+      </w:r>
+      <w:r>
+        <w:rPr>
+          <w:rStyle w:val="a6"/>
+          <w:rFonts w:hint="eastAsia"/>
+          <w:i w:val="0"/>
+          <w:iCs w:val="0"/>
+          <w:color w:val="000000" w:themeColor="text1"/>
+        </w:rPr>
+        <w:t>线性布局</w:t>
+      </w:r>
+      <w:r>
+        <w:rPr>
+          <w:rStyle w:val="a6"/>
+          <w:rFonts w:hint="eastAsia"/>
+          <w:i w:val="0"/>
+          <w:iCs w:val="0"/>
+          <w:color w:val="000000" w:themeColor="text1"/>
+        </w:rPr>
+        <w:t>（</w:t>
+      </w:r>
+      <w:proofErr w:type="spellStart"/>
+      <w:r>
+        <w:rPr>
+          <w:rStyle w:val="a6"/>
+          <w:i w:val="0"/>
+          <w:iCs w:val="0"/>
+          <w:color w:val="000000" w:themeColor="text1"/>
+        </w:rPr>
+        <w:t>LinearLayout</w:t>
+      </w:r>
+      <w:proofErr w:type="spellEnd"/>
+      <w:r>
+        <w:rPr>
+          <w:rStyle w:val="a6"/>
+          <w:rFonts w:hint="eastAsia"/>
+          <w:i w:val="0"/>
+          <w:iCs w:val="0"/>
+          <w:color w:val="000000" w:themeColor="text1"/>
+        </w:rPr>
+        <w:t>）</w:t>
+      </w:r>
+    </w:p>
+    <w:p>
+      <w:pPr>
+        <w:rPr>
+          <w:rStyle w:val="a6"/>
+          <w:i w:val="0"/>
+          <w:iCs w:val="0"/>
+        </w:rPr>
+      </w:pPr>
+      <w:r>
+        <w:tab/>
+      </w:r>
+      <w:r>
+        <w:tab/>
+      </w:r>
+      <w:r>
+        <w:rPr>
+          <w:rStyle w:val="a6"/>
+          <w:rFonts w:hint="eastAsia"/>
+          <w:i w:val="0"/>
+          <w:iCs w:val="0"/>
+        </w:rPr>
+        <w:t>XML属性：</w:t>
+      </w:r>
+    </w:p>
+    <w:p>
+      <w:pPr>
+        <w:rPr>
+          <w:rStyle w:val="a6"/>
+          <w:i w:val="0"/>
+          <w:iCs w:val="0"/>
+          <w:color w:val="000000" w:themeColor="text1"/>
+        </w:rPr>
+      </w:pPr>
+      <w:r>
+        <w:rPr>
+          <w:rStyle w:val="a6"/>
+          <w:i w:val="0"/>
+          <w:iCs w:val="0"/>
+        </w:rPr>
+        <w:tab/>
+      </w:r>
+      <w:r>
+        <w:rPr>
+          <w:rStyle w:val="a6"/>
+          <w:i w:val="0"/>
+          <w:iCs w:val="0"/>
+        </w:rPr>
+        <w:tab/>
+      </w:r>
+      <w:r>
+        <w:rPr>
+          <w:rStyle w:val="a6"/>
+          <w:i w:val="0"/>
+          <w:iCs w:val="0"/>
+        </w:rPr>
+        <w:tab/>
+      </w:r>
+      <w:r>
+        <w:rPr>
+          <w:rStyle w:val="a6"/>
+          <w:i w:val="0"/>
+          <w:iCs w:val="0"/>
+          <w:color w:val="000000" w:themeColor="text1"/>
+        </w:rPr>
+        <w:t>orientation:</w:t>
+      </w:r>
+      <w:r>
+        <w:rPr>
+          <w:rStyle w:val="a6"/>
+          <w:rFonts w:hint="eastAsia"/>
+          <w:i w:val="0"/>
+          <w:iCs w:val="0"/>
+          <w:color w:val="000000" w:themeColor="text1"/>
+        </w:rPr>
+        <w:t>指定线性布局的防线。</w:t>
+      </w:r>
+    </w:p>
+    <w:p>
+      <w:pPr>
+        <w:rPr>
+          <w:rStyle w:val="a6"/>
+          <w:i w:val="0"/>
+          <w:iCs w:val="0"/>
+          <w:color w:val="000000" w:themeColor="text1"/>
+        </w:rPr>
+      </w:pPr>
+      <w:r>
+        <w:rPr>
+          <w:rStyle w:val="a6"/>
+          <w:i w:val="0"/>
+          <w:iCs w:val="0"/>
+          <w:color w:val="000000" w:themeColor="text1"/>
+        </w:rPr>
+        <w:tab/>
+      </w:r>
+      <w:r>
+        <w:rPr>
+          <w:rStyle w:val="a6"/>
+          <w:i w:val="0"/>
+          <w:iCs w:val="0"/>
+          <w:color w:val="000000" w:themeColor="text1"/>
+        </w:rPr>
+        <w:tab/>
+      </w:r>
+      <w:r>
+        <w:rPr>
+          <w:rStyle w:val="a6"/>
+          <w:i w:val="0"/>
+          <w:iCs w:val="0"/>
+          <w:color w:val="000000" w:themeColor="text1"/>
+        </w:rPr>
+        <w:tab/>
+      </w:r>
+      <w:r>
+        <w:rPr>
+          <w:rStyle w:val="a6"/>
+          <w:i w:val="0"/>
+          <w:iCs w:val="0"/>
+          <w:color w:val="000000" w:themeColor="text1"/>
+        </w:rPr>
+        <w:tab/>
+      </w:r>
+      <w:r>
+        <w:rPr>
+          <w:rStyle w:val="a6"/>
+          <w:rFonts w:hint="eastAsia"/>
+          <w:i w:val="0"/>
+          <w:iCs w:val="0"/>
+          <w:color w:val="000000" w:themeColor="text1"/>
+        </w:rPr>
+        <w:t>horizontal</w:t>
+      </w:r>
+      <w:r>
+        <w:rPr>
+          <w:rStyle w:val="a6"/>
+          <w:i w:val="0"/>
+          <w:iCs w:val="0"/>
+          <w:color w:val="000000" w:themeColor="text1"/>
+        </w:rPr>
+        <w:t xml:space="preserve"> </w:t>
+      </w:r>
+      <w:r>
+        <w:rPr>
+          <w:rStyle w:val="a6"/>
+          <w:rFonts w:hint="eastAsia"/>
+          <w:i w:val="0"/>
+          <w:iCs w:val="0"/>
+          <w:color w:val="000000" w:themeColor="text1"/>
+        </w:rPr>
+        <w:t>水平方向</w:t>
+      </w:r>
+    </w:p>
+    <w:p>
+      <w:pPr>
+        <w:rPr>
+          <w:rStyle w:val="a6"/>
+          <w:i w:val="0"/>
+          <w:iCs w:val="0"/>
+          <w:color w:val="000000" w:themeColor="text1"/>
+        </w:rPr>
+      </w:pPr>
+      <w:r>
+        <w:rPr>
+          <w:rStyle w:val="a6"/>
+          <w:i w:val="0"/>
+          <w:iCs w:val="0"/>
+          <w:color w:val="000000" w:themeColor="text1"/>
+        </w:rPr>
+        <w:tab/>
+      </w:r>
+      <w:r>
+        <w:rPr>
+          <w:rStyle w:val="a6"/>
+          <w:i w:val="0"/>
+          <w:iCs w:val="0"/>
+          <w:color w:val="000000" w:themeColor="text1"/>
+        </w:rPr>
+        <w:tab/>
+      </w:r>
+      <w:r>
+        <w:rPr>
+          <w:rStyle w:val="a6"/>
+          <w:i w:val="0"/>
+          <w:iCs w:val="0"/>
+          <w:color w:val="000000" w:themeColor="text1"/>
+        </w:rPr>
+        <w:tab/>
+      </w:r>
+      <w:r>
+        <w:rPr>
+          <w:rStyle w:val="a6"/>
+          <w:i w:val="0"/>
+          <w:iCs w:val="0"/>
+          <w:color w:val="000000" w:themeColor="text1"/>
+        </w:rPr>
+        <w:tab/>
+        <w:t xml:space="preserve">vertical </w:t>
+      </w:r>
+      <w:r>
+        <w:rPr>
+          <w:rStyle w:val="a6"/>
+          <w:rFonts w:hint="eastAsia"/>
+          <w:i w:val="0"/>
+          <w:iCs w:val="0"/>
+          <w:color w:val="000000" w:themeColor="text1"/>
+        </w:rPr>
+        <w:t>垂直布局</w:t>
+      </w:r>
+    </w:p>
+    <w:p>
+      <w:pPr>
+        <w:rPr>
+          <w:rStyle w:val="a6"/>
+          <w:i w:val="0"/>
+          <w:iCs w:val="0"/>
+          <w:color w:val="000000" w:themeColor="text1"/>
+        </w:rPr>
+      </w:pPr>
+      <w:r>
+        <w:rPr>
+          <w:rStyle w:val="a6"/>
+          <w:i w:val="0"/>
+          <w:iCs w:val="0"/>
+          <w:color w:val="000000" w:themeColor="text1"/>
+        </w:rPr>
+        <w:tab/>
+      </w:r>
+      <w:r>
+        <w:rPr>
+          <w:rStyle w:val="a6"/>
+          <w:i w:val="0"/>
+          <w:iCs w:val="0"/>
+          <w:color w:val="000000" w:themeColor="text1"/>
+        </w:rPr>
+        <w:tab/>
+      </w:r>
+      <w:r>
+        <w:rPr>
+          <w:rStyle w:val="a6"/>
+          <w:i w:val="0"/>
+          <w:iCs w:val="0"/>
+          <w:color w:val="000000" w:themeColor="text1"/>
+        </w:rPr>
+        <w:tab/>
+        <w:t xml:space="preserve">gravity: </w:t>
+      </w:r>
+      <w:r>
+        <w:rPr>
+          <w:rStyle w:val="a6"/>
+          <w:rFonts w:hint="eastAsia"/>
+          <w:i w:val="0"/>
+          <w:iCs w:val="0"/>
+          <w:color w:val="000000" w:themeColor="text1"/>
+        </w:rPr>
+        <w:t xml:space="preserve">指定布局内部视图与本线形布局的对齐方式 </w:t>
+      </w:r>
+    </w:p>
+    <w:p>
+      <w:pPr>
+        <w:rPr>
+          <w:rStyle w:val="a6"/>
+          <w:i w:val="0"/>
+          <w:iCs w:val="0"/>
+          <w:color w:val="000000" w:themeColor="text1"/>
+        </w:rPr>
+      </w:pPr>
+      <w:r>
+        <w:rPr>
+          <w:rStyle w:val="a6"/>
+          <w:i w:val="0"/>
+          <w:iCs w:val="0"/>
+          <w:color w:val="000000" w:themeColor="text1"/>
+        </w:rPr>
+        <w:tab/>
+      </w:r>
+      <w:r>
+        <w:rPr>
+          <w:rStyle w:val="a6"/>
+          <w:i w:val="0"/>
+          <w:iCs w:val="0"/>
+          <w:color w:val="000000" w:themeColor="text1"/>
+        </w:rPr>
+        <w:tab/>
+      </w:r>
+      <w:r>
+        <w:rPr>
+          <w:rStyle w:val="a6"/>
+          <w:i w:val="0"/>
+          <w:iCs w:val="0"/>
+          <w:color w:val="000000" w:themeColor="text1"/>
+        </w:rPr>
+        <w:tab/>
+      </w:r>
+      <w:proofErr w:type="spellStart"/>
+      <w:r>
+        <w:rPr>
+          <w:rStyle w:val="a6"/>
+          <w:rFonts w:hint="eastAsia"/>
+          <w:i w:val="0"/>
+          <w:iCs w:val="0"/>
+          <w:color w:val="000000" w:themeColor="text1"/>
+        </w:rPr>
+        <w:t>layout</w:t>
+      </w:r>
+      <w:r>
+        <w:rPr>
+          <w:rStyle w:val="a6"/>
+          <w:i w:val="0"/>
+          <w:iCs w:val="0"/>
+          <w:color w:val="000000" w:themeColor="text1"/>
+        </w:rPr>
+        <w:t>_weight</w:t>
+      </w:r>
+      <w:proofErr w:type="spellEnd"/>
+      <w:r>
+        <w:rPr>
+          <w:rStyle w:val="a6"/>
+          <w:i w:val="0"/>
+          <w:iCs w:val="0"/>
+          <w:color w:val="000000" w:themeColor="text1"/>
+        </w:rPr>
+        <w:t xml:space="preserve">: </w:t>
+      </w:r>
+      <w:r>
+        <w:rPr>
+          <w:rStyle w:val="a6"/>
+          <w:rFonts w:hint="eastAsia"/>
+          <w:i w:val="0"/>
+          <w:iCs w:val="0"/>
+          <w:color w:val="000000" w:themeColor="text1"/>
+        </w:rPr>
+        <w:t>占上级的权重</w:t>
+      </w:r>
+    </w:p>
+    <w:p>
+      <w:pPr>
+        <w:rPr>
+          <w:rStyle w:val="a6"/>
+          <w:i w:val="0"/>
+          <w:iCs w:val="0"/>
+          <w:color w:val="000000" w:themeColor="text1"/>
+        </w:rPr>
+      </w:pPr>
+      <w:r>
+        <w:rPr>
+          <w:rStyle w:val="a6"/>
+          <w:i w:val="0"/>
+          <w:iCs w:val="0"/>
+          <w:color w:val="000000" w:themeColor="text1"/>
+        </w:rPr>
+        <w:tab/>
+      </w:r>
+      <w:r>
+        <w:rPr>
+          <w:rStyle w:val="a6"/>
+          <w:i w:val="0"/>
+          <w:iCs w:val="0"/>
+          <w:color w:val="000000" w:themeColor="text1"/>
+        </w:rPr>
+        <w:tab/>
+      </w:r>
+      <w:r>
+        <w:rPr>
+          <w:rStyle w:val="a6"/>
+          <w:i w:val="0"/>
+          <w:iCs w:val="0"/>
+          <w:color w:val="000000" w:themeColor="text1"/>
+        </w:rPr>
+        <w:tab/>
+      </w:r>
+    </w:p>
+    <w:p>
+      <w:pPr>
+        <w:rPr>
+          <w:rStyle w:val="a6"/>
+          <w:rFonts w:hint="eastAsia"/>
+          <w:i w:val="0"/>
+          <w:iCs w:val="0"/>
+          <w:color w:val="000000" w:themeColor="text1"/>
+        </w:rPr>
+      </w:pPr>
+      <w:r>
+        <w:rPr>
+          <w:rStyle w:val="a6"/>
+          <w:i w:val="0"/>
+          <w:iCs w:val="0"/>
+          <w:color w:val="000000" w:themeColor="text1"/>
+        </w:rPr>
+        <w:tab/>
+      </w:r>
+      <w:r>
+        <w:rPr>
+          <w:rStyle w:val="a6"/>
+          <w:i w:val="0"/>
+          <w:iCs w:val="0"/>
+          <w:color w:val="000000" w:themeColor="text1"/>
+        </w:rPr>
+        <w:tab/>
+      </w:r>
+      <w:r>
+        <w:rPr>
+          <w:rStyle w:val="a6"/>
+          <w:rFonts w:hint="eastAsia"/>
+          <w:i w:val="0"/>
+          <w:iCs w:val="0"/>
+          <w:color w:val="5B9BD5" w:themeColor="accent5"/>
+        </w:rPr>
+        <w:t>方法：</w:t>
+      </w:r>
+    </w:p>
+    <w:p>
+      <w:pPr>
+        <w:rPr>
+          <w:rStyle w:val="a6"/>
+          <w:i w:val="0"/>
+          <w:iCs w:val="0"/>
+          <w:color w:val="000000" w:themeColor="text1"/>
+        </w:rPr>
+      </w:pPr>
+      <w:r>
+        <w:rPr>
+          <w:rStyle w:val="a6"/>
+          <w:i w:val="0"/>
+          <w:iCs w:val="0"/>
+          <w:color w:val="000000" w:themeColor="text1"/>
+        </w:rPr>
+        <w:tab/>
+      </w:r>
+      <w:r>
+        <w:rPr>
+          <w:rStyle w:val="a6"/>
+          <w:i w:val="0"/>
+          <w:iCs w:val="0"/>
+          <w:color w:val="000000" w:themeColor="text1"/>
+        </w:rPr>
+        <w:tab/>
+      </w:r>
+      <w:r>
+        <w:rPr>
+          <w:rStyle w:val="a6"/>
+          <w:i w:val="0"/>
+          <w:iCs w:val="0"/>
+          <w:color w:val="000000" w:themeColor="text1"/>
+        </w:rPr>
+        <w:tab/>
+      </w:r>
+      <w:proofErr w:type="spellStart"/>
+      <w:r>
+        <w:rPr>
+          <w:rStyle w:val="a6"/>
+          <w:i w:val="0"/>
+          <w:iCs w:val="0"/>
+          <w:color w:val="000000" w:themeColor="text1"/>
+        </w:rPr>
+        <w:t>setOrientation</w:t>
+      </w:r>
+      <w:proofErr w:type="spellEnd"/>
+      <w:r>
+        <w:rPr>
+          <w:rStyle w:val="a6"/>
+          <w:i w:val="0"/>
+          <w:iCs w:val="0"/>
+          <w:color w:val="000000" w:themeColor="text1"/>
+        </w:rPr>
+        <w:t xml:space="preserve">: </w:t>
+      </w:r>
+      <w:r>
+        <w:rPr>
+          <w:rStyle w:val="a6"/>
+          <w:rFonts w:hint="eastAsia"/>
+          <w:i w:val="0"/>
+          <w:iCs w:val="0"/>
+          <w:color w:val="000000" w:themeColor="text1"/>
+        </w:rPr>
+        <w:t>设置线形布局防线</w:t>
+      </w:r>
+    </w:p>
+    <w:p>
+      <w:pPr>
+        <w:rPr>
+          <w:rStyle w:val="a6"/>
+          <w:i w:val="0"/>
+          <w:iCs w:val="0"/>
+          <w:color w:val="000000" w:themeColor="text1"/>
+        </w:rPr>
+      </w:pPr>
+      <w:r>
+        <w:rPr>
+          <w:rStyle w:val="a6"/>
+          <w:i w:val="0"/>
+          <w:iCs w:val="0"/>
+          <w:color w:val="000000" w:themeColor="text1"/>
+        </w:rPr>
+        <w:tab/>
+      </w:r>
+      <w:r>
+        <w:rPr>
+          <w:rStyle w:val="a6"/>
+          <w:i w:val="0"/>
+          <w:iCs w:val="0"/>
+          <w:color w:val="000000" w:themeColor="text1"/>
+        </w:rPr>
+        <w:tab/>
+      </w:r>
+      <w:r>
+        <w:rPr>
+          <w:rStyle w:val="a6"/>
+          <w:i w:val="0"/>
+          <w:iCs w:val="0"/>
+          <w:color w:val="000000" w:themeColor="text1"/>
+        </w:rPr>
+        <w:tab/>
+      </w:r>
+      <w:proofErr w:type="spellStart"/>
+      <w:r>
+        <w:rPr>
+          <w:rStyle w:val="a6"/>
+          <w:i w:val="0"/>
+          <w:iCs w:val="0"/>
+          <w:color w:val="000000" w:themeColor="text1"/>
+        </w:rPr>
+        <w:t>setGravity</w:t>
+      </w:r>
+      <w:proofErr w:type="spellEnd"/>
+      <w:r>
+        <w:rPr>
+          <w:rStyle w:val="a6"/>
+          <w:i w:val="0"/>
+          <w:iCs w:val="0"/>
+          <w:color w:val="000000" w:themeColor="text1"/>
+        </w:rPr>
+        <w:t xml:space="preserve">: </w:t>
+      </w:r>
+      <w:r>
+        <w:rPr>
+          <w:rStyle w:val="a6"/>
+          <w:rFonts w:hint="eastAsia"/>
+          <w:i w:val="0"/>
+          <w:iCs w:val="0"/>
+          <w:color w:val="000000" w:themeColor="text1"/>
+        </w:rPr>
+        <w:t>设置布局内部视图与本线形布局的对齐方式</w:t>
+      </w:r>
+    </w:p>
+    <w:p>
+      <w:pPr>
+        <w:rPr>
+          <w:rStyle w:val="a6"/>
+          <w:i w:val="0"/>
+          <w:iCs w:val="0"/>
+          <w:color w:val="000000" w:themeColor="text1"/>
+        </w:rPr>
+      </w:pPr>
+    </w:p>
+    <w:p>
+      <w:pPr>
+        <w:pStyle w:val="2"/>
+        <w:rPr>
+          <w:rStyle w:val="a6"/>
+          <w:i w:val="0"/>
+          <w:iCs w:val="0"/>
+          <w:color w:val="000000" w:themeColor="text1"/>
+        </w:rPr>
+      </w:pPr>
+      <w:r>
+        <w:rPr>
+          <w:rStyle w:val="a6"/>
+          <w:i w:val="0"/>
+          <w:iCs w:val="0"/>
+          <w:color w:val="000000" w:themeColor="text1"/>
+        </w:rPr>
+        <w:tab/>
+      </w:r>
+      <w:r>
+        <w:rPr>
+          <w:rStyle w:val="a6"/>
+          <w:rFonts w:hint="eastAsia"/>
+          <w:i w:val="0"/>
+          <w:iCs w:val="0"/>
+          <w:color w:val="000000" w:themeColor="text1"/>
+        </w:rPr>
+        <w:t>滚动视图</w:t>
+      </w:r>
+      <w:r>
+        <w:rPr>
+          <w:rStyle w:val="a6"/>
+          <w:rFonts w:hint="eastAsia"/>
+          <w:i w:val="0"/>
+          <w:iCs w:val="0"/>
+          <w:color w:val="000000" w:themeColor="text1"/>
+        </w:rPr>
+        <w:t>（</w:t>
+      </w:r>
+      <w:proofErr w:type="spellStart"/>
+      <w:r>
+        <w:rPr>
+          <w:rStyle w:val="a6"/>
+          <w:i w:val="0"/>
+          <w:iCs w:val="0"/>
+          <w:color w:val="000000" w:themeColor="text1"/>
+        </w:rPr>
+        <w:t>ScrollView</w:t>
+      </w:r>
+      <w:proofErr w:type="spellEnd"/>
+      <w:r>
+        <w:rPr>
+          <w:rStyle w:val="a6"/>
+          <w:rFonts w:hint="eastAsia"/>
+          <w:i w:val="0"/>
+          <w:iCs w:val="0"/>
+          <w:color w:val="000000" w:themeColor="text1"/>
+        </w:rPr>
+        <w:t>）</w:t>
+      </w:r>
+    </w:p>
+    <w:p>
+      <w:pPr>
+        <w:rPr>
+          <w:rStyle w:val="a6"/>
+          <w:i w:val="0"/>
+          <w:iCs w:val="0"/>
+        </w:rPr>
+      </w:pPr>
+      <w:r>
+        <w:rPr>
+          <w:rStyle w:val="a6"/>
+          <w:i w:val="0"/>
+          <w:iCs w:val="0"/>
+        </w:rPr>
+        <w:tab/>
+      </w:r>
+      <w:r>
+        <w:rPr>
+          <w:rStyle w:val="a6"/>
+          <w:i w:val="0"/>
+          <w:iCs w:val="0"/>
+        </w:rPr>
+        <w:tab/>
+      </w:r>
+      <w:r>
+        <w:rPr>
+          <w:rStyle w:val="a6"/>
+          <w:rFonts w:hint="eastAsia"/>
+          <w:i w:val="0"/>
+          <w:iCs w:val="0"/>
+        </w:rPr>
+        <w:t xml:space="preserve">垂直滚动视图： </w:t>
+      </w:r>
+      <w:proofErr w:type="spellStart"/>
+      <w:r>
+        <w:rPr>
+          <w:rStyle w:val="a6"/>
+          <w:i w:val="0"/>
+          <w:iCs w:val="0"/>
+        </w:rPr>
+        <w:t>ScrollView</w:t>
+      </w:r>
+      <w:proofErr w:type="spellEnd"/>
+    </w:p>
+    <w:p>
+      <w:pPr>
+        <w:rPr>
+          <w:rStyle w:val="a6"/>
+          <w:i w:val="0"/>
+          <w:iCs w:val="0"/>
+        </w:rPr>
+      </w:pPr>
+      <w:r>
+        <w:rPr>
+          <w:rStyle w:val="a6"/>
+          <w:i w:val="0"/>
+          <w:iCs w:val="0"/>
+        </w:rPr>
+        <w:tab/>
+      </w:r>
+      <w:r>
+        <w:rPr>
+          <w:rStyle w:val="a6"/>
+          <w:i w:val="0"/>
+          <w:iCs w:val="0"/>
+        </w:rPr>
+        <w:tab/>
+      </w:r>
+      <w:r>
+        <w:rPr>
+          <w:rStyle w:val="a6"/>
+          <w:rFonts w:hint="eastAsia"/>
+          <w:i w:val="0"/>
+          <w:iCs w:val="0"/>
+        </w:rPr>
+        <w:t xml:space="preserve">水平滚动视图： </w:t>
+      </w:r>
+      <w:proofErr w:type="spellStart"/>
+      <w:r>
+        <w:rPr>
+          <w:rStyle w:val="a6"/>
+          <w:i w:val="0"/>
+          <w:iCs w:val="0"/>
+        </w:rPr>
+        <w:t>HorzontalScrollview</w:t>
+      </w:r>
+      <w:proofErr w:type="spellEnd"/>
+    </w:p>
+    <w:p>
+      <w:pPr>
+        <w:rPr>
+          <w:rStyle w:val="a6"/>
+          <w:i w:val="0"/>
+          <w:iCs w:val="0"/>
+        </w:rPr>
+      </w:pPr>
+      <w:r>
+        <w:rPr>
+          <w:rStyle w:val="a6"/>
+          <w:i w:val="0"/>
+          <w:iCs w:val="0"/>
+        </w:rPr>
+        <w:tab/>
+      </w:r>
+      <w:r>
+        <w:rPr>
+          <w:rStyle w:val="a6"/>
+          <w:i w:val="0"/>
+          <w:iCs w:val="0"/>
+        </w:rPr>
+        <w:tab/>
+      </w:r>
+    </w:p>
+    <w:p>
+      <w:pPr>
+        <w:rPr>
+          <w:rStyle w:val="a6"/>
+          <w:i w:val="0"/>
+          <w:iCs w:val="0"/>
+          <w:color w:val="5B9BD5" w:themeColor="accent5"/>
+        </w:rPr>
+      </w:pPr>
+      <w:r>
+        <w:rPr>
+          <w:rStyle w:val="a6"/>
+          <w:i w:val="0"/>
+          <w:iCs w:val="0"/>
+          <w:color w:val="5B9BD5" w:themeColor="accent5"/>
+        </w:rPr>
+        <w:tab/>
+      </w:r>
+      <w:r>
+        <w:rPr>
+          <w:rStyle w:val="a6"/>
+          <w:i w:val="0"/>
+          <w:iCs w:val="0"/>
+          <w:color w:val="5B9BD5" w:themeColor="accent5"/>
+        </w:rPr>
+        <w:tab/>
+      </w:r>
+      <w:r>
+        <w:rPr>
+          <w:rStyle w:val="a6"/>
+          <w:rFonts w:hint="eastAsia"/>
+          <w:i w:val="0"/>
+          <w:iCs w:val="0"/>
+          <w:color w:val="5B9BD5" w:themeColor="accent5"/>
+        </w:rPr>
+        <w:t>要点：</w:t>
+      </w:r>
+    </w:p>
+    <w:p>
+      <w:pPr>
+        <w:rPr>
+          <w:rStyle w:val="a6"/>
+          <w:i w:val="0"/>
+          <w:iCs w:val="0"/>
+          <w:color w:val="000000" w:themeColor="text1"/>
+        </w:rPr>
+      </w:pPr>
+      <w:r>
+        <w:rPr>
+          <w:rStyle w:val="a6"/>
+          <w:i w:val="0"/>
+          <w:iCs w:val="0"/>
+          <w:color w:val="5B9BD5" w:themeColor="accent5"/>
+        </w:rPr>
+        <w:tab/>
+      </w:r>
+      <w:r>
+        <w:rPr>
+          <w:rStyle w:val="a6"/>
+          <w:i w:val="0"/>
+          <w:iCs w:val="0"/>
+          <w:color w:val="5B9BD5" w:themeColor="accent5"/>
+        </w:rPr>
+        <w:tab/>
+      </w:r>
+      <w:r>
+        <w:rPr>
+          <w:rStyle w:val="a6"/>
+          <w:i w:val="0"/>
+          <w:iCs w:val="0"/>
+          <w:color w:val="5B9BD5" w:themeColor="accent5"/>
+        </w:rPr>
+        <w:tab/>
+      </w:r>
+      <w:r>
+        <w:rPr>
+          <w:rStyle w:val="a6"/>
+          <w:rFonts w:hint="eastAsia"/>
+          <w:i w:val="0"/>
+          <w:iCs w:val="0"/>
+          <w:color w:val="000000" w:themeColor="text1"/>
+        </w:rPr>
+        <w:t>垂直方向滚动时</w:t>
+      </w:r>
+      <w:r>
+        <w:rPr>
+          <w:rStyle w:val="a6"/>
+          <w:rFonts w:hint="eastAsia"/>
+          <w:i w:val="0"/>
+          <w:iCs w:val="0"/>
+          <w:color w:val="000000" w:themeColor="text1"/>
+        </w:rPr>
+        <w:t xml:space="preserve"> </w:t>
+      </w:r>
+      <w:proofErr w:type="spellStart"/>
+      <w:r>
+        <w:rPr>
+          <w:rStyle w:val="a6"/>
+          <w:i w:val="0"/>
+          <w:iCs w:val="0"/>
+          <w:color w:val="000000" w:themeColor="text1"/>
+        </w:rPr>
+        <w:t>layout_width</w:t>
+      </w:r>
+      <w:proofErr w:type="spellEnd"/>
+      <w:r>
+        <w:rPr>
+          <w:rStyle w:val="a6"/>
+          <w:i w:val="0"/>
+          <w:iCs w:val="0"/>
+          <w:color w:val="000000" w:themeColor="text1"/>
+        </w:rPr>
+        <w:t xml:space="preserve"> </w:t>
+      </w:r>
+      <w:r>
+        <w:rPr>
+          <w:rStyle w:val="a6"/>
+          <w:rFonts w:hint="eastAsia"/>
+          <w:i w:val="0"/>
+          <w:iCs w:val="0"/>
+          <w:color w:val="000000" w:themeColor="text1"/>
+        </w:rPr>
+        <w:t>需要设置为</w:t>
+      </w:r>
+      <w:r>
+        <w:rPr>
+          <w:rStyle w:val="a6"/>
+          <w:i w:val="0"/>
+          <w:iCs w:val="0"/>
+          <w:color w:val="000000" w:themeColor="text1"/>
+        </w:rPr>
+        <w:t xml:space="preserve"> </w:t>
+      </w:r>
+      <w:proofErr w:type="spellStart"/>
+      <w:r>
+        <w:rPr>
+          <w:rStyle w:val="a6"/>
+          <w:i w:val="0"/>
+          <w:iCs w:val="0"/>
+          <w:color w:val="000000" w:themeColor="text1"/>
+        </w:rPr>
+        <w:t>match_parent</w:t>
+      </w:r>
+      <w:proofErr w:type="spellEnd"/>
+      <w:r>
+        <w:rPr>
+          <w:rStyle w:val="a6"/>
+          <w:i w:val="0"/>
+          <w:iCs w:val="0"/>
+          <w:color w:val="000000" w:themeColor="text1"/>
+        </w:rPr>
+        <w:t xml:space="preserve"> </w:t>
+      </w:r>
+    </w:p>
+    <w:p>
+      <w:pPr>
+        <w:rPr>
+          <w:rStyle w:val="a6"/>
+          <w:i w:val="0"/>
+          <w:iCs w:val="0"/>
+          <w:color w:val="000000" w:themeColor="text1"/>
+        </w:rPr>
+      </w:pPr>
+      <w:r>
+        <w:rPr>
+          <w:rStyle w:val="a6"/>
+          <w:i w:val="0"/>
+          <w:iCs w:val="0"/>
+          <w:color w:val="000000" w:themeColor="text1"/>
+        </w:rPr>
+        <w:tab/>
+      </w:r>
+      <w:r>
+        <w:rPr>
+          <w:rStyle w:val="a6"/>
+          <w:i w:val="0"/>
+          <w:iCs w:val="0"/>
+          <w:color w:val="000000" w:themeColor="text1"/>
+        </w:rPr>
+        <w:tab/>
+      </w:r>
+      <w:r>
+        <w:rPr>
+          <w:rStyle w:val="a6"/>
+          <w:i w:val="0"/>
+          <w:iCs w:val="0"/>
+          <w:color w:val="000000" w:themeColor="text1"/>
+        </w:rPr>
+        <w:tab/>
+      </w:r>
+      <w:r>
+        <w:rPr>
+          <w:rStyle w:val="a6"/>
+          <w:i w:val="0"/>
+          <w:iCs w:val="0"/>
+          <w:color w:val="000000" w:themeColor="text1"/>
+        </w:rPr>
+        <w:tab/>
+      </w:r>
+      <w:r>
+        <w:rPr>
+          <w:rStyle w:val="a6"/>
+          <w:i w:val="0"/>
+          <w:iCs w:val="0"/>
+          <w:color w:val="000000" w:themeColor="text1"/>
+        </w:rPr>
+        <w:tab/>
+      </w:r>
+      <w:r>
+        <w:rPr>
+          <w:rStyle w:val="a6"/>
+          <w:i w:val="0"/>
+          <w:iCs w:val="0"/>
+          <w:color w:val="000000" w:themeColor="text1"/>
+        </w:rPr>
+        <w:tab/>
+        <w:t xml:space="preserve">   </w:t>
+      </w:r>
+      <w:proofErr w:type="spellStart"/>
+      <w:r>
+        <w:rPr>
+          <w:rStyle w:val="a6"/>
+          <w:i w:val="0"/>
+          <w:iCs w:val="0"/>
+          <w:color w:val="000000" w:themeColor="text1"/>
+        </w:rPr>
+        <w:t>layout_height</w:t>
+      </w:r>
+      <w:proofErr w:type="spellEnd"/>
+      <w:r>
+        <w:rPr>
+          <w:rStyle w:val="a6"/>
+          <w:i w:val="0"/>
+          <w:iCs w:val="0"/>
+          <w:color w:val="000000" w:themeColor="text1"/>
+        </w:rPr>
+        <w:t xml:space="preserve"> </w:t>
+      </w:r>
+      <w:r>
+        <w:rPr>
+          <w:rStyle w:val="a6"/>
+          <w:rFonts w:hint="eastAsia"/>
+          <w:i w:val="0"/>
+          <w:iCs w:val="0"/>
+          <w:color w:val="000000" w:themeColor="text1"/>
+        </w:rPr>
+        <w:t>需要设置为</w:t>
+      </w:r>
+      <w:r>
+        <w:rPr>
+          <w:rStyle w:val="a6"/>
+          <w:i w:val="0"/>
+          <w:iCs w:val="0"/>
+          <w:color w:val="000000" w:themeColor="text1"/>
+        </w:rPr>
+        <w:t xml:space="preserve"> </w:t>
+      </w:r>
+      <w:proofErr w:type="spellStart"/>
+      <w:r>
+        <w:rPr>
+          <w:rStyle w:val="a6"/>
+          <w:i w:val="0"/>
+          <w:iCs w:val="0"/>
+          <w:color w:val="000000" w:themeColor="text1"/>
+        </w:rPr>
+        <w:t>wrap_content</w:t>
+      </w:r>
+      <w:proofErr w:type="spellEnd"/>
+    </w:p>
+    <w:p>
+      <w:pPr>
+        <w:rPr>
+          <w:rStyle w:val="a6"/>
+          <w:i w:val="0"/>
+          <w:iCs w:val="0"/>
+          <w:color w:val="000000" w:themeColor="text1"/>
+        </w:rPr>
+      </w:pPr>
+    </w:p>
+    <w:p>
+      <w:pPr>
+        <w:rPr>
+          <w:rStyle w:val="a6"/>
+          <w:i w:val="0"/>
+          <w:iCs w:val="0"/>
+          <w:color w:val="000000" w:themeColor="text1"/>
+        </w:rPr>
+      </w:pPr>
+      <w:r>
+        <w:rPr>
+          <w:rStyle w:val="a6"/>
+          <w:i w:val="0"/>
+          <w:iCs w:val="0"/>
+          <w:color w:val="000000" w:themeColor="text1"/>
+        </w:rPr>
+        <w:tab/>
+      </w:r>
+      <w:r>
+        <w:rPr>
+          <w:rStyle w:val="a6"/>
+          <w:i w:val="0"/>
+          <w:iCs w:val="0"/>
+          <w:color w:val="000000" w:themeColor="text1"/>
+        </w:rPr>
+        <w:tab/>
+      </w:r>
+      <w:r>
+        <w:rPr>
+          <w:rStyle w:val="a6"/>
+          <w:i w:val="0"/>
+          <w:iCs w:val="0"/>
+          <w:color w:val="000000" w:themeColor="text1"/>
+        </w:rPr>
+        <w:tab/>
+      </w:r>
+      <w:r>
+        <w:rPr>
+          <w:rStyle w:val="a6"/>
+          <w:rFonts w:hint="eastAsia"/>
+          <w:i w:val="0"/>
+          <w:iCs w:val="0"/>
+          <w:color w:val="000000" w:themeColor="text1"/>
+        </w:rPr>
+        <w:t>水平方向滚动时，</w:t>
+      </w:r>
+      <w:proofErr w:type="spellStart"/>
+      <w:r>
+        <w:rPr>
+          <w:rStyle w:val="a6"/>
+          <w:rFonts w:hint="eastAsia"/>
+          <w:i w:val="0"/>
+          <w:iCs w:val="0"/>
+          <w:color w:val="000000" w:themeColor="text1"/>
+        </w:rPr>
+        <w:t>l</w:t>
+      </w:r>
+      <w:r>
+        <w:rPr>
+          <w:rStyle w:val="a6"/>
+          <w:i w:val="0"/>
+          <w:iCs w:val="0"/>
+          <w:color w:val="000000" w:themeColor="text1"/>
+        </w:rPr>
+        <w:t>ayout_width</w:t>
+      </w:r>
+      <w:proofErr w:type="spellEnd"/>
+      <w:r>
+        <w:rPr>
+          <w:rStyle w:val="a6"/>
+          <w:i w:val="0"/>
+          <w:iCs w:val="0"/>
+          <w:color w:val="000000" w:themeColor="text1"/>
+        </w:rPr>
+        <w:t xml:space="preserve"> </w:t>
+      </w:r>
+      <w:r>
+        <w:rPr>
+          <w:rStyle w:val="a6"/>
+          <w:rFonts w:hint="eastAsia"/>
+          <w:i w:val="0"/>
+          <w:iCs w:val="0"/>
+          <w:color w:val="000000" w:themeColor="text1"/>
+        </w:rPr>
+        <w:t xml:space="preserve">设置为 </w:t>
+      </w:r>
+      <w:proofErr w:type="spellStart"/>
+      <w:r>
+        <w:rPr>
+          <w:rStyle w:val="a6"/>
+          <w:i w:val="0"/>
+          <w:iCs w:val="0"/>
+          <w:color w:val="000000" w:themeColor="text1"/>
+        </w:rPr>
+        <w:t>wrap_content</w:t>
+      </w:r>
+      <w:proofErr w:type="spellEnd"/>
+      <w:r>
+        <w:rPr>
+          <w:rStyle w:val="a6"/>
+          <w:i w:val="0"/>
+          <w:iCs w:val="0"/>
+          <w:color w:val="000000" w:themeColor="text1"/>
+        </w:rPr>
+        <w:t xml:space="preserve">, </w:t>
+      </w:r>
+    </w:p>
+    <w:p>
+      <w:pPr>
+        <w:rPr>
+          <w:rStyle w:val="a6"/>
+          <w:i w:val="0"/>
+          <w:iCs w:val="0"/>
+          <w:color w:val="000000" w:themeColor="text1"/>
+        </w:rPr>
+      </w:pPr>
+      <w:r>
+        <w:rPr>
+          <w:rStyle w:val="a6"/>
+          <w:i w:val="0"/>
+          <w:iCs w:val="0"/>
+          <w:color w:val="000000" w:themeColor="text1"/>
+        </w:rPr>
+        <w:tab/>
+      </w:r>
+      <w:r>
+        <w:rPr>
+          <w:rStyle w:val="a6"/>
+          <w:i w:val="0"/>
+          <w:iCs w:val="0"/>
+          <w:color w:val="000000" w:themeColor="text1"/>
+        </w:rPr>
+        <w:tab/>
+      </w:r>
+      <w:r>
+        <w:rPr>
+          <w:rStyle w:val="a6"/>
+          <w:i w:val="0"/>
+          <w:iCs w:val="0"/>
+          <w:color w:val="000000" w:themeColor="text1"/>
+        </w:rPr>
+        <w:tab/>
+      </w:r>
+      <w:r>
+        <w:rPr>
+          <w:rStyle w:val="a6"/>
+          <w:i w:val="0"/>
+          <w:iCs w:val="0"/>
+          <w:color w:val="000000" w:themeColor="text1"/>
+        </w:rPr>
+        <w:tab/>
+      </w:r>
+      <w:r>
+        <w:rPr>
+          <w:rStyle w:val="a6"/>
+          <w:i w:val="0"/>
+          <w:iCs w:val="0"/>
+          <w:color w:val="000000" w:themeColor="text1"/>
+        </w:rPr>
+        <w:tab/>
+      </w:r>
+      <w:r>
+        <w:rPr>
+          <w:rStyle w:val="a6"/>
+          <w:i w:val="0"/>
+          <w:iCs w:val="0"/>
+          <w:color w:val="000000" w:themeColor="text1"/>
+        </w:rPr>
+        <w:tab/>
+      </w:r>
+      <w:r>
+        <w:rPr>
+          <w:rStyle w:val="a6"/>
+          <w:i w:val="0"/>
+          <w:iCs w:val="0"/>
+          <w:color w:val="000000" w:themeColor="text1"/>
+        </w:rPr>
+        <w:tab/>
+      </w:r>
+      <w:proofErr w:type="spellStart"/>
+      <w:r>
+        <w:rPr>
+          <w:rStyle w:val="a6"/>
+          <w:rFonts w:hint="eastAsia"/>
+          <w:i w:val="0"/>
+          <w:iCs w:val="0"/>
+          <w:color w:val="000000" w:themeColor="text1"/>
+        </w:rPr>
+        <w:t>layout</w:t>
+      </w:r>
+      <w:r>
+        <w:rPr>
+          <w:rStyle w:val="a6"/>
+          <w:i w:val="0"/>
+          <w:iCs w:val="0"/>
+          <w:color w:val="000000" w:themeColor="text1"/>
+        </w:rPr>
+        <w:t>_height</w:t>
+      </w:r>
+      <w:proofErr w:type="spellEnd"/>
+      <w:r>
+        <w:rPr>
+          <w:rStyle w:val="a6"/>
+          <w:i w:val="0"/>
+          <w:iCs w:val="0"/>
+          <w:color w:val="000000" w:themeColor="text1"/>
+        </w:rPr>
+        <w:t xml:space="preserve"> </w:t>
+      </w:r>
+      <w:r>
+        <w:rPr>
+          <w:rStyle w:val="a6"/>
+          <w:rFonts w:hint="eastAsia"/>
+          <w:i w:val="0"/>
+          <w:iCs w:val="0"/>
+          <w:color w:val="000000" w:themeColor="text1"/>
+        </w:rPr>
+        <w:t xml:space="preserve">设置为 </w:t>
+      </w:r>
+      <w:proofErr w:type="spellStart"/>
+      <w:r>
+        <w:rPr>
+          <w:rStyle w:val="a6"/>
+          <w:i w:val="0"/>
+          <w:iCs w:val="0"/>
+          <w:color w:val="000000" w:themeColor="text1"/>
+        </w:rPr>
+        <w:t>match_parent</w:t>
+      </w:r>
+      <w:proofErr w:type="spellEnd"/>
+      <w:r>
+        <w:rPr>
+          <w:rStyle w:val="a6"/>
+          <w:i w:val="0"/>
+          <w:iCs w:val="0"/>
+          <w:color w:val="000000" w:themeColor="text1"/>
+        </w:rPr>
+        <w:t xml:space="preserve"> </w:t>
+      </w:r>
+    </w:p>
+    <w:p>
+      <w:pPr>
+        <w:rPr>
+          <w:rStyle w:val="a6"/>
+          <w:i w:val="0"/>
+          <w:iCs w:val="0"/>
+          <w:color w:val="000000" w:themeColor="text1"/>
+        </w:rPr>
+      </w:pPr>
+    </w:p>
+    <w:p>
+      <w:pPr>
+        <w:rPr>
+          <w:rStyle w:val="a6"/>
+          <w:i w:val="0"/>
+          <w:iCs w:val="0"/>
+          <w:color w:val="000000" w:themeColor="text1"/>
+        </w:rPr>
+      </w:pPr>
+      <w:r>
+        <w:rPr>
+          <w:rStyle w:val="a6"/>
+          <w:i w:val="0"/>
+          <w:iCs w:val="0"/>
+          <w:color w:val="000000" w:themeColor="text1"/>
+        </w:rPr>
+        <w:tab/>
+      </w:r>
+      <w:r>
+        <w:rPr>
+          <w:rStyle w:val="a6"/>
+          <w:i w:val="0"/>
+          <w:iCs w:val="0"/>
+          <w:color w:val="000000" w:themeColor="text1"/>
+        </w:rPr>
+        <w:tab/>
+      </w:r>
+      <w:r>
+        <w:rPr>
+          <w:rStyle w:val="a6"/>
+          <w:i w:val="0"/>
+          <w:iCs w:val="0"/>
+          <w:color w:val="000000" w:themeColor="text1"/>
+        </w:rPr>
+        <w:tab/>
+      </w:r>
+      <w:r>
+        <w:rPr>
+          <w:rStyle w:val="a6"/>
+          <w:rFonts w:hint="eastAsia"/>
+          <w:i w:val="0"/>
+          <w:iCs w:val="0"/>
+          <w:color w:val="000000" w:themeColor="text1"/>
+        </w:rPr>
+        <w:t>滚动视图节点下必须且只能挂在一个子布局节点，否则运行时会报错。</w:t>
+      </w:r>
+    </w:p>
+    <w:p>
+      <w:pPr>
+        <w:rPr>
+          <w:rStyle w:val="a6"/>
+          <w:i w:val="0"/>
+          <w:iCs w:val="0"/>
+          <w:color w:val="000000" w:themeColor="text1"/>
+        </w:rPr>
+      </w:pPr>
+    </w:p>
+    <w:p>
+      <w:pPr>
+        <w:rPr>
+          <w:rStyle w:val="a6"/>
+          <w:i w:val="0"/>
+          <w:iCs w:val="0"/>
+          <w:color w:val="000000" w:themeColor="text1"/>
+        </w:rPr>
+      </w:pPr>
+      <w:r>
+        <w:rPr>
+          <w:rStyle w:val="a6"/>
+          <w:i w:val="0"/>
+          <w:iCs w:val="0"/>
+          <w:color w:val="000000" w:themeColor="text1"/>
+        </w:rPr>
+        <w:tab/>
+      </w:r>
+      <w:r>
+        <w:rPr>
+          <w:rStyle w:val="a6"/>
+          <w:i w:val="0"/>
+          <w:iCs w:val="0"/>
+          <w:color w:val="000000" w:themeColor="text1"/>
+        </w:rPr>
+        <w:tab/>
+      </w:r>
+      <w:r>
+        <w:rPr>
+          <w:rStyle w:val="a6"/>
+          <w:i w:val="0"/>
+          <w:iCs w:val="0"/>
+          <w:color w:val="000000" w:themeColor="text1"/>
+        </w:rPr>
+        <w:tab/>
+      </w:r>
+      <w:r>
+        <w:rPr>
+          <w:rStyle w:val="a6"/>
+          <w:rFonts w:hint="eastAsia"/>
+          <w:i w:val="0"/>
+          <w:iCs w:val="0"/>
+          <w:color w:val="000000" w:themeColor="text1"/>
+        </w:rPr>
+        <w:t xml:space="preserve">如果滚动视图实际内容不够，又想让他充满屏幕， 设置 </w:t>
+      </w:r>
+      <w:proofErr w:type="spellStart"/>
+      <w:r>
+        <w:rPr>
+          <w:rStyle w:val="a6"/>
+          <w:i w:val="0"/>
+          <w:iCs w:val="0"/>
+          <w:color w:val="000000" w:themeColor="text1"/>
+        </w:rPr>
+        <w:t>layout_width</w:t>
+      </w:r>
+      <w:proofErr w:type="spellEnd"/>
+      <w:r>
+        <w:rPr>
+          <w:rStyle w:val="a6"/>
+          <w:i w:val="0"/>
+          <w:iCs w:val="0"/>
+          <w:color w:val="000000" w:themeColor="text1"/>
+        </w:rPr>
+        <w:t xml:space="preserve"> / </w:t>
+      </w:r>
+      <w:proofErr w:type="spellStart"/>
+      <w:r>
+        <w:rPr>
+          <w:rStyle w:val="a6"/>
+          <w:i w:val="0"/>
+          <w:iCs w:val="0"/>
+          <w:color w:val="000000" w:themeColor="text1"/>
+        </w:rPr>
+        <w:t>layout_height</w:t>
+      </w:r>
+      <w:proofErr w:type="spellEnd"/>
+      <w:r>
+        <w:rPr>
+          <w:rStyle w:val="a6"/>
+          <w:i w:val="0"/>
+          <w:iCs w:val="0"/>
+          <w:color w:val="000000" w:themeColor="text1"/>
+        </w:rPr>
+        <w:t xml:space="preserve">. </w:t>
+      </w:r>
+    </w:p>
+    <w:p>
+      <w:pPr>
+        <w:rPr>
+          <w:rStyle w:val="a6"/>
+          <w:i w:val="0"/>
+          <w:iCs w:val="0"/>
+          <w:color w:val="000000" w:themeColor="text1"/>
+        </w:rPr>
+      </w:pPr>
+      <w:r>
+        <w:rPr>
+          <w:rStyle w:val="a6"/>
+          <w:i w:val="0"/>
+          <w:iCs w:val="0"/>
+          <w:color w:val="000000" w:themeColor="text1"/>
+        </w:rPr>
+        <w:tab/>
+      </w:r>
+      <w:r>
+        <w:rPr>
+          <w:rStyle w:val="a6"/>
+          <w:i w:val="0"/>
+          <w:iCs w:val="0"/>
+          <w:color w:val="000000" w:themeColor="text1"/>
+        </w:rPr>
+        <w:tab/>
+      </w:r>
+      <w:r>
+        <w:rPr>
+          <w:rStyle w:val="a6"/>
+          <w:i w:val="0"/>
+          <w:iCs w:val="0"/>
+          <w:color w:val="000000" w:themeColor="text1"/>
+        </w:rPr>
+        <w:tab/>
+      </w:r>
+      <w:r>
+        <w:rPr>
+          <w:rStyle w:val="a6"/>
+          <w:rFonts w:hint="eastAsia"/>
+          <w:i w:val="0"/>
+          <w:iCs w:val="0"/>
+          <w:color w:val="000000" w:themeColor="text1"/>
+        </w:rPr>
+        <w:t xml:space="preserve">同时 设置 </w:t>
+      </w:r>
+      <w:proofErr w:type="spellStart"/>
+      <w:r>
+        <w:rPr>
+          <w:rStyle w:val="a6"/>
+          <w:i w:val="0"/>
+          <w:iCs w:val="0"/>
+          <w:color w:val="000000" w:themeColor="text1"/>
+        </w:rPr>
+        <w:t>fillIvewprot</w:t>
+      </w:r>
+      <w:proofErr w:type="spellEnd"/>
+      <w:r>
+        <w:rPr>
+          <w:rStyle w:val="a6"/>
+          <w:i w:val="0"/>
+          <w:iCs w:val="0"/>
+          <w:color w:val="000000" w:themeColor="text1"/>
+        </w:rPr>
+        <w:t xml:space="preserve"> </w:t>
+      </w:r>
+      <w:r>
+        <w:rPr>
+          <w:rStyle w:val="a6"/>
+          <w:rFonts w:hint="eastAsia"/>
+          <w:i w:val="0"/>
+          <w:iCs w:val="0"/>
+          <w:color w:val="000000" w:themeColor="text1"/>
+        </w:rPr>
+        <w:t>属性设置为</w:t>
+      </w:r>
+      <w:r>
+        <w:rPr>
+          <w:rStyle w:val="a6"/>
+          <w:i w:val="0"/>
+          <w:iCs w:val="0"/>
+          <w:color w:val="000000" w:themeColor="text1"/>
+        </w:rPr>
+        <w:t>true</w:t>
+      </w:r>
+    </w:p>
+    <w:p>
+      <w:pPr>
+        <w:rPr>
+          <w:rStyle w:val="a6"/>
+          <w:i w:val="0"/>
+          <w:iCs w:val="0"/>
+          <w:color w:val="000000" w:themeColor="text1"/>
+        </w:rPr>
+      </w:pPr>
+    </w:p>
+    <w:p>
+      <w:pPr>
+        <w:rPr>
+          <w:rStyle w:val="a6"/>
+          <w:i w:val="0"/>
+          <w:iCs w:val="0"/>
+          <w:color w:val="5B9BD5" w:themeColor="accent5"/>
+        </w:rPr>
+      </w:pPr>
+      <w:r>
+        <w:rPr>
+          <w:rStyle w:val="a6"/>
+          <w:i w:val="0"/>
+          <w:iCs w:val="0"/>
+          <w:color w:val="000000" w:themeColor="text1"/>
+        </w:rPr>
+        <w:tab/>
+      </w:r>
+      <w:r>
+        <w:rPr>
+          <w:rStyle w:val="a6"/>
+          <w:i w:val="0"/>
+          <w:iCs w:val="0"/>
+          <w:color w:val="000000" w:themeColor="text1"/>
+        </w:rPr>
+        <w:tab/>
+      </w:r>
+    </w:p>
+    <w:p>
+      <w:pPr>
+        <w:rPr>
+          <w:rStyle w:val="a6"/>
+          <w:rFonts w:hint="eastAsia"/>
+          <w:i w:val="0"/>
+          <w:iCs w:val="0"/>
+          <w:color w:val="000000" w:themeColor="text1"/>
+        </w:rPr>
+      </w:pPr>
+      <w:r>
+        <w:rPr>
+          <w:rStyle w:val="a6"/>
+          <w:i w:val="0"/>
+          <w:iCs w:val="0"/>
+          <w:color w:val="000000" w:themeColor="text1"/>
+        </w:rPr>
+        <w:tab/>
+      </w:r>
+    </w:p>
+    <w:p>
+      <w:pPr>
+        <w:rPr>
+          <w:rStyle w:val="a6"/>
+          <w:rFonts w:hint="eastAsia"/>
+          <w:i w:val="0"/>
+          <w:iCs w:val="0"/>
+        </w:rPr>
+      </w:pPr>
+      <w:r>
+        <w:rPr>
+          <w:rStyle w:val="a6"/>
+          <w:i w:val="0"/>
+          <w:iCs w:val="0"/>
+        </w:rPr>
+        <w:tab/>
+      </w:r>
+      <w:r>
+        <w:rPr>
+          <w:rStyle w:val="a6"/>
+          <w:i w:val="0"/>
+          <w:iCs w:val="0"/>
+        </w:rPr>
+        <w:tab/>
+      </w:r>
+      <w:r>
+        <w:rPr>
+          <w:rStyle w:val="a6"/>
+          <w:i w:val="0"/>
+          <w:iCs w:val="0"/>
+        </w:rPr>
+        <w:tab/>
+      </w:r>
+    </w:p>
+    <w:p>
+      <w:pPr>
+        <w:rPr>
+          <w:rStyle w:val="a6"/>
+          <w:i w:val="0"/>
+          <w:iCs w:val="0"/>
+        </w:rPr>
+      </w:pPr>
+    </w:p>
+    <w:p>
+      <w:pPr>
+        <w:rPr>
+          <w:rStyle w:val="a6"/>
+          <w:rFonts w:hint="eastAsia"/>
+          <w:i w:val="0"/>
+          <w:iCs w:val="0"/>
+        </w:rPr>
+      </w:pPr>
+      <w:r>
+        <w:rPr>
+          <w:rStyle w:val="a6"/>
+          <w:i w:val="0"/>
+          <w:iCs w:val="0"/>
+        </w:rPr>
+        <w:tab/>
+      </w:r>
+      <w:r>
+        <w:rPr>
+          <w:rStyle w:val="a6"/>
+          <w:i w:val="0"/>
+          <w:iCs w:val="0"/>
+        </w:rPr>
+        <w:tab/>
+      </w:r>
+    </w:p>
+    <w:p>
+      <w:pPr>
+        <w:rPr>
+          <w:rStyle w:val="a6"/>
+          <w:rFonts w:hint="eastAsia"/>
+        </w:rPr>
+      </w:pPr>
+      <w:r>
+        <w:rPr>
+          <w:rStyle w:val="a6"/>
+        </w:rPr>
+        <w:tab/>
+      </w:r>
+      <w:r>
+        <w:rPr>
+          <w:rStyle w:val="a6"/>
+        </w:rPr>
+        <w:tab/>
+      </w:r>
+      <w:r>
+        <w:rPr>
+          <w:rStyle w:val="a6"/>
+        </w:rPr>
+        <w:tab/>
+      </w:r>
+    </w:p>
+    <w:p>
+      <w:pPr>
+        <w:rPr>
+          <w:rFonts w:hint="eastAsia"/>
+        </w:rPr>
+      </w:pPr>
+      <w:r>
+        <w:tab/>
+      </w:r>
+    </w:p>
+    <w:p>
+      <w:pPr>
+        <w:ind w:left="780"/>
+        <w:rPr>
+          <w:rFonts w:hint="eastAsia"/>
+          <w:color w:val="FF0000"/>
+        </w:rPr>
+      </w:pPr>
+    </w:p>
+    <w:p>
+      <w:pPr>
+        <w:ind w:left="780"/>
+        <w:rPr>
+          <w:rFonts w:hint="eastAsia"/>
+        </w:rPr>
+      </w:pPr>
+    </w:p>
+    <w:p>
+      <w:pPr>
+        <w:ind w:left="780"/>
+        <w:rPr>
+          <w:rFonts w:hint="eastAsia"/>
+        </w:rPr>
+      </w:pPr>
+      <w:r>
+        <w:tab/>
+      </w:r>
+      <w:r>
+        <w:tab/>
+      </w:r>
+    </w:p>
+    <w:p>
+      <w:pPr>
+        <w:ind w:left="780"/>
+        <w:rPr>
+          <w:rFonts w:hint="eastAsia"/>
+        </w:rPr>
+      </w:pPr>
+    </w:p>
+    <w:p>
+      <w:pPr>
+        <w:ind w:left="780"/>
         <w:rPr>
           <w:rFonts w:hint="eastAsia"/>
         </w:rPr>
@@ -432,6 +5002,103 @@
     </w:sectPr>
   </w:body>
 </w:document>
+</file>
+
+<file path=word/numbering.xml><?xml version="1.0" encoding="utf-8"?>
+<w:numbering xmlns:wpc="http://schemas.microsoft.com/office/word/2010/wordprocessingCanvas" xmlns:cx="http://schemas.microsoft.com/office/drawing/2014/chartex" xmlns:cx1="http://schemas.microsoft.com/office/drawing/2015/9/8/chartex" xmlns:cx2="http://schemas.microsoft.com/office/drawing/2015/10/21/chartex" xmlns:cx3="http://schemas.microsoft.com/office/drawing/2016/5/9/chartex" xmlns:cx4="http://schemas.microsoft.com/office/drawing/2016/5/10/chartex" xmlns:cx5="http://schemas.microsoft.com/office/drawing/2016/5/11/chartex" xmlns:cx6="http://schemas.microsoft.com/office/drawing/2016/5/12/chartex" xmlns:cx7="http://schemas.microsoft.com/office/drawing/2016/5/13/chartex" xmlns:cx8="http://schemas.microsoft.com/office/drawing/2016/5/14/chartex" xmlns:mc="http://schemas.openxmlformats.org/markup-compatibility/2006" xmlns:aink="http://schemas.microsoft.com/office/drawing/2016/ink" xmlns:am3d="http://schemas.microsoft.com/office/drawing/2017/model3d" xmlns:o="urn:schemas-microsoft-com:office:office" xmlns:r="http://schemas.openxmlformats.org/officeDocument/2006/relationships" xmlns:m="http://schemas.openxmlformats.org/officeDocument/2006/math" xmlns:v="urn:schemas-microsoft-com:vml" xmlns:wp14="http://schemas.microsoft.com/office/word/2010/wordprocessingDrawing" xmlns:wp="http://schemas.openxmlformats.org/drawingml/2006/wordprocessingDrawing" xmlns:w10="urn:schemas-microsoft-com:office:word" xmlns:w="http://schemas.openxmlformats.org/wordprocessingml/2006/main" xmlns:w14="http://schemas.microsoft.com/office/word/2010/wordml" xmlns:w15="http://schemas.microsoft.com/office/word/2012/wordml" xmlns:w16cex="http://schemas.microsoft.com/office/word/2018/wordml/cex" xmlns:w16cid="http://schemas.microsoft.com/office/word/2016/wordml/cid" xmlns:w16="http://schemas.microsoft.com/office/word/2018/wordml" xmlns:w16se="http://schemas.microsoft.com/office/word/2015/wordml/symex" xmlns:wpg="http://schemas.microsoft.com/office/word/2010/wordprocessingGroup" xmlns:wpi="http://schemas.microsoft.com/office/word/2010/wordprocessingInk" xmlns:wne="http://schemas.microsoft.com/office/word/2006/wordml" xmlns:wps="http://schemas.microsoft.com/office/word/2010/wordprocessingShape" mc:Ignorable="w14 w15 w16se w16cid w16 w16cex wp14">
+  <w:abstractNum w:abstractNumId="0" w15:restartNumberingAfterBreak="0">
+    <w:nsid w:val="24CB4928"/>
+    <w:multiLevelType w:val="hybridMultilevel"/>
+    <w:tmpl w:val="A07A18AE"/>
+    <w:lvl w:ilvl="0" w:tplc="48DC8B04">
+      <w:start w:val="1"/>
+      <w:numFmt w:val="decimal"/>
+      <w:lvlText w:val="%1."/>
+      <w:lvlJc w:val="left"/>
+      <w:pPr>
+        <w:ind w:left="780" w:hanging="360"/>
+      </w:pPr>
+      <w:rPr>
+        <w:rFonts w:hint="default"/>
+      </w:rPr>
+    </w:lvl>
+    <w:lvl w:ilvl="1" w:tplc="04090019">
+      <w:start w:val="1"/>
+      <w:numFmt w:val="lowerLetter"/>
+      <w:lvlText w:val="%2)"/>
+      <w:lvlJc w:val="left"/>
+      <w:pPr>
+        <w:ind w:left="1260" w:hanging="420"/>
+      </w:pPr>
+    </w:lvl>
+    <w:lvl w:ilvl="2" w:tplc="0409001B" w:tentative="1">
+      <w:start w:val="1"/>
+      <w:numFmt w:val="lowerRoman"/>
+      <w:lvlText w:val="%3."/>
+      <w:lvlJc w:val="right"/>
+      <w:pPr>
+        <w:ind w:left="1680" w:hanging="420"/>
+      </w:pPr>
+    </w:lvl>
+    <w:lvl w:ilvl="3" w:tplc="0409000F" w:tentative="1">
+      <w:start w:val="1"/>
+      <w:numFmt w:val="decimal"/>
+      <w:lvlText w:val="%4."/>
+      <w:lvlJc w:val="left"/>
+      <w:pPr>
+        <w:ind w:left="2100" w:hanging="420"/>
+      </w:pPr>
+    </w:lvl>
+    <w:lvl w:ilvl="4" w:tplc="04090019" w:tentative="1">
+      <w:start w:val="1"/>
+      <w:numFmt w:val="lowerLetter"/>
+      <w:lvlText w:val="%5)"/>
+      <w:lvlJc w:val="left"/>
+      <w:pPr>
+        <w:ind w:left="2520" w:hanging="420"/>
+      </w:pPr>
+    </w:lvl>
+    <w:lvl w:ilvl="5" w:tplc="0409001B" w:tentative="1">
+      <w:start w:val="1"/>
+      <w:numFmt w:val="lowerRoman"/>
+      <w:lvlText w:val="%6."/>
+      <w:lvlJc w:val="right"/>
+      <w:pPr>
+        <w:ind w:left="2940" w:hanging="420"/>
+      </w:pPr>
+    </w:lvl>
+    <w:lvl w:ilvl="6" w:tplc="0409000F" w:tentative="1">
+      <w:start w:val="1"/>
+      <w:numFmt w:val="decimal"/>
+      <w:lvlText w:val="%7."/>
+      <w:lvlJc w:val="left"/>
+      <w:pPr>
+        <w:ind w:left="3360" w:hanging="420"/>
+      </w:pPr>
+    </w:lvl>
+    <w:lvl w:ilvl="7" w:tplc="04090019" w:tentative="1">
+      <w:start w:val="1"/>
+      <w:numFmt w:val="lowerLetter"/>
+      <w:lvlText w:val="%8)"/>
+      <w:lvlJc w:val="left"/>
+      <w:pPr>
+        <w:ind w:left="3780" w:hanging="420"/>
+      </w:pPr>
+    </w:lvl>
+    <w:lvl w:ilvl="8" w:tplc="0409001B" w:tentative="1">
+      <w:start w:val="1"/>
+      <w:numFmt w:val="lowerRoman"/>
+      <w:lvlText w:val="%9."/>
+      <w:lvlJc w:val="right"/>
+      <w:pPr>
+        <w:ind w:left="4200" w:hanging="420"/>
+      </w:pPr>
+    </w:lvl>
+  </w:abstractNum>
+  <w:num w:numId="1">
+    <w:abstractNumId w:val="0"/>
+  </w:num>
+</w:numbering>
 </file>
 
 <file path=word/styles.xml><?xml version="1.0" encoding="utf-8"?>
@@ -834,6 +5501,51 @@
       <w:jc w:val="both"/>
     </w:pPr>
   </w:style>
+  <w:style w:type="paragraph" w:styleId="1">
+    <w:name w:val="heading 1"/>
+    <w:basedOn w:val="a"/>
+    <w:next w:val="a"/>
+    <w:link w:val="10"/>
+    <w:uiPriority w:val="9"/>
+    <w:qFormat/>
+    <w:rsid w:val="001E47CB"/>
+    <w:pPr>
+      <w:keepNext/>
+      <w:keepLines/>
+      <w:spacing w:before="340" w:after="330" w:line="578" w:lineRule="auto"/>
+      <w:outlineLvl w:val="0"/>
+    </w:pPr>
+    <w:rPr>
+      <w:b/>
+      <w:bCs/>
+      <w:kern w:val="44"/>
+      <w:sz w:val="44"/>
+      <w:szCs w:val="44"/>
+    </w:rPr>
+  </w:style>
+  <w:style w:type="paragraph" w:styleId="2">
+    <w:name w:val="heading 2"/>
+    <w:basedOn w:val="a"/>
+    <w:next w:val="a"/>
+    <w:link w:val="20"/>
+    <w:uiPriority w:val="9"/>
+    <w:unhideWhenUsed/>
+    <w:qFormat/>
+    <w:rsid w:val="00BE7F82"/>
+    <w:pPr>
+      <w:keepNext/>
+      <w:keepLines/>
+      <w:spacing w:before="260" w:after="260" w:line="416" w:lineRule="auto"/>
+      <w:outlineLvl w:val="1"/>
+    </w:pPr>
+    <w:rPr>
+      <w:rFonts w:asciiTheme="majorHAnsi" w:eastAsiaTheme="majorEastAsia" w:hAnsiTheme="majorHAnsi" w:cstheme="majorBidi"/>
+      <w:b/>
+      <w:bCs/>
+      <w:sz w:val="32"/>
+      <w:szCs w:val="32"/>
+    </w:rPr>
+  </w:style>
   <w:style w:type="character" w:default="1" w:styleId="a0">
     <w:name w:val="Default Paragraph Font"/>
     <w:uiPriority w:val="1"/>
@@ -860,6 +5572,91 @@
     <w:uiPriority w:val="99"/>
     <w:semiHidden/>
     <w:unhideWhenUsed/>
+  </w:style>
+  <w:style w:type="character" w:customStyle="1" w:styleId="10">
+    <w:name w:val="标题 1 字符"/>
+    <w:basedOn w:val="a0"/>
+    <w:link w:val="1"/>
+    <w:uiPriority w:val="9"/>
+    <w:rsid w:val="001E47CB"/>
+    <w:rPr>
+      <w:b/>
+      <w:bCs/>
+      <w:kern w:val="44"/>
+      <w:sz w:val="44"/>
+      <w:szCs w:val="44"/>
+    </w:rPr>
+  </w:style>
+  <w:style w:type="paragraph" w:styleId="a3">
+    <w:name w:val="List Paragraph"/>
+    <w:basedOn w:val="a"/>
+    <w:uiPriority w:val="34"/>
+    <w:qFormat/>
+    <w:rsid w:val="001E47CB"/>
+    <w:pPr>
+      <w:ind w:firstLineChars="200" w:firstLine="420"/>
+    </w:pPr>
+  </w:style>
+  <w:style w:type="paragraph" w:styleId="a4">
+    <w:name w:val="Title"/>
+    <w:basedOn w:val="a"/>
+    <w:next w:val="a"/>
+    <w:link w:val="a5"/>
+    <w:uiPriority w:val="10"/>
+    <w:qFormat/>
+    <w:rsid w:val="007F654A"/>
+    <w:pPr>
+      <w:spacing w:before="240" w:after="60"/>
+      <w:jc w:val="center"/>
+      <w:outlineLvl w:val="0"/>
+    </w:pPr>
+    <w:rPr>
+      <w:rFonts w:asciiTheme="majorHAnsi" w:eastAsiaTheme="majorEastAsia" w:hAnsiTheme="majorHAnsi" w:cstheme="majorBidi"/>
+      <w:b/>
+      <w:bCs/>
+      <w:sz w:val="32"/>
+      <w:szCs w:val="32"/>
+    </w:rPr>
+  </w:style>
+  <w:style w:type="character" w:customStyle="1" w:styleId="a5">
+    <w:name w:val="标题 字符"/>
+    <w:basedOn w:val="a0"/>
+    <w:link w:val="a4"/>
+    <w:uiPriority w:val="10"/>
+    <w:rsid w:val="007F654A"/>
+    <w:rPr>
+      <w:rFonts w:asciiTheme="majorHAnsi" w:eastAsiaTheme="majorEastAsia" w:hAnsiTheme="majorHAnsi" w:cstheme="majorBidi"/>
+      <w:b/>
+      <w:bCs/>
+      <w:sz w:val="32"/>
+      <w:szCs w:val="32"/>
+    </w:rPr>
+  </w:style>
+  <w:style w:type="character" w:styleId="a6">
+    <w:name w:val="Intense Emphasis"/>
+    <w:basedOn w:val="a0"/>
+    <w:uiPriority w:val="21"/>
+    <w:qFormat/>
+    <w:rsid w:val="007F654A"/>
+    <w:rPr>
+      <w:i/>
+      <w:iCs/>
+      <w:color w:val="4472C4" w:themeColor="accent1"/>
+    </w:rPr>
+  </w:style>
+  <w:style w:type="character" w:customStyle="1" w:styleId="20">
+    <w:name w:val="标题 2 字符"/>
+    <w:basedOn w:val="a0"/>
+    <w:link w:val="2"/>
+    <w:uiPriority w:val="9"/>
+    <w:rsid w:val="00BE7F82"/>
+    <w:rPr>
+      <w:rFonts w:asciiTheme="majorHAnsi" w:eastAsiaTheme="majorEastAsia" w:hAnsiTheme="majorHAnsi" w:cstheme="majorBidi"/>
+      <w:b/>
+      <w:bCs/>
+      <w:sz w:val="32"/>
+      <w:szCs w:val="32"/>
+    </w:rPr>
   </w:style>
 </w:styles>
 </file>

--- a/Android文档.docx
+++ b/Android文档.docx
@@ -4782,6 +4782,280 @@
           <w:color w:val="000000" w:themeColor="text1"/>
         </w:rPr>
         <w:t>true</w:t>
+      </w:r>
+    </w:p>
+    <w:p>
+      <w:pPr>
+        <w:rPr>
+          <w:rStyle w:val="a6"/>
+          <w:i w:val="0"/>
+          <w:iCs w:val="0"/>
+          <w:color w:val="000000" w:themeColor="text1"/>
+        </w:rPr>
+      </w:pPr>
+    </w:p>
+    <w:p>
+      <w:pPr>
+        <w:pStyle w:val="3"/>
+        <w:rPr>
+          <w:rStyle w:val="a6"/>
+          <w:i w:val="0"/>
+          <w:iCs w:val="0"/>
+          <w:color w:val="000000" w:themeColor="text1"/>
+        </w:rPr>
+      </w:pPr>
+      <w:r>
+        <w:rPr>
+          <w:rStyle w:val="a6"/>
+          <w:rFonts w:hint="eastAsia"/>
+          <w:i w:val="0"/>
+          <w:iCs w:val="0"/>
+          <w:color w:val="000000" w:themeColor="text1"/>
+        </w:rPr>
+        <w:t xml:space="preserve"> </w:t>
+      </w:r>
+      <w:r>
+        <w:rPr>
+          <w:rStyle w:val="a6"/>
+          <w:i w:val="0"/>
+          <w:iCs w:val="0"/>
+          <w:color w:val="000000" w:themeColor="text1"/>
+        </w:rPr>
+        <w:t xml:space="preserve"> </w:t>
+      </w:r>
+      <w:r>
+        <w:rPr>
+          <w:rStyle w:val="a6"/>
+          <w:rFonts w:hint="eastAsia"/>
+          <w:i w:val="0"/>
+          <w:iCs w:val="0"/>
+          <w:color w:val="000000" w:themeColor="text1"/>
+        </w:rPr>
+        <w:t>简单控件</w:t>
+      </w:r>
+    </w:p>
+    <w:p>
+      <w:pPr>
+        <w:pStyle w:val="4"/>
+        <w:rPr>
+          <w:rStyle w:val="a6"/>
+          <w:i w:val="0"/>
+          <w:iCs w:val="0"/>
+          <w:color w:val="000000" w:themeColor="text1"/>
+        </w:rPr>
+      </w:pPr>
+      <w:r>
+        <w:rPr>
+          <w:rStyle w:val="a6"/>
+          <w:i w:val="0"/>
+          <w:iCs w:val="0"/>
+          <w:color w:val="000000" w:themeColor="text1"/>
+        </w:rPr>
+        <w:tab/>
+      </w:r>
+      <w:r>
+        <w:rPr>
+          <w:rStyle w:val="a6"/>
+          <w:rFonts w:hint="eastAsia"/>
+          <w:i w:val="0"/>
+          <w:iCs w:val="0"/>
+          <w:color w:val="000000" w:themeColor="text1"/>
+        </w:rPr>
+        <w:t>文本视图</w:t>
+      </w:r>
+      <w:r>
+        <w:rPr>
+          <w:rStyle w:val="a6"/>
+          <w:i w:val="0"/>
+          <w:iCs w:val="0"/>
+          <w:color w:val="000000" w:themeColor="text1"/>
+        </w:rPr>
+        <w:tab/>
+      </w:r>
+      <w:proofErr w:type="spellStart"/>
+      <w:r>
+        <w:rPr>
+          <w:rStyle w:val="a6"/>
+          <w:i w:val="0"/>
+          <w:iCs w:val="0"/>
+          <w:color w:val="000000" w:themeColor="text1"/>
+        </w:rPr>
+        <w:t>TextView</w:t>
+      </w:r>
+      <w:proofErr w:type="spellEnd"/>
+    </w:p>
+    <w:p>
+      <w:r>
+        <w:tab/>
+      </w:r>
+      <w:r>
+        <w:rPr>
+          <w:rFonts w:hint="eastAsia"/>
+        </w:rPr>
+        <w:t>属性：</w:t>
+      </w:r>
+    </w:p>
+    <w:p>
+      <w:r>
+        <w:tab/>
+      </w:r>
+      <w:r>
+        <w:tab/>
+      </w:r>
+      <w:r>
+        <w:rPr>
+          <w:rFonts w:hint="eastAsia"/>
+        </w:rPr>
+        <w:t>text</w:t>
+      </w:r>
+    </w:p>
+    <w:p>
+      <w:r>
+        <w:tab/>
+      </w:r>
+      <w:r>
+        <w:tab/>
+      </w:r>
+      <w:proofErr w:type="spellStart"/>
+      <w:r>
+        <w:t>textColor</w:t>
+      </w:r>
+      <w:proofErr w:type="spellEnd"/>
+    </w:p>
+    <w:p>
+      <w:r>
+        <w:tab/>
+      </w:r>
+      <w:r>
+        <w:tab/>
+      </w:r>
+      <w:proofErr w:type="spellStart"/>
+      <w:r>
+        <w:t>textSize</w:t>
+      </w:r>
+      <w:proofErr w:type="spellEnd"/>
+    </w:p>
+    <w:p>
+      <w:r>
+        <w:tab/>
+      </w:r>
+      <w:r>
+        <w:tab/>
+      </w:r>
+      <w:proofErr w:type="spellStart"/>
+      <w:r>
+        <w:t>textAppearance</w:t>
+      </w:r>
+      <w:proofErr w:type="spellEnd"/>
+      <w:r>
+        <w:t xml:space="preserve"> // </w:t>
+      </w:r>
+      <w:r>
+        <w:rPr>
+          <w:rFonts w:hint="eastAsia"/>
+        </w:rPr>
+        <w:t>文本风格</w:t>
+      </w:r>
+    </w:p>
+    <w:p>
+      <w:r>
+        <w:tab/>
+      </w:r>
+      <w:r>
+        <w:tab/>
+        <w:t xml:space="preserve">gravity.        // </w:t>
+      </w:r>
+      <w:r>
+        <w:rPr>
+          <w:rFonts w:hint="eastAsia"/>
+        </w:rPr>
+        <w:t>文本对齐方式</w:t>
+      </w:r>
+    </w:p>
+    <w:p>
+      <w:r>
+        <w:tab/>
+      </w:r>
+      <w:r>
+        <w:rPr>
+          <w:rFonts w:hint="eastAsia"/>
+        </w:rPr>
+        <w:t>方法：</w:t>
+      </w:r>
+    </w:p>
+    <w:p>
+      <w:r>
+        <w:tab/>
+      </w:r>
+      <w:r>
+        <w:tab/>
+      </w:r>
+      <w:proofErr w:type="spellStart"/>
+      <w:r>
+        <w:t>setText</w:t>
+      </w:r>
+      <w:proofErr w:type="spellEnd"/>
+    </w:p>
+    <w:p>
+      <w:r>
+        <w:tab/>
+      </w:r>
+      <w:r>
+        <w:tab/>
+      </w:r>
+      <w:proofErr w:type="spellStart"/>
+      <w:r>
+        <w:t>setTextColor</w:t>
+      </w:r>
+      <w:proofErr w:type="spellEnd"/>
+    </w:p>
+    <w:p>
+      <w:r>
+        <w:tab/>
+      </w:r>
+      <w:r>
+        <w:tab/>
+      </w:r>
+      <w:proofErr w:type="spellStart"/>
+      <w:r>
+        <w:t>setTextSize</w:t>
+      </w:r>
+      <w:proofErr w:type="spellEnd"/>
+    </w:p>
+    <w:p>
+      <w:r>
+        <w:tab/>
+      </w:r>
+      <w:r>
+        <w:tab/>
+      </w:r>
+      <w:proofErr w:type="spellStart"/>
+      <w:r>
+        <w:t>setTextAppearance</w:t>
+      </w:r>
+      <w:proofErr w:type="spellEnd"/>
+    </w:p>
+    <w:p>
+      <w:r>
+        <w:tab/>
+      </w:r>
+      <w:r>
+        <w:tab/>
+      </w:r>
+      <w:proofErr w:type="spellStart"/>
+      <w:r>
+        <w:t>setGravity</w:t>
+      </w:r>
+      <w:proofErr w:type="spellEnd"/>
+    </w:p>
+    <w:p>
+      <w:pPr>
+        <w:rPr>
+          <w:rFonts w:hint="eastAsia"/>
+        </w:rPr>
+      </w:pPr>
+      <w:r>
+        <w:tab/>
       </w:r>
     </w:p>
     <w:p>
@@ -5546,6 +5820,51 @@
       <w:szCs w:val="32"/>
     </w:rPr>
   </w:style>
+  <w:style w:type="paragraph" w:styleId="3">
+    <w:name w:val="heading 3"/>
+    <w:basedOn w:val="a"/>
+    <w:next w:val="a"/>
+    <w:link w:val="30"/>
+    <w:uiPriority w:val="9"/>
+    <w:unhideWhenUsed/>
+    <w:qFormat/>
+    <w:rsid w:val="00B71267"/>
+    <w:pPr>
+      <w:keepNext/>
+      <w:keepLines/>
+      <w:spacing w:before="260" w:after="260" w:line="416" w:lineRule="auto"/>
+      <w:outlineLvl w:val="2"/>
+    </w:pPr>
+    <w:rPr>
+      <w:b/>
+      <w:bCs/>
+      <w:sz w:val="32"/>
+      <w:szCs w:val="32"/>
+    </w:rPr>
+  </w:style>
+  <w:style w:type="paragraph" w:styleId="4">
+    <w:name w:val="heading 4"/>
+    <w:basedOn w:val="a"/>
+    <w:next w:val="a"/>
+    <w:link w:val="40"/>
+    <w:uiPriority w:val="9"/>
+    <w:unhideWhenUsed/>
+    <w:qFormat/>
+    <w:rsid w:val="00B71267"/>
+    <w:pPr>
+      <w:keepNext/>
+      <w:keepLines/>
+      <w:spacing w:before="280" w:after="290" w:line="376" w:lineRule="auto"/>
+      <w:outlineLvl w:val="3"/>
+    </w:pPr>
+    <w:rPr>
+      <w:rFonts w:asciiTheme="majorHAnsi" w:eastAsiaTheme="majorEastAsia" w:hAnsiTheme="majorHAnsi" w:cstheme="majorBidi"/>
+      <w:b/>
+      <w:bCs/>
+      <w:sz w:val="28"/>
+      <w:szCs w:val="28"/>
+    </w:rPr>
+  </w:style>
   <w:style w:type="character" w:default="1" w:styleId="a0">
     <w:name w:val="Default Paragraph Font"/>
     <w:uiPriority w:val="1"/>
@@ -5656,6 +5975,33 @@
       <w:bCs/>
       <w:sz w:val="32"/>
       <w:szCs w:val="32"/>
+    </w:rPr>
+  </w:style>
+  <w:style w:type="character" w:customStyle="1" w:styleId="30">
+    <w:name w:val="标题 3 字符"/>
+    <w:basedOn w:val="a0"/>
+    <w:link w:val="3"/>
+    <w:uiPriority w:val="9"/>
+    <w:rsid w:val="00B71267"/>
+    <w:rPr>
+      <w:b/>
+      <w:bCs/>
+      <w:sz w:val="32"/>
+      <w:szCs w:val="32"/>
+    </w:rPr>
+  </w:style>
+  <w:style w:type="character" w:customStyle="1" w:styleId="40">
+    <w:name w:val="标题 4 字符"/>
+    <w:basedOn w:val="a0"/>
+    <w:link w:val="4"/>
+    <w:uiPriority w:val="9"/>
+    <w:rsid w:val="00B71267"/>
+    <w:rPr>
+      <w:rFonts w:asciiTheme="majorHAnsi" w:eastAsiaTheme="majorEastAsia" w:hAnsiTheme="majorHAnsi" w:cstheme="majorBidi"/>
+      <w:b/>
+      <w:bCs/>
+      <w:sz w:val="28"/>
+      <w:szCs w:val="28"/>
     </w:rPr>
   </w:style>
 </w:styles>

--- a/Android文档.docx
+++ b/Android文档.docx
@@ -2000,7 +2000,7 @@
       <w:pPr>
         <w:rPr>
           <w:rStyle w:val="a6"/>
-          <w:rFonts w:cs="Times New Roman (正文 CS 字体)" w:hint="eastAsia"/>
+          <w:rFonts w:cs="Times New Roman (正文 CS 字体)"/>
           <w:i w:val="0"/>
           <w:iCs w:val="0"/>
           <w:color w:val="000000" w:themeColor="text1"/>
@@ -2685,7 +2685,6 @@
       <w:pPr>
         <w:rPr>
           <w:rStyle w:val="a6"/>
-          <w:rFonts w:hint="eastAsia"/>
           <w:i w:val="0"/>
           <w:iCs w:val="0"/>
           <w:color w:val="000000" w:themeColor="text1"/>
@@ -2932,7 +2931,6 @@
       <w:pPr>
         <w:rPr>
           <w:rStyle w:val="a6"/>
-          <w:rFonts w:hint="eastAsia"/>
           <w:i w:val="0"/>
           <w:iCs w:val="0"/>
           <w:color w:val="000000" w:themeColor="text1"/>
@@ -3171,7 +3169,6 @@
         <w:ind w:left="1260" w:firstLine="420"/>
         <w:rPr>
           <w:rStyle w:val="a6"/>
-          <w:rFonts w:hint="eastAsia"/>
           <w:i w:val="0"/>
           <w:iCs w:val="0"/>
           <w:color w:val="000000" w:themeColor="text1"/>
@@ -3672,7 +3669,6 @@
       <w:pPr>
         <w:rPr>
           <w:rStyle w:val="a6"/>
-          <w:rFonts w:hint="eastAsia"/>
           <w:i w:val="0"/>
           <w:iCs w:val="0"/>
           <w:color w:val="000000" w:themeColor="text1"/>
@@ -3878,17 +3874,7 @@
           <w:iCs w:val="0"/>
           <w:color w:val="000000" w:themeColor="text1"/>
         </w:rPr>
-        <w:t>滚动视图</w:t>
-      </w:r>
-      <w:r>
-        <w:rPr>
-          <w:rStyle w:val="a6"/>
-          <w:rFonts w:hint="eastAsia"/>
-          <w:i w:val="0"/>
-          <w:iCs w:val="0"/>
-          <w:color w:val="000000" w:themeColor="text1"/>
-        </w:rPr>
-        <w:t>（</w:t>
+        <w:t>滚动视图（</w:t>
       </w:r>
       <w:proofErr w:type="spellStart"/>
       <w:r>
@@ -5036,6 +5022,11 @@
       <w:proofErr w:type="spellEnd"/>
     </w:p>
     <w:p>
+      <w:pPr>
+        <w:rPr>
+          <w:rFonts w:hint="eastAsia"/>
+        </w:rPr>
+      </w:pPr>
       <w:r>
         <w:tab/>
       </w:r>
@@ -5050,10 +5041,252 @@
     </w:p>
     <w:p>
       <w:pPr>
-        <w:rPr>
-          <w:rFonts w:hint="eastAsia"/>
-        </w:rPr>
-      </w:pPr>
+        <w:pStyle w:val="4"/>
+        <w:rPr>
+          <w:rStyle w:val="a6"/>
+          <w:i w:val="0"/>
+          <w:iCs w:val="0"/>
+          <w:color w:val="000000" w:themeColor="text1"/>
+        </w:rPr>
+      </w:pPr>
+      <w:r>
+        <w:rPr>
+          <w:rStyle w:val="a6"/>
+          <w:i w:val="0"/>
+          <w:iCs w:val="0"/>
+          <w:color w:val="000000" w:themeColor="text1"/>
+        </w:rPr>
+        <w:tab/>
+      </w:r>
+      <w:r>
+        <w:rPr>
+          <w:rStyle w:val="a6"/>
+          <w:rFonts w:hint="eastAsia"/>
+          <w:i w:val="0"/>
+          <w:iCs w:val="0"/>
+          <w:color w:val="000000" w:themeColor="text1"/>
+        </w:rPr>
+        <w:t>跑马灯效果</w:t>
+      </w:r>
+    </w:p>
+    <w:p/>
+    <w:p>
+      <w:pPr>
+        <w:pStyle w:val="4"/>
+        <w:rPr>
+          <w:rStyle w:val="a6"/>
+          <w:i w:val="0"/>
+          <w:iCs w:val="0"/>
+          <w:color w:val="000000" w:themeColor="text1"/>
+        </w:rPr>
+      </w:pPr>
+      <w:r>
+        <w:rPr>
+          <w:rStyle w:val="a6"/>
+          <w:i w:val="0"/>
+          <w:iCs w:val="0"/>
+          <w:color w:val="000000" w:themeColor="text1"/>
+        </w:rPr>
+        <w:tab/>
+      </w:r>
+      <w:r>
+        <w:rPr>
+          <w:rStyle w:val="a6"/>
+          <w:rFonts w:hint="eastAsia"/>
+          <w:i w:val="0"/>
+          <w:iCs w:val="0"/>
+          <w:color w:val="000000" w:themeColor="text1"/>
+        </w:rPr>
+        <w:t>按钮Button</w:t>
+      </w:r>
+    </w:p>
+    <w:p>
+      <w:r>
+        <w:tab/>
+      </w:r>
+    </w:p>
+    <w:p/>
+    <w:p>
+      <w:pPr>
+        <w:pStyle w:val="4"/>
+        <w:rPr>
+          <w:rStyle w:val="a6"/>
+          <w:i w:val="0"/>
+          <w:iCs w:val="0"/>
+          <w:color w:val="000000" w:themeColor="text1"/>
+        </w:rPr>
+      </w:pPr>
+      <w:r>
+        <w:rPr>
+          <w:rStyle w:val="a6"/>
+          <w:i w:val="0"/>
+          <w:iCs w:val="0"/>
+          <w:color w:val="000000" w:themeColor="text1"/>
+        </w:rPr>
+        <w:tab/>
+      </w:r>
+      <w:r>
+        <w:rPr>
+          <w:rStyle w:val="a6"/>
+          <w:rFonts w:hint="eastAsia"/>
+          <w:i w:val="0"/>
+          <w:iCs w:val="0"/>
+          <w:color w:val="000000" w:themeColor="text1"/>
+        </w:rPr>
+        <w:t xml:space="preserve">图像 </w:t>
+      </w:r>
+      <w:proofErr w:type="spellStart"/>
+      <w:r>
+        <w:rPr>
+          <w:rStyle w:val="a6"/>
+          <w:rFonts w:hint="eastAsia"/>
+          <w:i w:val="0"/>
+          <w:iCs w:val="0"/>
+          <w:color w:val="000000" w:themeColor="text1"/>
+        </w:rPr>
+        <w:t>ImageView</w:t>
+      </w:r>
+      <w:proofErr w:type="spellEnd"/>
+    </w:p>
+    <w:p/>
+    <w:p>
+      <w:pPr>
+        <w:pStyle w:val="5"/>
+        <w:rPr>
+          <w:rStyle w:val="a6"/>
+          <w:i w:val="0"/>
+          <w:iCs w:val="0"/>
+          <w:color w:val="000000" w:themeColor="text1"/>
+        </w:rPr>
+      </w:pPr>
+      <w:r>
+        <w:rPr>
+          <w:rStyle w:val="a6"/>
+          <w:rFonts w:hint="eastAsia"/>
+          <w:i w:val="0"/>
+          <w:iCs w:val="0"/>
+          <w:color w:val="000000" w:themeColor="text1"/>
+        </w:rPr>
+        <w:lastRenderedPageBreak/>
+        <w:t xml:space="preserve">图像 </w:t>
+      </w:r>
+      <w:r>
+        <w:rPr>
+          <w:rStyle w:val="a6"/>
+          <w:rFonts w:hint="eastAsia"/>
+          <w:i w:val="0"/>
+          <w:iCs w:val="0"/>
+          <w:color w:val="000000" w:themeColor="text1"/>
+        </w:rPr>
+        <w:t>缓存截图功能</w:t>
+      </w:r>
+    </w:p>
+    <w:p>
+      <w:pPr>
+        <w:pStyle w:val="5"/>
+      </w:pPr>
+      <w:r>
+        <w:rPr>
+          <w:rFonts w:hint="eastAsia"/>
+        </w:rPr>
+        <w:t xml:space="preserve">图像按钮 </w:t>
+      </w:r>
+      <w:proofErr w:type="spellStart"/>
+      <w:r>
+        <w:rPr>
+          <w:rFonts w:hint="eastAsia"/>
+        </w:rPr>
+        <w:t>ImageButton</w:t>
+      </w:r>
+      <w:proofErr w:type="spellEnd"/>
+    </w:p>
+    <w:p/>
+    <w:p>
+      <w:pPr>
+        <w:pStyle w:val="5"/>
+      </w:pPr>
+      <w:r>
+        <w:rPr>
+          <w:rFonts w:hint="eastAsia"/>
+        </w:rPr>
+        <w:t>图形基础</w:t>
+      </w:r>
+    </w:p>
+    <w:p/>
+    <w:p>
+      <w:r>
+        <w:tab/>
+      </w:r>
+      <w:r>
+        <w:rPr>
+          <w:rFonts w:hint="eastAsia"/>
+        </w:rPr>
+        <w:t>状态图形列表</w:t>
+      </w:r>
+    </w:p>
+    <w:p>
+      <w:r>
+        <w:tab/>
+      </w:r>
+      <w:r>
+        <w:rPr>
+          <w:rFonts w:hint="eastAsia"/>
+        </w:rPr>
+        <w:t>形状图形</w:t>
+      </w:r>
+    </w:p>
+    <w:p>
+      <w:pPr>
+        <w:rPr>
+          <w:rFonts w:hint="eastAsia"/>
+        </w:rPr>
+      </w:pPr>
+    </w:p>
+    <w:p>
+      <w:pPr>
+        <w:pStyle w:val="5"/>
+        <w:rPr>
+          <w:rFonts w:hint="eastAsia"/>
+        </w:rPr>
+      </w:pPr>
+      <w:r>
+        <w:rPr>
+          <w:rFonts w:hint="eastAsia"/>
+        </w:rPr>
+        <w:t>示例：简单计算器</w:t>
+      </w:r>
+    </w:p>
+    <w:p>
+      <w:pPr>
+        <w:rPr>
+          <w:rFonts w:hint="eastAsia"/>
+        </w:rPr>
+      </w:pPr>
+    </w:p>
+    <w:p>
+      <w:pPr>
+        <w:rPr>
+          <w:rFonts w:hint="eastAsia"/>
+        </w:rPr>
+      </w:pPr>
+    </w:p>
+    <w:p/>
+    <w:p>
+      <w:pPr>
+        <w:rPr>
+          <w:rFonts w:hint="eastAsia"/>
+        </w:rPr>
+      </w:pPr>
+    </w:p>
+    <w:p/>
+    <w:p>
+      <w:pPr>
+        <w:rPr>
+          <w:rFonts w:hint="eastAsia"/>
+        </w:rPr>
+      </w:pPr>
+    </w:p>
+    <w:p>
       <w:r>
         <w:tab/>
       </w:r>
@@ -5100,123 +5333,114 @@
       <w:pPr>
         <w:rPr>
           <w:rStyle w:val="a6"/>
-          <w:rFonts w:hint="eastAsia"/>
-          <w:i w:val="0"/>
-          <w:iCs w:val="0"/>
-          <w:color w:val="000000" w:themeColor="text1"/>
-        </w:rPr>
-      </w:pPr>
-      <w:r>
-        <w:rPr>
-          <w:rStyle w:val="a6"/>
-          <w:i w:val="0"/>
-          <w:iCs w:val="0"/>
-          <w:color w:val="000000" w:themeColor="text1"/>
-        </w:rPr>
-        <w:tab/>
-      </w:r>
-    </w:p>
-    <w:p>
-      <w:pPr>
-        <w:rPr>
-          <w:rStyle w:val="a6"/>
-          <w:rFonts w:hint="eastAsia"/>
-          <w:i w:val="0"/>
-          <w:iCs w:val="0"/>
-        </w:rPr>
-      </w:pPr>
-      <w:r>
-        <w:rPr>
-          <w:rStyle w:val="a6"/>
-          <w:i w:val="0"/>
-          <w:iCs w:val="0"/>
-        </w:rPr>
-        <w:tab/>
-      </w:r>
-      <w:r>
-        <w:rPr>
-          <w:rStyle w:val="a6"/>
-          <w:i w:val="0"/>
-          <w:iCs w:val="0"/>
-        </w:rPr>
-        <w:tab/>
-      </w:r>
-      <w:r>
-        <w:rPr>
-          <w:rStyle w:val="a6"/>
-          <w:i w:val="0"/>
-          <w:iCs w:val="0"/>
-        </w:rPr>
-        <w:tab/>
-      </w:r>
-    </w:p>
-    <w:p>
-      <w:pPr>
-        <w:rPr>
-          <w:rStyle w:val="a6"/>
-          <w:i w:val="0"/>
-          <w:iCs w:val="0"/>
-        </w:rPr>
-      </w:pPr>
-    </w:p>
-    <w:p>
-      <w:pPr>
-        <w:rPr>
-          <w:rStyle w:val="a6"/>
-          <w:rFonts w:hint="eastAsia"/>
-          <w:i w:val="0"/>
-          <w:iCs w:val="0"/>
-        </w:rPr>
-      </w:pPr>
-      <w:r>
-        <w:rPr>
-          <w:rStyle w:val="a6"/>
-          <w:i w:val="0"/>
-          <w:iCs w:val="0"/>
-        </w:rPr>
-        <w:tab/>
-      </w:r>
-      <w:r>
-        <w:rPr>
-          <w:rStyle w:val="a6"/>
-          <w:i w:val="0"/>
-          <w:iCs w:val="0"/>
-        </w:rPr>
-        <w:tab/>
-      </w:r>
-    </w:p>
-    <w:p>
-      <w:pPr>
-        <w:rPr>
-          <w:rStyle w:val="a6"/>
-          <w:rFonts w:hint="eastAsia"/>
-        </w:rPr>
-      </w:pPr>
-      <w:r>
-        <w:rPr>
-          <w:rStyle w:val="a6"/>
-        </w:rPr>
-        <w:tab/>
-      </w:r>
-      <w:r>
-        <w:rPr>
-          <w:rStyle w:val="a6"/>
-        </w:rPr>
-        <w:tab/>
-      </w:r>
-      <w:r>
-        <w:rPr>
-          <w:rStyle w:val="a6"/>
-        </w:rPr>
-        <w:tab/>
-      </w:r>
-    </w:p>
-    <w:p>
-      <w:pPr>
-        <w:rPr>
-          <w:rFonts w:hint="eastAsia"/>
-        </w:rPr>
-      </w:pPr>
+          <w:i w:val="0"/>
+          <w:iCs w:val="0"/>
+          <w:color w:val="000000" w:themeColor="text1"/>
+        </w:rPr>
+      </w:pPr>
+      <w:r>
+        <w:rPr>
+          <w:rStyle w:val="a6"/>
+          <w:i w:val="0"/>
+          <w:iCs w:val="0"/>
+          <w:color w:val="000000" w:themeColor="text1"/>
+        </w:rPr>
+        <w:tab/>
+      </w:r>
+    </w:p>
+    <w:p>
+      <w:pPr>
+        <w:rPr>
+          <w:rStyle w:val="a6"/>
+          <w:i w:val="0"/>
+          <w:iCs w:val="0"/>
+        </w:rPr>
+      </w:pPr>
+      <w:r>
+        <w:rPr>
+          <w:rStyle w:val="a6"/>
+          <w:i w:val="0"/>
+          <w:iCs w:val="0"/>
+        </w:rPr>
+        <w:tab/>
+      </w:r>
+      <w:r>
+        <w:rPr>
+          <w:rStyle w:val="a6"/>
+          <w:i w:val="0"/>
+          <w:iCs w:val="0"/>
+        </w:rPr>
+        <w:tab/>
+      </w:r>
+      <w:r>
+        <w:rPr>
+          <w:rStyle w:val="a6"/>
+          <w:i w:val="0"/>
+          <w:iCs w:val="0"/>
+        </w:rPr>
+        <w:tab/>
+      </w:r>
+    </w:p>
+    <w:p>
+      <w:pPr>
+        <w:rPr>
+          <w:rStyle w:val="a6"/>
+          <w:i w:val="0"/>
+          <w:iCs w:val="0"/>
+        </w:rPr>
+      </w:pPr>
+    </w:p>
+    <w:p>
+      <w:pPr>
+        <w:rPr>
+          <w:rStyle w:val="a6"/>
+          <w:i w:val="0"/>
+          <w:iCs w:val="0"/>
+        </w:rPr>
+      </w:pPr>
+      <w:r>
+        <w:rPr>
+          <w:rStyle w:val="a6"/>
+          <w:i w:val="0"/>
+          <w:iCs w:val="0"/>
+        </w:rPr>
+        <w:tab/>
+      </w:r>
+      <w:r>
+        <w:rPr>
+          <w:rStyle w:val="a6"/>
+          <w:i w:val="0"/>
+          <w:iCs w:val="0"/>
+        </w:rPr>
+        <w:tab/>
+      </w:r>
+    </w:p>
+    <w:p>
+      <w:pPr>
+        <w:rPr>
+          <w:rStyle w:val="a6"/>
+        </w:rPr>
+      </w:pPr>
+      <w:r>
+        <w:rPr>
+          <w:rStyle w:val="a6"/>
+        </w:rPr>
+        <w:tab/>
+      </w:r>
+      <w:r>
+        <w:rPr>
+          <w:rStyle w:val="a6"/>
+        </w:rPr>
+        <w:tab/>
+      </w:r>
+      <w:r>
+        <w:rPr>
+          <w:rStyle w:val="a6"/>
+        </w:rPr>
+        <w:tab/>
+      </w:r>
+    </w:p>
+    <w:p>
       <w:r>
         <w:tab/>
       </w:r>
@@ -5225,7 +5449,6 @@
       <w:pPr>
         <w:ind w:left="780"/>
         <w:rPr>
-          <w:rFonts w:hint="eastAsia"/>
           <w:color w:val="FF0000"/>
         </w:rPr>
       </w:pPr>
@@ -5233,17 +5456,11 @@
     <w:p>
       <w:pPr>
         <w:ind w:left="780"/>
-        <w:rPr>
-          <w:rFonts w:hint="eastAsia"/>
-        </w:rPr>
       </w:pPr>
     </w:p>
     <w:p>
       <w:pPr>
         <w:ind w:left="780"/>
-        <w:rPr>
-          <w:rFonts w:hint="eastAsia"/>
-        </w:rPr>
       </w:pPr>
       <w:r>
         <w:tab/>
@@ -5255,17 +5472,11 @@
     <w:p>
       <w:pPr>
         <w:ind w:left="780"/>
-        <w:rPr>
-          <w:rFonts w:hint="eastAsia"/>
-        </w:rPr>
       </w:pPr>
     </w:p>
     <w:p>
       <w:pPr>
         <w:ind w:left="780"/>
-        <w:rPr>
-          <w:rFonts w:hint="eastAsia"/>
-        </w:rPr>
       </w:pPr>
     </w:p>
     <w:sectPr>
@@ -5865,6 +6076,28 @@
       <w:szCs w:val="28"/>
     </w:rPr>
   </w:style>
+  <w:style w:type="paragraph" w:styleId="5">
+    <w:name w:val="heading 5"/>
+    <w:basedOn w:val="a"/>
+    <w:next w:val="a"/>
+    <w:link w:val="50"/>
+    <w:uiPriority w:val="9"/>
+    <w:unhideWhenUsed/>
+    <w:qFormat/>
+    <w:rsid w:val="00275F32"/>
+    <w:pPr>
+      <w:keepNext/>
+      <w:keepLines/>
+      <w:spacing w:before="280" w:after="290" w:line="376" w:lineRule="auto"/>
+      <w:outlineLvl w:val="4"/>
+    </w:pPr>
+    <w:rPr>
+      <w:b/>
+      <w:bCs/>
+      <w:sz w:val="28"/>
+      <w:szCs w:val="28"/>
+    </w:rPr>
+  </w:style>
   <w:style w:type="character" w:default="1" w:styleId="a0">
     <w:name w:val="Default Paragraph Font"/>
     <w:uiPriority w:val="1"/>
@@ -5998,6 +6231,54 @@
     <w:rsid w:val="00B71267"/>
     <w:rPr>
       <w:rFonts w:asciiTheme="majorHAnsi" w:eastAsiaTheme="majorEastAsia" w:hAnsiTheme="majorHAnsi" w:cstheme="majorBidi"/>
+      <w:b/>
+      <w:bCs/>
+      <w:sz w:val="28"/>
+      <w:szCs w:val="28"/>
+    </w:rPr>
+  </w:style>
+  <w:style w:type="paragraph" w:styleId="a7">
+    <w:name w:val="Subtitle"/>
+    <w:basedOn w:val="a"/>
+    <w:next w:val="a"/>
+    <w:link w:val="a8"/>
+    <w:uiPriority w:val="11"/>
+    <w:qFormat/>
+    <w:rsid w:val="00275F32"/>
+    <w:pPr>
+      <w:spacing w:before="240" w:after="60" w:line="312" w:lineRule="auto"/>
+      <w:jc w:val="center"/>
+      <w:outlineLvl w:val="1"/>
+    </w:pPr>
+    <w:rPr>
+      <w:b/>
+      <w:bCs/>
+      <w:kern w:val="28"/>
+      <w:sz w:val="32"/>
+      <w:szCs w:val="32"/>
+    </w:rPr>
+  </w:style>
+  <w:style w:type="character" w:customStyle="1" w:styleId="a8">
+    <w:name w:val="副标题 字符"/>
+    <w:basedOn w:val="a0"/>
+    <w:link w:val="a7"/>
+    <w:uiPriority w:val="11"/>
+    <w:rsid w:val="00275F32"/>
+    <w:rPr>
+      <w:b/>
+      <w:bCs/>
+      <w:kern w:val="28"/>
+      <w:sz w:val="32"/>
+      <w:szCs w:val="32"/>
+    </w:rPr>
+  </w:style>
+  <w:style w:type="character" w:customStyle="1" w:styleId="50">
+    <w:name w:val="标题 5 字符"/>
+    <w:basedOn w:val="a0"/>
+    <w:link w:val="5"/>
+    <w:uiPriority w:val="9"/>
+    <w:rsid w:val="00275F32"/>
+    <w:rPr>
       <w:b/>
       <w:bCs/>
       <w:sz w:val="28"/>

--- a/Android文档.docx
+++ b/Android文档.docx
@@ -5022,11 +5022,6 @@
       <w:proofErr w:type="spellEnd"/>
     </w:p>
     <w:p>
-      <w:pPr>
-        <w:rPr>
-          <w:rFonts w:hint="eastAsia"/>
-        </w:rPr>
-      </w:pPr>
       <w:r>
         <w:tab/>
       </w:r>
@@ -5168,17 +5163,7 @@
           <w:color w:val="000000" w:themeColor="text1"/>
         </w:rPr>
         <w:lastRenderedPageBreak/>
-        <w:t xml:space="preserve">图像 </w:t>
-      </w:r>
-      <w:r>
-        <w:rPr>
-          <w:rStyle w:val="a6"/>
-          <w:rFonts w:hint="eastAsia"/>
-          <w:i w:val="0"/>
-          <w:iCs w:val="0"/>
-          <w:color w:val="000000" w:themeColor="text1"/>
-        </w:rPr>
-        <w:t>缓存截图功能</w:t>
+        <w:t>图像 缓存截图功能</w:t>
       </w:r>
     </w:p>
     <w:p>
@@ -5235,19 +5220,10 @@
         <w:t>形状图形</w:t>
       </w:r>
     </w:p>
-    <w:p>
-      <w:pPr>
-        <w:rPr>
-          <w:rFonts w:hint="eastAsia"/>
-        </w:rPr>
-      </w:pPr>
-    </w:p>
+    <w:p/>
     <w:p>
       <w:pPr>
         <w:pStyle w:val="5"/>
-        <w:rPr>
-          <w:rFonts w:hint="eastAsia"/>
-        </w:rPr>
       </w:pPr>
       <w:r>
         <w:rPr>
@@ -5256,227 +5232,1297 @@
         <w:t>示例：简单计算器</w:t>
       </w:r>
     </w:p>
-    <w:p>
-      <w:pPr>
-        <w:rPr>
-          <w:rFonts w:hint="eastAsia"/>
-        </w:rPr>
-      </w:pPr>
-    </w:p>
-    <w:p>
-      <w:pPr>
-        <w:rPr>
-          <w:rFonts w:hint="eastAsia"/>
-        </w:rPr>
-      </w:pPr>
-    </w:p>
     <w:p/>
     <w:p>
       <w:pPr>
-        <w:rPr>
-          <w:rFonts w:hint="eastAsia"/>
-        </w:rPr>
-      </w:pPr>
+        <w:pStyle w:val="5"/>
+      </w:pPr>
+      <w:r>
+        <w:rPr>
+          <w:rFonts w:hint="eastAsia"/>
+        </w:rPr>
+        <w:t>其他布局</w:t>
+      </w:r>
+    </w:p>
+    <w:p>
+      <w:r>
+        <w:tab/>
+      </w:r>
+      <w:r>
+        <w:rPr>
+          <w:rFonts w:hint="eastAsia"/>
+        </w:rPr>
+        <w:t>相对布局</w:t>
+      </w:r>
     </w:p>
     <w:p/>
     <w:p>
-      <w:pPr>
-        <w:rPr>
-          <w:rFonts w:hint="eastAsia"/>
-        </w:rPr>
-      </w:pPr>
-    </w:p>
-    <w:p>
-      <w:r>
-        <w:tab/>
-      </w:r>
-    </w:p>
-    <w:p>
-      <w:pPr>
-        <w:rPr>
-          <w:rStyle w:val="a6"/>
-          <w:i w:val="0"/>
-          <w:iCs w:val="0"/>
-          <w:color w:val="000000" w:themeColor="text1"/>
-        </w:rPr>
-      </w:pPr>
-    </w:p>
-    <w:p>
-      <w:pPr>
-        <w:rPr>
-          <w:rStyle w:val="a6"/>
-          <w:i w:val="0"/>
-          <w:iCs w:val="0"/>
-          <w:color w:val="5B9BD5" w:themeColor="accent5"/>
-        </w:rPr>
-      </w:pPr>
-      <w:r>
-        <w:rPr>
-          <w:rStyle w:val="a6"/>
-          <w:i w:val="0"/>
-          <w:iCs w:val="0"/>
-          <w:color w:val="000000" w:themeColor="text1"/>
-        </w:rPr>
-        <w:tab/>
-      </w:r>
-      <w:r>
-        <w:rPr>
-          <w:rStyle w:val="a6"/>
-          <w:i w:val="0"/>
-          <w:iCs w:val="0"/>
-          <w:color w:val="000000" w:themeColor="text1"/>
-        </w:rPr>
-        <w:tab/>
-      </w:r>
-    </w:p>
-    <w:p>
-      <w:pPr>
-        <w:rPr>
-          <w:rStyle w:val="a6"/>
-          <w:i w:val="0"/>
-          <w:iCs w:val="0"/>
-          <w:color w:val="000000" w:themeColor="text1"/>
-        </w:rPr>
-      </w:pPr>
-      <w:r>
-        <w:rPr>
-          <w:rStyle w:val="a6"/>
-          <w:i w:val="0"/>
-          <w:iCs w:val="0"/>
-          <w:color w:val="000000" w:themeColor="text1"/>
-        </w:rPr>
-        <w:tab/>
-      </w:r>
-    </w:p>
-    <w:p>
-      <w:pPr>
-        <w:rPr>
-          <w:rStyle w:val="a6"/>
-          <w:i w:val="0"/>
-          <w:iCs w:val="0"/>
-        </w:rPr>
-      </w:pPr>
-      <w:r>
-        <w:rPr>
-          <w:rStyle w:val="a6"/>
-          <w:i w:val="0"/>
-          <w:iCs w:val="0"/>
-        </w:rPr>
-        <w:tab/>
-      </w:r>
-      <w:r>
-        <w:rPr>
-          <w:rStyle w:val="a6"/>
-          <w:i w:val="0"/>
-          <w:iCs w:val="0"/>
-        </w:rPr>
-        <w:tab/>
-      </w:r>
-      <w:r>
-        <w:rPr>
-          <w:rStyle w:val="a6"/>
-          <w:i w:val="0"/>
-          <w:iCs w:val="0"/>
-        </w:rPr>
-        <w:tab/>
-      </w:r>
-    </w:p>
-    <w:p>
-      <w:pPr>
-        <w:rPr>
-          <w:rStyle w:val="a6"/>
-          <w:i w:val="0"/>
-          <w:iCs w:val="0"/>
-        </w:rPr>
-      </w:pPr>
-    </w:p>
-    <w:p>
-      <w:pPr>
-        <w:rPr>
-          <w:rStyle w:val="a6"/>
-          <w:i w:val="0"/>
-          <w:iCs w:val="0"/>
-        </w:rPr>
-      </w:pPr>
-      <w:r>
-        <w:rPr>
-          <w:rStyle w:val="a6"/>
-          <w:i w:val="0"/>
-          <w:iCs w:val="0"/>
-        </w:rPr>
-        <w:tab/>
-      </w:r>
-      <w:r>
-        <w:rPr>
-          <w:rStyle w:val="a6"/>
-          <w:i w:val="0"/>
-          <w:iCs w:val="0"/>
-        </w:rPr>
-        <w:tab/>
-      </w:r>
-    </w:p>
-    <w:p>
-      <w:pPr>
-        <w:rPr>
-          <w:rStyle w:val="a6"/>
-        </w:rPr>
-      </w:pPr>
-      <w:r>
-        <w:rPr>
-          <w:rStyle w:val="a6"/>
-        </w:rPr>
-        <w:tab/>
-      </w:r>
-      <w:r>
-        <w:rPr>
-          <w:rStyle w:val="a6"/>
-        </w:rPr>
-        <w:tab/>
-      </w:r>
-      <w:r>
-        <w:rPr>
-          <w:rStyle w:val="a6"/>
-        </w:rPr>
-        <w:tab/>
-      </w:r>
-    </w:p>
-    <w:p>
-      <w:r>
-        <w:tab/>
-      </w:r>
-    </w:p>
-    <w:p>
-      <w:pPr>
-        <w:ind w:left="780"/>
-        <w:rPr>
-          <w:color w:val="FF0000"/>
-        </w:rPr>
-      </w:pPr>
-    </w:p>
-    <w:p>
-      <w:pPr>
-        <w:ind w:left="780"/>
-      </w:pPr>
-    </w:p>
-    <w:p>
-      <w:pPr>
-        <w:ind w:left="780"/>
-      </w:pPr>
-      <w:r>
-        <w:tab/>
-      </w:r>
-      <w:r>
-        <w:tab/>
-      </w:r>
-    </w:p>
-    <w:p>
-      <w:pPr>
-        <w:ind w:left="780"/>
-      </w:pPr>
-    </w:p>
-    <w:p>
-      <w:pPr>
-        <w:ind w:left="780"/>
+      <w:r>
+        <w:tab/>
+      </w:r>
+      <w:r>
+        <w:rPr>
+          <w:rFonts w:hint="eastAsia"/>
+        </w:rPr>
+        <w:t>框架布局：</w:t>
+      </w:r>
+      <w:proofErr w:type="spellStart"/>
+      <w:r>
+        <w:t>FrameLayout</w:t>
+      </w:r>
+      <w:proofErr w:type="spellEnd"/>
+    </w:p>
+    <w:p>
+      <w:r>
+        <w:tab/>
+      </w:r>
+      <w:r>
+        <w:tab/>
+      </w:r>
+      <w:r>
+        <w:rPr>
+          <w:rFonts w:hint="eastAsia"/>
+        </w:rPr>
+        <w:t xml:space="preserve">特点： 其下级视图无法指定所处的位置，只能统统从上级 </w:t>
+      </w:r>
+      <w:proofErr w:type="spellStart"/>
+      <w:r>
+        <w:t>FrameLayout</w:t>
+      </w:r>
+      <w:proofErr w:type="spellEnd"/>
+      <w:r>
+        <w:rPr>
+          <w:rFonts w:hint="eastAsia"/>
+        </w:rPr>
+        <w:t>的左上角开始添加，并且后面添加的子视图会覆盖掉之前的子视图。框架布局一般用于展示需要重叠显示的场合，如绘图，游戏界面等。</w:t>
+      </w:r>
+    </w:p>
+    <w:p>
+      <w:r>
+        <w:tab/>
+      </w:r>
+      <w:r>
+        <w:tab/>
+      </w:r>
+      <w:r>
+        <w:rPr>
+          <w:rFonts w:hint="eastAsia"/>
+        </w:rPr>
+        <w:t>属性：</w:t>
+      </w:r>
+    </w:p>
+    <w:p>
+      <w:r>
+        <w:tab/>
+      </w:r>
+      <w:r>
+        <w:tab/>
+      </w:r>
+      <w:r>
+        <w:tab/>
+        <w:t>foreground:</w:t>
+      </w:r>
+      <w:r>
+        <w:rPr>
+          <w:rFonts w:hint="eastAsia"/>
+        </w:rPr>
+        <w:t>指定框架布局的前景图像。该图像在框架内永远处于最顶层，不会被框架内的其他视图</w:t>
+      </w:r>
+      <w:r>
+        <w:rPr>
+          <w:rFonts w:hint="eastAsia"/>
+        </w:rPr>
+        <w:t>覆盖。</w:t>
+      </w:r>
+    </w:p>
+    <w:p>
+      <w:r>
+        <w:tab/>
+      </w:r>
+      <w:r>
+        <w:tab/>
+      </w:r>
+      <w:r>
+        <w:tab/>
+      </w:r>
+      <w:proofErr w:type="spellStart"/>
+      <w:r>
+        <w:t>foregroundGravity</w:t>
+      </w:r>
+      <w:proofErr w:type="spellEnd"/>
+      <w:r>
+        <w:t>:</w:t>
+      </w:r>
+      <w:r>
+        <w:rPr>
+          <w:rFonts w:hint="eastAsia"/>
+        </w:rPr>
+        <w:t>指定前景图像的对齐方式。该属性的取值说明同</w:t>
+      </w:r>
+      <w:r>
+        <w:t>gravity</w:t>
+      </w:r>
+    </w:p>
+    <w:p>
+      <w:pPr>
+        <w:pStyle w:val="5"/>
+      </w:pPr>
+      <w:r>
+        <w:rPr>
+          <w:rFonts w:hint="eastAsia"/>
+        </w:rPr>
+        <w:t xml:space="preserve">复选框 </w:t>
+      </w:r>
+      <w:proofErr w:type="spellStart"/>
+      <w:r>
+        <w:t>CheckBox</w:t>
+      </w:r>
+      <w:proofErr w:type="spellEnd"/>
+    </w:p>
+    <w:p>
+      <w:r>
+        <w:tab/>
+      </w:r>
+      <w:proofErr w:type="spellStart"/>
+      <w:r>
+        <w:t>CompoundButton</w:t>
+      </w:r>
+      <w:proofErr w:type="spellEnd"/>
+      <w:r>
+        <w:t xml:space="preserve">: </w:t>
+      </w:r>
+      <w:r>
+        <w:rPr>
+          <w:rFonts w:hint="eastAsia"/>
+        </w:rPr>
+        <w:t>抽象的复合按钮</w:t>
+      </w:r>
+    </w:p>
+    <w:p>
+      <w:r>
+        <w:tab/>
+      </w:r>
+      <w:r>
+        <w:tab/>
+      </w:r>
+      <w:r>
+        <w:rPr>
+          <w:rFonts w:hint="eastAsia"/>
+        </w:rPr>
+        <w:t xml:space="preserve">子类： </w:t>
+      </w:r>
+    </w:p>
+    <w:p>
+      <w:r>
+        <w:tab/>
+      </w:r>
+      <w:r>
+        <w:tab/>
+      </w:r>
+      <w:r>
+        <w:tab/>
+      </w:r>
+      <w:proofErr w:type="spellStart"/>
+      <w:r>
+        <w:t>CheckBox</w:t>
+      </w:r>
+      <w:proofErr w:type="spellEnd"/>
+    </w:p>
+    <w:p>
+      <w:r>
+        <w:tab/>
+      </w:r>
+      <w:r>
+        <w:tab/>
+      </w:r>
+      <w:r>
+        <w:tab/>
+      </w:r>
+      <w:proofErr w:type="spellStart"/>
+      <w:r>
+        <w:t>RadioButton</w:t>
+      </w:r>
+      <w:proofErr w:type="spellEnd"/>
+    </w:p>
+    <w:p>
+      <w:r>
+        <w:tab/>
+      </w:r>
+      <w:r>
+        <w:tab/>
+      </w:r>
+      <w:r>
+        <w:tab/>
+        <w:t>Switch</w:t>
+      </w:r>
+    </w:p>
+    <w:p>
+      <w:r>
+        <w:tab/>
+      </w:r>
+      <w:r>
+        <w:tab/>
+      </w:r>
+      <w:r>
+        <w:rPr>
+          <w:rFonts w:hint="eastAsia"/>
+        </w:rPr>
+        <w:t>常用属性：</w:t>
+      </w:r>
+    </w:p>
+    <w:p>
+      <w:r>
+        <w:tab/>
+      </w:r>
+      <w:r>
+        <w:tab/>
+      </w:r>
+      <w:r>
+        <w:tab/>
+        <w:t>checked:</w:t>
+      </w:r>
+    </w:p>
+    <w:p>
+      <w:r>
+        <w:lastRenderedPageBreak/>
+        <w:tab/>
+      </w:r>
+      <w:r>
+        <w:tab/>
+      </w:r>
+      <w:r>
+        <w:tab/>
+        <w:t>button:</w:t>
+      </w:r>
+    </w:p>
+    <w:p>
+      <w:r>
+        <w:tab/>
+      </w:r>
+      <w:r>
+        <w:tab/>
+      </w:r>
+      <w:r>
+        <w:rPr>
+          <w:rFonts w:hint="eastAsia"/>
+        </w:rPr>
+        <w:t>方法：</w:t>
+      </w:r>
+    </w:p>
+    <w:p>
+      <w:r>
+        <w:tab/>
+      </w:r>
+      <w:r>
+        <w:tab/>
+      </w:r>
+      <w:r>
+        <w:tab/>
+      </w:r>
+      <w:proofErr w:type="spellStart"/>
+      <w:r>
+        <w:t>setChecked</w:t>
+      </w:r>
+      <w:proofErr w:type="spellEnd"/>
+    </w:p>
+    <w:p>
+      <w:r>
+        <w:tab/>
+      </w:r>
+      <w:r>
+        <w:tab/>
+      </w:r>
+      <w:r>
+        <w:tab/>
+      </w:r>
+      <w:proofErr w:type="spellStart"/>
+      <w:r>
+        <w:t>setButtonDrawable</w:t>
+      </w:r>
+      <w:proofErr w:type="spellEnd"/>
+    </w:p>
+    <w:p>
+      <w:r>
+        <w:tab/>
+      </w:r>
+      <w:r>
+        <w:tab/>
+      </w:r>
+      <w:r>
+        <w:tab/>
+      </w:r>
+      <w:proofErr w:type="spellStart"/>
+      <w:r>
+        <w:t>setOnCheckedChangeListener</w:t>
+      </w:r>
+      <w:proofErr w:type="spellEnd"/>
+    </w:p>
+    <w:p>
+      <w:r>
+        <w:tab/>
+      </w:r>
+      <w:r>
+        <w:tab/>
+      </w:r>
+      <w:r>
+        <w:tab/>
+      </w:r>
+      <w:proofErr w:type="spellStart"/>
+      <w:r>
+        <w:t>isChecked</w:t>
+      </w:r>
+      <w:proofErr w:type="spellEnd"/>
+    </w:p>
+    <w:p/>
+    <w:p>
+      <w:r>
+        <w:tab/>
+      </w:r>
+      <w:r>
+        <w:tab/>
+      </w:r>
+      <w:r>
+        <w:rPr>
+          <w:rFonts w:hint="eastAsia"/>
+        </w:rPr>
+        <w:t>如果需要更改左侧的勾选图像：</w:t>
+      </w:r>
+    </w:p>
+    <w:p>
+      <w:r>
+        <w:tab/>
+      </w:r>
+      <w:r>
+        <w:tab/>
+      </w:r>
+      <w:r>
+        <w:tab/>
+      </w:r>
+      <w:r>
+        <w:rPr>
+          <w:rFonts w:hint="eastAsia"/>
+        </w:rPr>
+        <w:t>科技将</w:t>
+      </w:r>
+      <w:r>
+        <w:t xml:space="preserve">button </w:t>
+      </w:r>
+      <w:r>
+        <w:rPr>
+          <w:rFonts w:hint="eastAsia"/>
+        </w:rPr>
+        <w:t>属性修改为自定义的勾选图形。</w:t>
+      </w:r>
+    </w:p>
+    <w:p>
+      <w:r>
+        <w:tab/>
+      </w:r>
+      <w:r>
+        <w:tab/>
+      </w:r>
+      <w:r>
+        <w:tab/>
+        <w:t xml:space="preserve">&lt;item </w:t>
+      </w:r>
+      <w:proofErr w:type="spellStart"/>
+      <w:r>
+        <w:t>android:state_checked</w:t>
+      </w:r>
+      <w:proofErr w:type="spellEnd"/>
+      <w:r>
+        <w:t>=</w:t>
+      </w:r>
+      <w:r>
+        <w:rPr>
+          <w:rFonts w:hint="eastAsia"/>
+        </w:rPr>
+        <w:t>“</w:t>
+      </w:r>
+      <w:proofErr w:type="spellStart"/>
+      <w:r>
+        <w:t>true”android:drawable</w:t>
+      </w:r>
+      <w:proofErr w:type="spellEnd"/>
+      <w:r>
+        <w:t xml:space="preserve"> =””/&gt;</w:t>
+      </w:r>
+    </w:p>
+    <w:p>
+      <w:r>
+        <w:tab/>
+      </w:r>
+      <w:r>
+        <w:tab/>
+      </w:r>
+      <w:r>
+        <w:tab/>
+        <w:t xml:space="preserve">&lt;item </w:t>
+      </w:r>
+      <w:proofErr w:type="spellStart"/>
+      <w:proofErr w:type="gramStart"/>
+      <w:r>
+        <w:t>android:drawable</w:t>
+      </w:r>
+      <w:proofErr w:type="spellEnd"/>
+      <w:proofErr w:type="gramEnd"/>
+      <w:r>
+        <w:t>=””/&gt;</w:t>
+      </w:r>
+    </w:p>
+    <w:p>
+      <w:pPr>
+        <w:pStyle w:val="5"/>
+      </w:pPr>
+      <w:r>
+        <w:rPr>
+          <w:rFonts w:hint="eastAsia"/>
+        </w:rPr>
+        <w:t xml:space="preserve">开关按钮 </w:t>
+      </w:r>
+      <w:r>
+        <w:t>Switch</w:t>
+      </w:r>
+    </w:p>
+    <w:p>
+      <w:r>
+        <w:tab/>
+      </w:r>
+      <w:r>
+        <w:rPr>
+          <w:rFonts w:hint="eastAsia"/>
+        </w:rPr>
+        <w:t>属性&amp;</w:t>
+      </w:r>
+      <w:r>
+        <w:t xml:space="preserve"> </w:t>
+      </w:r>
+      <w:r>
+        <w:rPr>
+          <w:rFonts w:hint="eastAsia"/>
+        </w:rPr>
+        <w:t>设置方法</w:t>
+      </w:r>
+    </w:p>
+    <w:p>
+      <w:r>
+        <w:tab/>
+      </w:r>
+    </w:p>
+    <w:tbl>
+      <w:tblPr>
+        <w:tblStyle w:val="a9"/>
+        <w:tblW w:w="0" w:type="auto"/>
+        <w:tblLook w:val="04A0" w:firstRow="1" w:lastRow="0" w:firstColumn="1" w:lastColumn="0" w:noHBand="0" w:noVBand="1"/>
+      </w:tblPr>
+      <w:tblGrid>
+        <w:gridCol w:w="2763"/>
+        <w:gridCol w:w="2763"/>
+        <w:gridCol w:w="2764"/>
+      </w:tblGrid>
+      <w:tr>
+        <w:tc>
+          <w:tcPr>
+            <w:tcW w:w="2763" w:type="dxa"/>
+          </w:tcPr>
+          <w:p>
+            <w:pPr>
+              <w:rPr>
+                <w:rFonts w:hint="eastAsia"/>
+              </w:rPr>
+            </w:pPr>
+            <w:r>
+              <w:rPr>
+                <w:rFonts w:hint="eastAsia"/>
+              </w:rPr>
+              <w:t>属性</w:t>
+            </w:r>
+          </w:p>
+        </w:tc>
+        <w:tc>
+          <w:tcPr>
+            <w:tcW w:w="2763" w:type="dxa"/>
+          </w:tcPr>
+          <w:p>
+            <w:pPr>
+              <w:rPr>
+                <w:rFonts w:hint="eastAsia"/>
+              </w:rPr>
+            </w:pPr>
+            <w:r>
+              <w:rPr>
+                <w:rFonts w:hint="eastAsia"/>
+              </w:rPr>
+              <w:t>设置方法</w:t>
+            </w:r>
+          </w:p>
+        </w:tc>
+        <w:tc>
+          <w:tcPr>
+            <w:tcW w:w="2764" w:type="dxa"/>
+          </w:tcPr>
+          <w:p>
+            <w:r>
+              <w:rPr>
+                <w:rFonts w:hint="eastAsia"/>
+              </w:rPr>
+              <w:t>说明</w:t>
+            </w:r>
+          </w:p>
+        </w:tc>
+      </w:tr>
+      <w:tr>
+        <w:tc>
+          <w:tcPr>
+            <w:tcW w:w="2763" w:type="dxa"/>
+          </w:tcPr>
+          <w:p>
+            <w:proofErr w:type="spellStart"/>
+            <w:r>
+              <w:t>textOn</w:t>
+            </w:r>
+            <w:proofErr w:type="spellEnd"/>
+          </w:p>
+        </w:tc>
+        <w:tc>
+          <w:tcPr>
+            <w:tcW w:w="2763" w:type="dxa"/>
+          </w:tcPr>
+          <w:p>
+            <w:pPr>
+              <w:rPr>
+                <w:rFonts w:hint="eastAsia"/>
+              </w:rPr>
+            </w:pPr>
+            <w:proofErr w:type="spellStart"/>
+            <w:r>
+              <w:rPr>
+                <w:rFonts w:hint="eastAsia"/>
+              </w:rPr>
+              <w:t>s</w:t>
+            </w:r>
+            <w:r>
+              <w:t>etTextOn</w:t>
+            </w:r>
+            <w:proofErr w:type="spellEnd"/>
+          </w:p>
+        </w:tc>
+        <w:tc>
+          <w:tcPr>
+            <w:tcW w:w="2764" w:type="dxa"/>
+          </w:tcPr>
+          <w:p>
+            <w:pPr>
+              <w:rPr>
+                <w:rFonts w:hint="eastAsia"/>
+              </w:rPr>
+            </w:pPr>
+            <w:r>
+              <w:rPr>
+                <w:rFonts w:hint="eastAsia"/>
+              </w:rPr>
+              <w:t>设置右侧开启时的文本</w:t>
+            </w:r>
+          </w:p>
+        </w:tc>
+      </w:tr>
+      <w:tr>
+        <w:tc>
+          <w:tcPr>
+            <w:tcW w:w="2763" w:type="dxa"/>
+          </w:tcPr>
+          <w:p>
+            <w:proofErr w:type="spellStart"/>
+            <w:r>
+              <w:t>textOff</w:t>
+            </w:r>
+            <w:proofErr w:type="spellEnd"/>
+          </w:p>
+        </w:tc>
+        <w:tc>
+          <w:tcPr>
+            <w:tcW w:w="2763" w:type="dxa"/>
+          </w:tcPr>
+          <w:p>
+            <w:pPr>
+              <w:rPr>
+                <w:rFonts w:hint="eastAsia"/>
+              </w:rPr>
+            </w:pPr>
+            <w:proofErr w:type="spellStart"/>
+            <w:r>
+              <w:rPr>
+                <w:rFonts w:hint="eastAsia"/>
+              </w:rPr>
+              <w:t>s</w:t>
+            </w:r>
+            <w:r>
+              <w:t>etTextOff</w:t>
+            </w:r>
+            <w:proofErr w:type="spellEnd"/>
+          </w:p>
+        </w:tc>
+        <w:tc>
+          <w:tcPr>
+            <w:tcW w:w="2764" w:type="dxa"/>
+          </w:tcPr>
+          <w:p>
+            <w:pPr>
+              <w:rPr>
+                <w:rFonts w:hint="eastAsia"/>
+              </w:rPr>
+            </w:pPr>
+            <w:r>
+              <w:rPr>
+                <w:rFonts w:hint="eastAsia"/>
+              </w:rPr>
+              <w:t>设置右侧关闭时的文本</w:t>
+            </w:r>
+          </w:p>
+        </w:tc>
+      </w:tr>
+      <w:tr>
+        <w:tc>
+          <w:tcPr>
+            <w:tcW w:w="2763" w:type="dxa"/>
+          </w:tcPr>
+          <w:p>
+            <w:pPr>
+              <w:rPr>
+                <w:rFonts w:hint="eastAsia"/>
+              </w:rPr>
+            </w:pPr>
+            <w:proofErr w:type="spellStart"/>
+            <w:r>
+              <w:rPr>
+                <w:rFonts w:hint="eastAsia"/>
+              </w:rPr>
+              <w:t>s</w:t>
+            </w:r>
+            <w:r>
+              <w:t>witchPadding</w:t>
+            </w:r>
+            <w:proofErr w:type="spellEnd"/>
+          </w:p>
+        </w:tc>
+        <w:tc>
+          <w:tcPr>
+            <w:tcW w:w="2763" w:type="dxa"/>
+          </w:tcPr>
+          <w:p>
+            <w:proofErr w:type="spellStart"/>
+            <w:r>
+              <w:rPr>
+                <w:rFonts w:hint="eastAsia"/>
+              </w:rPr>
+              <w:t>s</w:t>
+            </w:r>
+            <w:r>
+              <w:t>etSwitchPadding</w:t>
+            </w:r>
+            <w:proofErr w:type="spellEnd"/>
+          </w:p>
+        </w:tc>
+        <w:tc>
+          <w:tcPr>
+            <w:tcW w:w="2764" w:type="dxa"/>
+          </w:tcPr>
+          <w:p>
+            <w:pPr>
+              <w:rPr>
+                <w:rFonts w:hint="eastAsia"/>
+              </w:rPr>
+            </w:pPr>
+            <w:r>
+              <w:rPr>
+                <w:rFonts w:hint="eastAsia"/>
+              </w:rPr>
+              <w:t>设置左右两个开关按钮之间的距离</w:t>
+            </w:r>
+          </w:p>
+        </w:tc>
+      </w:tr>
+      <w:tr>
+        <w:tc>
+          <w:tcPr>
+            <w:tcW w:w="2763" w:type="dxa"/>
+          </w:tcPr>
+          <w:p>
+            <w:proofErr w:type="spellStart"/>
+            <w:r>
+              <w:t>thumbTextPadding</w:t>
+            </w:r>
+            <w:proofErr w:type="spellEnd"/>
+          </w:p>
+        </w:tc>
+        <w:tc>
+          <w:tcPr>
+            <w:tcW w:w="2763" w:type="dxa"/>
+          </w:tcPr>
+          <w:p>
+            <w:pPr>
+              <w:rPr>
+                <w:rFonts w:hint="eastAsia"/>
+              </w:rPr>
+            </w:pPr>
+            <w:proofErr w:type="spellStart"/>
+            <w:r>
+              <w:rPr>
+                <w:rFonts w:hint="eastAsia"/>
+              </w:rPr>
+              <w:t>s</w:t>
+            </w:r>
+            <w:r>
+              <w:t>etThumbTextPadding</w:t>
+            </w:r>
+            <w:proofErr w:type="spellEnd"/>
+          </w:p>
+        </w:tc>
+        <w:tc>
+          <w:tcPr>
+            <w:tcW w:w="2764" w:type="dxa"/>
+          </w:tcPr>
+          <w:p>
+            <w:pPr>
+              <w:rPr>
+                <w:rFonts w:hint="eastAsia"/>
+              </w:rPr>
+            </w:pPr>
+            <w:r>
+              <w:rPr>
+                <w:rFonts w:hint="eastAsia"/>
+              </w:rPr>
+              <w:t>设置文本左右两边的距离，如果设置了该属性，</w:t>
+            </w:r>
+            <w:proofErr w:type="spellStart"/>
+            <w:r>
+              <w:rPr>
+                <w:rFonts w:hint="eastAsia"/>
+              </w:rPr>
+              <w:t>switch</w:t>
+            </w:r>
+            <w:r>
+              <w:t>Padding</w:t>
+            </w:r>
+            <w:proofErr w:type="spellEnd"/>
+            <w:r>
+              <w:t xml:space="preserve"> </w:t>
+            </w:r>
+            <w:r>
+              <w:rPr>
+                <w:rFonts w:hint="eastAsia"/>
+              </w:rPr>
+              <w:t>属性失效</w:t>
+            </w:r>
+          </w:p>
+        </w:tc>
+      </w:tr>
+      <w:tr>
+        <w:tc>
+          <w:tcPr>
+            <w:tcW w:w="2763" w:type="dxa"/>
+          </w:tcPr>
+          <w:p>
+            <w:pPr>
+              <w:rPr>
+                <w:rFonts w:hint="eastAsia"/>
+              </w:rPr>
+            </w:pPr>
+            <w:r>
+              <w:t>thumb</w:t>
+            </w:r>
+          </w:p>
+        </w:tc>
+        <w:tc>
+          <w:tcPr>
+            <w:tcW w:w="2763" w:type="dxa"/>
+          </w:tcPr>
+          <w:p>
+            <w:proofErr w:type="spellStart"/>
+            <w:r>
+              <w:rPr>
+                <w:rFonts w:hint="eastAsia"/>
+              </w:rPr>
+              <w:t>s</w:t>
+            </w:r>
+            <w:r>
+              <w:t>etThumbDrawable</w:t>
+            </w:r>
+            <w:proofErr w:type="spellEnd"/>
+          </w:p>
+          <w:p>
+            <w:r>
+              <w:t>/</w:t>
+            </w:r>
+            <w:proofErr w:type="spellStart"/>
+            <w:r>
+              <w:t>setThumbResources</w:t>
+            </w:r>
+            <w:proofErr w:type="spellEnd"/>
+          </w:p>
+        </w:tc>
+        <w:tc>
+          <w:tcPr>
+            <w:tcW w:w="2764" w:type="dxa"/>
+          </w:tcPr>
+          <w:p>
+            <w:pPr>
+              <w:rPr>
+                <w:rFonts w:hint="eastAsia"/>
+              </w:rPr>
+            </w:pPr>
+            <w:r>
+              <w:rPr>
+                <w:rFonts w:hint="eastAsia"/>
+              </w:rPr>
+              <w:t>设置开关轨道的背景</w:t>
+            </w:r>
+          </w:p>
+        </w:tc>
+      </w:tr>
+      <w:tr>
+        <w:tc>
+          <w:tcPr>
+            <w:tcW w:w="2763" w:type="dxa"/>
+          </w:tcPr>
+          <w:p>
+            <w:r>
+              <w:t>t</w:t>
+            </w:r>
+            <w:r>
+              <w:rPr>
+                <w:rFonts w:hint="eastAsia"/>
+              </w:rPr>
+              <w:t>rack</w:t>
+            </w:r>
+          </w:p>
+        </w:tc>
+        <w:tc>
+          <w:tcPr>
+            <w:tcW w:w="2763" w:type="dxa"/>
+          </w:tcPr>
+          <w:p>
+            <w:proofErr w:type="spellStart"/>
+            <w:r>
+              <w:rPr>
+                <w:rFonts w:hint="eastAsia"/>
+              </w:rPr>
+              <w:t>s</w:t>
+            </w:r>
+            <w:r>
+              <w:t>etTrackDrawable</w:t>
+            </w:r>
+            <w:proofErr w:type="spellEnd"/>
+            <w:r>
+              <w:t>/</w:t>
+            </w:r>
+          </w:p>
+          <w:p>
+            <w:pPr>
+              <w:rPr>
+                <w:rFonts w:hint="eastAsia"/>
+              </w:rPr>
+            </w:pPr>
+            <w:proofErr w:type="spellStart"/>
+            <w:r>
+              <w:rPr>
+                <w:rFonts w:hint="eastAsia"/>
+              </w:rPr>
+              <w:t>s</w:t>
+            </w:r>
+            <w:r>
+              <w:t>etTrackResources</w:t>
+            </w:r>
+            <w:proofErr w:type="spellEnd"/>
+          </w:p>
+        </w:tc>
+        <w:tc>
+          <w:tcPr>
+            <w:tcW w:w="2764" w:type="dxa"/>
+          </w:tcPr>
+          <w:p>
+            <w:r>
+              <w:rPr>
+                <w:rFonts w:hint="eastAsia"/>
+              </w:rPr>
+              <w:t>设置开关标识的图标</w:t>
+            </w:r>
+          </w:p>
+        </w:tc>
+      </w:tr>
+    </w:tbl>
+    <w:p/>
+    <w:p/>
+    <w:p>
+      <w:pPr>
+        <w:rPr>
+          <w:rFonts w:hint="eastAsia"/>
+        </w:rPr>
+      </w:pPr>
+    </w:p>
+    <w:p>
+      <w:pPr>
+        <w:pStyle w:val="5"/>
+      </w:pPr>
+      <w:r>
+        <w:rPr>
+          <w:rFonts w:hint="eastAsia"/>
+        </w:rPr>
+        <w:t xml:space="preserve">单选按钮 </w:t>
+      </w:r>
+      <w:proofErr w:type="spellStart"/>
+      <w:r>
+        <w:t>RadioButton</w:t>
+      </w:r>
+      <w:proofErr w:type="spellEnd"/>
+    </w:p>
+    <w:p>
+      <w:r>
+        <w:tab/>
+      </w:r>
+      <w:r>
+        <w:rPr>
+          <w:rFonts w:hint="eastAsia"/>
+        </w:rPr>
+        <w:t xml:space="preserve">属性 </w:t>
+      </w:r>
+    </w:p>
+    <w:p>
+      <w:r>
+        <w:tab/>
+      </w:r>
+      <w:r>
+        <w:tab/>
+      </w:r>
+      <w:r>
+        <w:rPr>
+          <w:rFonts w:hint="eastAsia"/>
+        </w:rPr>
+        <w:t>button</w:t>
+      </w:r>
+      <w:r>
+        <w:t xml:space="preserve">: </w:t>
+      </w:r>
+      <w:r>
+        <w:rPr>
+          <w:rFonts w:hint="eastAsia"/>
+        </w:rPr>
+        <w:t>用于图标大小要求不高，间隔要求也不高的场合</w:t>
+      </w:r>
+    </w:p>
+    <w:p>
+      <w:r>
+        <w:tab/>
+      </w:r>
+      <w:r>
+        <w:tab/>
+        <w:t>background:</w:t>
+      </w:r>
+      <w:r>
+        <w:rPr>
+          <w:rFonts w:hint="eastAsia"/>
+        </w:rPr>
+        <w:t>用于能够以较大空间显示图标的场合</w:t>
+      </w:r>
+    </w:p>
+    <w:p>
+      <w:r>
+        <w:tab/>
+      </w:r>
+      <w:r>
+        <w:tab/>
+      </w:r>
+      <w:proofErr w:type="spellStart"/>
+      <w:r>
+        <w:t>drawableleft</w:t>
+      </w:r>
+      <w:proofErr w:type="spellEnd"/>
+      <w:r>
+        <w:t>:</w:t>
+      </w:r>
+      <w:r>
+        <w:rPr>
+          <w:rFonts w:hint="eastAsia"/>
+        </w:rPr>
+        <w:t>主要用于对图标与文字之间的间隔有要求的场合。</w:t>
+      </w:r>
+    </w:p>
+    <w:p>
+      <w:r>
+        <w:tab/>
+      </w:r>
+    </w:p>
+    <w:p>
+      <w:pPr>
+        <w:pStyle w:val="5"/>
+      </w:pPr>
+      <w:r>
+        <w:rPr>
+          <w:rFonts w:hint="eastAsia"/>
+        </w:rPr>
+        <w:lastRenderedPageBreak/>
+        <w:t>适配视图基础。</w:t>
+      </w:r>
+    </w:p>
+    <w:p>
+      <w:pPr>
+        <w:rPr>
+          <w:rStyle w:val="aa"/>
+        </w:rPr>
+      </w:pPr>
+      <w:r>
+        <w:rPr>
+          <w:rStyle w:val="aa"/>
+          <w:rFonts w:hint="eastAsia"/>
+        </w:rPr>
+        <w:t xml:space="preserve">下拉框 </w:t>
+      </w:r>
+      <w:r>
+        <w:rPr>
+          <w:rStyle w:val="aa"/>
+        </w:rPr>
+        <w:t>Spinner</w:t>
+      </w:r>
+    </w:p>
+    <w:p>
+      <w:pPr>
+        <w:rPr>
+          <w:rStyle w:val="aa"/>
+        </w:rPr>
+      </w:pPr>
+      <w:r>
+        <w:rPr>
+          <w:rStyle w:val="aa"/>
+        </w:rPr>
+        <w:tab/>
+      </w:r>
+      <w:r>
+        <w:rPr>
+          <w:rStyle w:val="aa"/>
+          <w:rFonts w:hint="eastAsia"/>
+        </w:rPr>
+        <w:t>方法：</w:t>
+      </w:r>
+    </w:p>
+    <w:p>
+      <w:pPr>
+        <w:rPr>
+          <w:rStyle w:val="aa"/>
+        </w:rPr>
+      </w:pPr>
+      <w:r>
+        <w:rPr>
+          <w:rStyle w:val="aa"/>
+        </w:rPr>
+        <w:tab/>
+      </w:r>
+      <w:proofErr w:type="spellStart"/>
+      <w:r>
+        <w:rPr>
+          <w:rStyle w:val="aa"/>
+        </w:rPr>
+        <w:t>setPrompt</w:t>
+      </w:r>
+      <w:proofErr w:type="spellEnd"/>
+      <w:r>
+        <w:rPr>
+          <w:rStyle w:val="aa"/>
+        </w:rPr>
+        <w:t xml:space="preserve"> </w:t>
+      </w:r>
+      <w:r>
+        <w:rPr>
+          <w:rStyle w:val="aa"/>
+          <w:rFonts w:hint="eastAsia"/>
+        </w:rPr>
+        <w:t>设置标题文字</w:t>
+      </w:r>
+    </w:p>
+    <w:p>
+      <w:pPr>
+        <w:rPr>
+          <w:rStyle w:val="aa"/>
+        </w:rPr>
+      </w:pPr>
+      <w:r>
+        <w:rPr>
+          <w:rStyle w:val="aa"/>
+        </w:rPr>
+        <w:tab/>
+      </w:r>
+      <w:proofErr w:type="spellStart"/>
+      <w:r>
+        <w:rPr>
+          <w:rStyle w:val="aa"/>
+        </w:rPr>
+        <w:t>setAdapter</w:t>
+      </w:r>
+      <w:proofErr w:type="spellEnd"/>
+      <w:r>
+        <w:rPr>
+          <w:rStyle w:val="aa"/>
+        </w:rPr>
+        <w:t xml:space="preserve"> </w:t>
+      </w:r>
+      <w:r>
+        <w:rPr>
+          <w:rStyle w:val="aa"/>
+          <w:rFonts w:hint="eastAsia"/>
+        </w:rPr>
+        <w:t>设置下拉列表的适配器</w:t>
+      </w:r>
+    </w:p>
+    <w:p>
+      <w:pPr>
+        <w:rPr>
+          <w:rStyle w:val="aa"/>
+        </w:rPr>
+      </w:pPr>
+      <w:r>
+        <w:rPr>
+          <w:rStyle w:val="aa"/>
+        </w:rPr>
+        <w:tab/>
+      </w:r>
+      <w:proofErr w:type="spellStart"/>
+      <w:r>
+        <w:rPr>
+          <w:rStyle w:val="aa"/>
+        </w:rPr>
+        <w:t>setSelection</w:t>
+      </w:r>
+      <w:proofErr w:type="spellEnd"/>
+      <w:r>
+        <w:rPr>
+          <w:rStyle w:val="aa"/>
+        </w:rPr>
+        <w:t xml:space="preserve"> </w:t>
+      </w:r>
+      <w:r>
+        <w:rPr>
+          <w:rStyle w:val="aa"/>
+          <w:rFonts w:hint="eastAsia"/>
+        </w:rPr>
+        <w:t>设置当前选中哪一项</w:t>
+      </w:r>
+    </w:p>
+    <w:p>
+      <w:pPr>
+        <w:rPr>
+          <w:rStyle w:val="aa"/>
+        </w:rPr>
+      </w:pPr>
+      <w:r>
+        <w:rPr>
+          <w:rStyle w:val="aa"/>
+        </w:rPr>
+        <w:tab/>
+      </w:r>
+      <w:proofErr w:type="spellStart"/>
+      <w:r>
+        <w:rPr>
+          <w:rStyle w:val="aa"/>
+        </w:rPr>
+        <w:t>setOnItemSelectedListener</w:t>
+      </w:r>
+      <w:proofErr w:type="spellEnd"/>
+      <w:r>
+        <w:rPr>
+          <w:rStyle w:val="aa"/>
+        </w:rPr>
+        <w:t xml:space="preserve"> </w:t>
+      </w:r>
+      <w:r>
+        <w:rPr>
+          <w:rStyle w:val="aa"/>
+          <w:rFonts w:hint="eastAsia"/>
+        </w:rPr>
+        <w:t>设置下拉列表选中监听器</w:t>
+      </w:r>
+    </w:p>
+    <w:p>
+      <w:pPr>
+        <w:rPr>
+          <w:rStyle w:val="aa"/>
+          <w:rFonts w:hint="eastAsia"/>
+        </w:rPr>
+      </w:pPr>
+      <w:r>
+        <w:rPr>
+          <w:rStyle w:val="aa"/>
+        </w:rPr>
+        <w:tab/>
+      </w:r>
+    </w:p>
+    <w:p>
+      <w:pPr>
+        <w:rPr>
+          <w:rFonts w:hint="eastAsia"/>
+        </w:rPr>
+      </w:pPr>
+    </w:p>
+    <w:p>
+      <w:pPr>
+        <w:rPr>
+          <w:rFonts w:hint="eastAsia"/>
+        </w:rPr>
+      </w:pPr>
+      <w:r>
+        <w:tab/>
+      </w:r>
+      <w:r>
+        <w:rPr>
+          <w:rFonts w:hint="eastAsia"/>
+        </w:rPr>
+        <w:tab/>
+      </w:r>
+    </w:p>
+    <w:p/>
+    <w:p/>
+    <w:p>
+      <w:pPr>
+        <w:rPr>
+          <w:rFonts w:hint="eastAsia"/>
+        </w:rPr>
+      </w:pPr>
+    </w:p>
+    <w:p/>
+    <w:p>
+      <w:pPr>
+        <w:rPr>
+          <w:rFonts w:hint="eastAsia"/>
+        </w:rPr>
+      </w:pPr>
+      <w:r>
+        <w:tab/>
+      </w:r>
+      <w:r>
+        <w:tab/>
+      </w:r>
+    </w:p>
+    <w:p>
+      <w:pPr>
+        <w:rPr>
+          <w:rFonts w:hint="eastAsia"/>
+        </w:rPr>
+      </w:pPr>
+      <w:r>
+        <w:tab/>
+      </w:r>
+    </w:p>
+    <w:p>
+      <w:pPr>
+        <w:rPr>
+          <w:rFonts w:hint="eastAsia"/>
+        </w:rPr>
+      </w:pPr>
+    </w:p>
+    <w:p/>
+    <w:p>
+      <w:pPr>
+        <w:rPr>
+          <w:rFonts w:hint="eastAsia"/>
+        </w:rPr>
       </w:pPr>
     </w:p>
     <w:sectPr>
@@ -6285,6 +7331,33 @@
       <w:szCs w:val="28"/>
     </w:rPr>
   </w:style>
+  <w:style w:type="table" w:styleId="a9">
+    <w:name w:val="Table Grid"/>
+    <w:basedOn w:val="a1"/>
+    <w:uiPriority w:val="39"/>
+    <w:rsid w:val="00B059F6"/>
+    <w:tblPr>
+      <w:tblBorders>
+        <w:top w:val="single" w:sz="4" w:space="0" w:color="auto"/>
+        <w:left w:val="single" w:sz="4" w:space="0" w:color="auto"/>
+        <w:bottom w:val="single" w:sz="4" w:space="0" w:color="auto"/>
+        <w:right w:val="single" w:sz="4" w:space="0" w:color="auto"/>
+        <w:insideH w:val="single" w:sz="4" w:space="0" w:color="auto"/>
+        <w:insideV w:val="single" w:sz="4" w:space="0" w:color="auto"/>
+      </w:tblBorders>
+    </w:tblPr>
+  </w:style>
+  <w:style w:type="character" w:styleId="aa">
+    <w:name w:val="Strong"/>
+    <w:basedOn w:val="a0"/>
+    <w:uiPriority w:val="22"/>
+    <w:qFormat/>
+    <w:rsid w:val="002D7C53"/>
+    <w:rPr>
+      <w:b/>
+      <w:bCs/>
+    </w:rPr>
+  </w:style>
 </w:styles>
 </file>
 
